--- a/方案/智能船机交互系统-核心产品方案-专家版.docx
+++ b/方案/智能船机交互系统-核心产品方案-专家版.docx
@@ -4,7 +4,7 @@
   <w:body>
     <w:p>
       <w:pPr>
-        <w:spacing w:before="720"/>
+        <w:spacing w:before="800"/>
       </w:pPr>
     </w:p>
     <w:p>
@@ -16,7 +16,7 @@
           <w:rFonts w:ascii="微软雅黑" w:hAnsi="微软雅黑" w:eastAsia="微软雅黑"/>
           <w:b/>
           <w:color w:val="164E8C"/>
-          <w:sz w:val="56"/>
+          <w:sz w:val="60"/>
         </w:rPr>
         <w:t>智能船机交互系统</w:t>
       </w:r>
@@ -29,7 +29,7 @@
         <w:rPr>
           <w:rFonts w:ascii="微软雅黑" w:hAnsi="微软雅黑" w:eastAsia="微软雅黑"/>
           <w:color w:val="0B7A6E"/>
-          <w:sz w:val="32"/>
+          <w:sz w:val="34"/>
         </w:rPr>
         <w:t>核心产品技术方案</w:t>
       </w:r>
@@ -41,10 +41,10 @@
       <w:r>
         <w:rPr>
           <w:rFonts w:ascii="微软雅黑" w:hAnsi="微软雅黑" w:eastAsia="微软雅黑"/>
-          <w:color w:val="555555"/>
-          <w:sz w:val="22"/>
+          <w:color w:val="666666"/>
+          <w:sz w:val="23"/>
         </w:rPr>
-        <w:t>软硬件一体的船端人机协同驾控中枢 · 看 · 问 · 操 · 控</w:t>
+        <w:t>软硬件一体的船端人机协同驾控中枢</w:t>
       </w:r>
     </w:p>
     <w:p/>
@@ -56,8 +56,8 @@
         <w:tblLook w:firstColumn="1" w:firstRow="1" w:lastColumn="0" w:lastRow="0" w:noHBand="0" w:noVBand="1" w:val="04A0"/>
       </w:tblPr>
       <w:tblGrid>
-        <w:gridCol w:w="4320"/>
-        <w:gridCol w:w="4320"/>
+        <w:gridCol w:w="4646"/>
+        <w:gridCol w:w="4646"/>
       </w:tblGrid>
       <w:tr>
         <w:tc>
@@ -71,7 +71,7 @@
               <w:rPr>
                 <w:rFonts w:ascii="微软雅黑" w:hAnsi="微软雅黑" w:eastAsia="微软雅黑"/>
                 <w:b/>
-                <w:sz w:val="20"/>
+                <w:sz w:val="21"/>
               </w:rPr>
               <w:t>文档版本</w:t>
             </w:r>
@@ -86,9 +86,9 @@
             <w:r>
               <w:rPr>
                 <w:rFonts w:ascii="微软雅黑" w:hAnsi="微软雅黑" w:eastAsia="微软雅黑"/>
-                <w:sz w:val="20"/>
+                <w:sz w:val="21"/>
               </w:rPr>
-              <w:t>客户/专家版 V1.0</w:t>
+              <w:t>V1.0</w:t>
             </w:r>
           </w:p>
         </w:tc>
@@ -105,41 +105,7 @@
               <w:rPr>
                 <w:rFonts w:ascii="微软雅黑" w:hAnsi="微软雅黑" w:eastAsia="微软雅黑"/>
                 <w:b/>
-                <w:sz w:val="20"/>
-              </w:rPr>
-              <w:t>适用读者</w:t>
-            </w:r>
-          </w:p>
-        </w:tc>
-        <w:tc>
-          <w:tcPr>
-            <w:tcW w:type="dxa" w:w="6236"/>
-          </w:tcPr>
-          <w:p>
-            <w:r/>
-            <w:r>
-              <w:rPr>
-                <w:rFonts w:ascii="微软雅黑" w:hAnsi="微软雅黑" w:eastAsia="微软雅黑"/>
-                <w:sz w:val="20"/>
-              </w:rPr>
-              <w:t>技术评审 / 行业专家 / 信息与安全评审</w:t>
-            </w:r>
-          </w:p>
-        </w:tc>
-      </w:tr>
-      <w:tr>
-        <w:tc>
-          <w:tcPr>
-            <w:tcW w:type="dxa" w:w="2268"/>
-            <w:shd w:val="clear" w:color="auto" w:fill="EAF0F8"/>
-          </w:tcPr>
-          <w:p>
-            <w:r/>
-            <w:r>
-              <w:rPr>
-                <w:rFonts w:ascii="微软雅黑" w:hAnsi="微软雅黑" w:eastAsia="微软雅黑"/>
-                <w:b/>
-                <w:sz w:val="20"/>
+                <w:sz w:val="21"/>
               </w:rPr>
               <w:t>文档性质</w:t>
             </w:r>
@@ -154,7 +120,7 @@
             <w:r>
               <w:rPr>
                 <w:rFonts w:ascii="微软雅黑" w:hAnsi="微软雅黑" w:eastAsia="微软雅黑"/>
-                <w:sz w:val="20"/>
+                <w:sz w:val="21"/>
               </w:rPr>
               <w:t>产品级技术方案</w:t>
             </w:r>
@@ -173,7 +139,41 @@
               <w:rPr>
                 <w:rFonts w:ascii="微软雅黑" w:hAnsi="微软雅黑" w:eastAsia="微软雅黑"/>
                 <w:b/>
-                <w:sz w:val="20"/>
+                <w:sz w:val="21"/>
+              </w:rPr>
+              <w:t>适用读者</w:t>
+            </w:r>
+          </w:p>
+        </w:tc>
+        <w:tc>
+          <w:tcPr>
+            <w:tcW w:type="dxa" w:w="6236"/>
+          </w:tcPr>
+          <w:p>
+            <w:r/>
+            <w:r>
+              <w:rPr>
+                <w:rFonts w:ascii="微软雅黑" w:hAnsi="微软雅黑" w:eastAsia="微软雅黑"/>
+                <w:sz w:val="21"/>
+              </w:rPr>
+              <w:t>船东与航运企业 · 技术评审 · 行业专家</w:t>
+            </w:r>
+          </w:p>
+        </w:tc>
+      </w:tr>
+      <w:tr>
+        <w:tc>
+          <w:tcPr>
+            <w:tcW w:type="dxa" w:w="2268"/>
+            <w:shd w:val="clear" w:color="auto" w:fill="EAF0F8"/>
+          </w:tcPr>
+          <w:p>
+            <w:r/>
+            <w:r>
+              <w:rPr>
+                <w:rFonts w:ascii="微软雅黑" w:hAnsi="微软雅黑" w:eastAsia="微软雅黑"/>
+                <w:b/>
+                <w:sz w:val="21"/>
               </w:rPr>
               <w:t>编制日期</w:t>
             </w:r>
@@ -188,7 +188,7 @@
             <w:r>
               <w:rPr>
                 <w:rFonts w:ascii="微软雅黑" w:hAnsi="微软雅黑" w:eastAsia="微软雅黑"/>
-                <w:sz w:val="20"/>
+                <w:sz w:val="21"/>
               </w:rPr>
               <w:t>2026 年 6 月</w:t>
             </w:r>
@@ -203,7 +203,7 @@
     </w:p>
     <w:p>
       <w:pPr>
-        <w:spacing w:before="240" w:after="80"/>
+        <w:spacing w:before="320" w:after="120"/>
         <w:pBdr>
           <w:bottom w:val="single" w:sz="6" w:space="4" w:color="164E8C"/>
         </w:pBdr>
@@ -215,18 +215,35 @@
           <w:color w:val="164E8C"/>
           <w:sz w:val="30"/>
         </w:rPr>
-        <w:t>一、产品概述与定位</w:t>
+        <w:t>一、项目背景与产品定位</w:t>
       </w:r>
     </w:p>
     <w:p>
+      <w:pPr>
+        <w:jc w:val="both"/>
+      </w:pPr>
       <w:r>
         <w:rPr>
           <w:rFonts w:ascii="微软雅黑" w:hAnsi="微软雅黑" w:eastAsia="微软雅黑"/>
         </w:rPr>
-        <w:t>船舶智能化的真正瓶颈不在“单船自动化”,而在底层数据割裂、协议各异、系统成孤岛——结果是驾驶舱体验割裂、安全管控弱、船岸两张皮,且无法快速复制、无法持续沉淀数据资产。</w:t>
+        <w:t>近年来,智能航运、绿色航运与远程运维加速推进,船舶的运行方式正从传统的"船上单点驾驶"向"船端智能、岸端协同、数据贯通"演进。然而在大量在役与新造船舶上,真正制约智能化落地的,往往并不是缺少某一台先进设备,而是船上数十类设备分属不同厂家、采用不同协议、各自维护着一套独立的界面与数据口径。其直接后果是:驾驶台与机舱人员不得不在多套系统之间反复切换;真正关键的告警淹没在大量无差别的提示之中;船端与岸端各自只掌握一部分信息,难以形成统一的运行态势。更深一层的问题在于,这些彼此割裂的数据无法沉淀为可复用的资产,每一条船都要从头集成一遍,既难以快速复制,也难以为后续的预测性维护与智能分析打下基础。</w:t>
       </w:r>
     </w:p>
     <w:p>
+      <w:pPr>
+        <w:jc w:val="both"/>
+      </w:pPr>
+      <w:r>
+        <w:rPr>
+          <w:rFonts w:ascii="微软雅黑" w:hAnsi="微软雅黑" w:eastAsia="微软雅黑"/>
+        </w:rPr>
+        <w:t>智能船机交互系统正是针对这一根本问题而设计。它是一套软硬件一体的船端人机协同驾控中枢:在一套统一、稳定的 AI-IoT 数据底座之上,把全船设备的数据标准化地汇聚起来,再以船员能够直接使用的方式,呈现为"看得见、问得清、操得动、控得住"的统一体验,并可顺势向岸端延伸,支撑远程监管、远程协助与人员培训。在结构上,系统分为两层:底层负责异构设备数据的接入、解析与标准化,解决"设备到数据"的问题;上层负责把标准化的数据转化为驾控体验与操作能力,解决"数据到人机"的问题。两层之间以明确的接口契约衔接,可以各自独立演进——底层增加新设备、新协议时上层无须改动,上层增加新界面、新场景时底层保持不变。这种分层,正是产品能够在不同船型上快速复制、并支撑长期迭代的根基。</w:t>
+      </w:r>
+    </w:p>
+    <w:p>
+      <w:pPr>
+        <w:jc w:val="both"/>
+      </w:pPr>
       <w:r>
         <w:rPr>
           <w:rFonts w:ascii="微软雅黑" w:hAnsi="微软雅黑" w:eastAsia="微软雅黑"/>
@@ -237,26 +254,24 @@
           <w:rFonts w:ascii="微软雅黑" w:hAnsi="微软雅黑" w:eastAsia="微软雅黑"/>
           <w:b/>
         </w:rPr>
-        <w:t>智能船机交互系统</w:t>
+        <w:t>本项目以实船应用为目标。</w:t>
       </w:r>
       <w:r>
         <w:rPr>
           <w:rFonts w:ascii="微软雅黑" w:hAnsi="微软雅黑" w:eastAsia="微软雅黑"/>
         </w:rPr>
-        <w:t>是软硬件一体的船端人机协同驾控中枢:在一套不变的 AI-IoT 数据底座之上,把全船设备数据变成船员能</w:t>
+        <w:t xml:space="preserve"> 系统将在真实营运船舶上完成安装、联调与试运行,在实船环境中检验设备接入的稳定性、数据的准确性与人机交互的可用性;待实船稳定运行、积累足够运行数据之后,再依据船级社相关规范推进 CCS 认证,使产品从"工程可用"走向"规范可认证"。换言之,认证建立在真实船舶运行与现场验证的基础之上,是项目自然推进的下一步,而非一句口头承诺。</w:t>
       </w:r>
-      <w:r>
-        <w:rPr>
-          <w:rFonts w:ascii="微软雅黑" w:hAnsi="微软雅黑" w:eastAsia="微软雅黑"/>
-          <w:b/>
-        </w:rPr>
-        <w:t>看、能问、能操、能控</w:t>
-      </w:r>
+    </w:p>
+    <w:p>
+      <w:pPr>
+        <w:jc w:val="both"/>
+      </w:pPr>
       <w:r>
         <w:rPr>
           <w:rFonts w:ascii="微软雅黑" w:hAnsi="微软雅黑" w:eastAsia="微软雅黑"/>
         </w:rPr>
-        <w:t>的统一体验,并向岸端延伸为远控、监管与培训能力。底座负责“设备→数据”的标准化接入,产品负责“数据→人机驾控”的体验与操控,两层各自演进、互不绑死。</w:t>
+        <w:t>在已交付的同类应用中,这种软硬件一体、统一接入的形态相比传统多厂家分散集成的方式,在管理成本、现场交付周期与日常运维成本三方面均有明显改善,典型量级如下。</w:t>
       </w:r>
     </w:p>
     <w:tbl>
@@ -266,15 +281,15 @@
         <w:tblLook w:firstColumn="1" w:firstRow="1" w:lastColumn="0" w:lastRow="0" w:noHBand="0" w:noVBand="1" w:val="04A0"/>
       </w:tblPr>
       <w:tblGrid>
-        <w:gridCol w:w="2160"/>
-        <w:gridCol w:w="2160"/>
-        <w:gridCol w:w="2160"/>
-        <w:gridCol w:w="2160"/>
+        <w:gridCol w:w="2323"/>
+        <w:gridCol w:w="2323"/>
+        <w:gridCol w:w="2323"/>
+        <w:gridCol w:w="2323"/>
       </w:tblGrid>
       <w:tr>
         <w:tc>
           <w:tcPr>
-            <w:tcW w:type="dxa" w:w="2160"/>
+            <w:tcW w:type="dxa" w:w="2323"/>
             <w:shd w:val="clear" w:color="auto" w:fill="164E8C"/>
           </w:tcPr>
           <w:p>
@@ -308,7 +323,7 @@
         </w:tc>
         <w:tc>
           <w:tcPr>
-            <w:tcW w:type="dxa" w:w="2160"/>
+            <w:tcW w:type="dxa" w:w="2323"/>
             <w:shd w:val="clear" w:color="auto" w:fill="164E8C"/>
           </w:tcPr>
           <w:p>
@@ -336,13 +351,13 @@
                 <w:color w:val="DDE6F2"/>
                 <w:sz w:val="19"/>
               </w:rPr>
-              <w:t>交付时间</w:t>
+              <w:t>交付周期</w:t>
             </w:r>
           </w:p>
         </w:tc>
         <w:tc>
           <w:tcPr>
-            <w:tcW w:type="dxa" w:w="2160"/>
+            <w:tcW w:type="dxa" w:w="2323"/>
             <w:shd w:val="clear" w:color="auto" w:fill="164E8C"/>
           </w:tcPr>
           <w:p>
@@ -370,13 +385,13 @@
                 <w:color w:val="DDE6F2"/>
                 <w:sz w:val="19"/>
               </w:rPr>
-              <w:t>维护成本</w:t>
+              <w:t>运维成本</w:t>
             </w:r>
           </w:p>
         </w:tc>
         <w:tc>
           <w:tcPr>
-            <w:tcW w:type="dxa" w:w="2160"/>
+            <w:tcW w:type="dxa" w:w="2323"/>
             <w:shd w:val="clear" w:color="auto" w:fill="164E8C"/>
           </w:tcPr>
           <w:p>
@@ -404,7 +419,7 @@
                 <w:color w:val="DDE6F2"/>
                 <w:sz w:val="19"/>
               </w:rPr>
-              <w:t>设备接入/终端</w:t>
+              <w:t>单台终端接入设备</w:t>
             </w:r>
           </w:p>
         </w:tc>
@@ -412,21 +427,12 @@
     </w:tbl>
     <w:p>
       <w:pPr>
-        <w:spacing w:after="160"/>
-        <w:jc w:val="center"/>
+        <w:spacing w:after="120"/>
       </w:pPr>
-      <w:r>
-        <w:rPr>
-          <w:rFonts w:ascii="微软雅黑" w:hAnsi="微软雅黑" w:eastAsia="微软雅黑"/>
-          <w:color w:val="555555"/>
-          <w:sz w:val="17"/>
-        </w:rPr>
-        <w:t>产品自有量化成效(测算口径可备质询)</w:t>
-      </w:r>
     </w:p>
     <w:p>
       <w:pPr>
-        <w:spacing w:before="240" w:after="80"/>
+        <w:spacing w:before="320" w:after="120"/>
         <w:pBdr>
           <w:bottom w:val="single" w:sz="6" w:space="4" w:color="164E8C"/>
         </w:pBdr>
@@ -438,83 +444,40 @@
           <w:color w:val="164E8C"/>
           <w:sz w:val="30"/>
         </w:rPr>
-        <w:t>二、软硬件一体构成(硬件)</w:t>
+        <w:t>二、总体技术架构</w:t>
       </w:r>
     </w:p>
     <w:p>
+      <w:pPr>
+        <w:jc w:val="both"/>
+      </w:pPr>
       <w:r>
         <w:rPr>
           <w:rFonts w:ascii="微软雅黑" w:hAnsi="微软雅黑" w:eastAsia="微软雅黑"/>
         </w:rPr>
-        <w:t xml:space="preserve">产品以一台 </w:t>
+        <w:t>系统采用"边缘采集—消息总线—服务中台—数据存储—可视化运维"的分层架构。现场设备通过串口、网口、CAN、Modbus 等方式接入船端的边缘智能主机,由主机完成协议的初步判别、数据解析与标准化封装;标准化之后的数据并不直接点对点送往各业务模块,而是统一发布到一条消息总线上,再由服务中台,以及驾驶台大屏、机舱屏、移动终端、AI 分析等各方按需订阅。</w:t>
       </w:r>
-      <w:r>
-        <w:rPr>
-          <w:rFonts w:ascii="微软雅黑" w:hAnsi="微软雅黑" w:eastAsia="微软雅黑"/>
-          <w:b/>
-        </w:rPr>
-        <w:t>AI+IoT 智能体 V2.0</w:t>
-      </w:r>
+    </w:p>
+    <w:p>
+      <w:pPr>
+        <w:jc w:val="both"/>
+      </w:pPr>
       <w:r>
         <w:rPr>
           <w:rFonts w:ascii="微软雅黑" w:hAnsi="微软雅黑" w:eastAsia="微软雅黑"/>
         </w:rPr>
-        <w:t xml:space="preserve"> 边缘主机为心脏,一台终端汇聚全船设备,纯血国产、工业级、面向航运环境设计。</w:t>
+        <w:t>之所以以消息总线作为系统的"脊椎",而不是让各模块彼此直接调用,是出于三方面的工程考虑。首先,同一份设备数据可以被多个业务同时订阅,驾驶台大屏、告警系统、健康评分与 AI 诊断各取所需而互不阻塞。其次,采集端与服务端因此得以解耦,既可以分别部署、分别升级,也为"船端自治、岸端汇聚"的船岸协同留出了空间。最后,系统的扩展代价被显著降低——新增一个数据消费方,只是多了一个订阅者,而无须改动既有链路。</w:t>
       </w:r>
     </w:p>
-    <w:tbl>
-      <w:tblPr>
-        <w:tblW w:type="auto" w:w="0"/>
-        <w:jc w:val="center"/>
-        <w:tblLook w:firstColumn="1" w:firstRow="1" w:lastColumn="0" w:lastRow="0" w:noHBand="0" w:noVBand="1" w:val="04A0"/>
-      </w:tblPr>
-      <w:tblGrid>
-        <w:gridCol w:w="8640"/>
-      </w:tblGrid>
-      <w:tr>
-        <w:tc>
-          <w:tcPr>
-            <w:tcW w:type="dxa" w:w="9071"/>
-            <w:shd w:val="clear" w:color="auto" w:fill="EAF0F8"/>
-          </w:tcPr>
-          <w:p>
-            <w:pPr>
-              <w:spacing w:before="440" w:after="440"/>
-              <w:jc w:val="center"/>
-            </w:pPr>
-            <w:r>
-              <w:rPr>
-                <w:rFonts w:ascii="微软雅黑" w:hAnsi="微软雅黑" w:eastAsia="微软雅黑"/>
-                <w:i/>
-                <w:color w:val="555555"/>
-                <w:sz w:val="19"/>
-              </w:rPr>
-              <w:t>〔此处插入图片〕  请插入产品外观与核心亮点montage(含 -50%/-60%/-55% 三指标条)</w:t>
-            </w:r>
-          </w:p>
-        </w:tc>
-      </w:tr>
-    </w:tbl>
     <w:p>
       <w:pPr>
-        <w:spacing w:after="160"/>
-        <w:jc w:val="center"/>
+        <w:jc w:val="both"/>
       </w:pPr>
       <w:r>
         <w:rPr>
           <w:rFonts w:ascii="微软雅黑" w:hAnsi="微软雅黑" w:eastAsia="微软雅黑"/>
-          <w:color w:val="555555"/>
-          <w:sz w:val="18"/>
         </w:rPr>
-        <w:t>图 1 · AI+IoT 智能体 V2.0:纯血国产灵汐芯片 / 全新机箱 / 多协议适配 / 设备覆盖(满足 AIS、定位、罗经、雷达、推进等 50+ 设备接入)</w:t>
-      </w:r>
-    </w:p>
-    <w:p>
-      <w:r>
-        <w:rPr>
-          <w:rFonts w:ascii="微软雅黑" w:hAnsi="微软雅黑" w:eastAsia="微软雅黑"/>
-        </w:rPr>
-        <w:t>边缘主机硬件规格(可对外):</w:t>
+        <w:t>真正构成"稳定底座"的,是三套不随版本变动的接口契约。后续无论是接入新设备、新增分析,还是扩展前端,改动都只发生在契约内部,而契约本身保持不变,这也是"底座不变"的精确含义。</w:t>
       </w:r>
     </w:p>
     <w:tbl>
@@ -525,13 +488,13 @@
         <w:tblLook w:firstColumn="1" w:firstRow="1" w:lastColumn="0" w:lastRow="0" w:noHBand="0" w:noVBand="1" w:val="04A0"/>
       </w:tblPr>
       <w:tblGrid>
-        <w:gridCol w:w="4320"/>
-        <w:gridCol w:w="4320"/>
+        <w:gridCol w:w="4646"/>
+        <w:gridCol w:w="4646"/>
       </w:tblGrid>
       <w:tr>
         <w:tc>
           <w:tcPr>
-            <w:tcW w:type="dxa" w:w="1984"/>
+            <w:tcW w:type="dxa" w:w="2381"/>
             <w:shd w:val="clear" w:color="auto" w:fill="164E8C"/>
           </w:tcPr>
           <w:p>
@@ -543,13 +506,272 @@
                 <w:color w:val="FFFFFF"/>
                 <w:sz w:val="20"/>
               </w:rPr>
-              <w:t>项</w:t>
+              <w:t>契约</w:t>
             </w:r>
           </w:p>
         </w:tc>
         <w:tc>
           <w:tcPr>
-            <w:tcW w:type="dxa" w:w="7087"/>
+            <w:tcW w:type="dxa" w:w="6406"/>
+            <w:shd w:val="clear" w:color="auto" w:fill="164E8C"/>
+          </w:tcPr>
+          <w:p>
+            <w:r/>
+            <w:r>
+              <w:rPr>
+                <w:rFonts w:ascii="微软雅黑" w:hAnsi="微软雅黑" w:eastAsia="微软雅黑"/>
+                <w:b/>
+                <w:color w:val="FFFFFF"/>
+                <w:sz w:val="20"/>
+              </w:rPr>
+              <w:t>内容</w:t>
+            </w:r>
+          </w:p>
+        </w:tc>
+      </w:tr>
+      <w:tr>
+        <w:tc>
+          <w:tcPr>
+            <w:tcW w:type="dxa" w:w="2381"/>
+          </w:tcPr>
+          <w:p>
+            <w:r/>
+            <w:r>
+              <w:rPr>
+                <w:rFonts w:ascii="微软雅黑" w:hAnsi="微软雅黑" w:eastAsia="微软雅黑"/>
+                <w:sz w:val="20"/>
+              </w:rPr>
+              <w:t>消息总线主题命名空间</w:t>
+            </w:r>
+          </w:p>
+        </w:tc>
+        <w:tc>
+          <w:tcPr>
+            <w:tcW w:type="dxa" w:w="6406"/>
+          </w:tcPr>
+          <w:p>
+            <w:r/>
+            <w:r>
+              <w:rPr>
+                <w:rFonts w:ascii="微软雅黑" w:hAnsi="微软雅黑" w:eastAsia="微软雅黑"/>
+                <w:sz w:val="20"/>
+              </w:rPr>
+              <w:t>标准设备数据、设备状态、采集与解析异常、动态端口绑定,以及未知设备识别的四段式流程(请求、待确认、进度、确认)</w:t>
+            </w:r>
+          </w:p>
+        </w:tc>
+      </w:tr>
+      <w:tr>
+        <w:tc>
+          <w:tcPr>
+            <w:tcW w:type="dxa" w:w="2381"/>
+          </w:tcPr>
+          <w:p>
+            <w:r/>
+            <w:r>
+              <w:rPr>
+                <w:rFonts w:ascii="微软雅黑" w:hAnsi="微软雅黑" w:eastAsia="微软雅黑"/>
+                <w:sz w:val="20"/>
+              </w:rPr>
+              <w:t>核心数据模型</w:t>
+            </w:r>
+          </w:p>
+        </w:tc>
+        <w:tc>
+          <w:tcPr>
+            <w:tcW w:type="dxa" w:w="6406"/>
+          </w:tcPr>
+          <w:p>
+            <w:r/>
+            <w:r>
+              <w:rPr>
+                <w:rFonts w:ascii="微软雅黑" w:hAnsi="微软雅黑" w:eastAsia="微软雅黑"/>
+                <w:sz w:val="20"/>
+              </w:rPr>
+              <w:t>设备台账、告警历史与确认状态、动态设备注册(含字段元信息与端口映射)、原始报文与结构化结果留痕、健康评分规则与历史、端口模板、船舶位置与系统分类</w:t>
+            </w:r>
+          </w:p>
+        </w:tc>
+      </w:tr>
+      <w:tr>
+        <w:tc>
+          <w:tcPr>
+            <w:tcW w:type="dxa" w:w="2381"/>
+          </w:tcPr>
+          <w:p>
+            <w:r/>
+            <w:r>
+              <w:rPr>
+                <w:rFonts w:ascii="微软雅黑" w:hAnsi="微软雅黑" w:eastAsia="微软雅黑"/>
+                <w:sz w:val="20"/>
+              </w:rPr>
+              <w:t>对外接口形态</w:t>
+            </w:r>
+          </w:p>
+        </w:tc>
+        <w:tc>
+          <w:tcPr>
+            <w:tcW w:type="dxa" w:w="6406"/>
+          </w:tcPr>
+          <w:p>
+            <w:r/>
+            <w:r>
+              <w:rPr>
+                <w:rFonts w:ascii="微软雅黑" w:hAnsi="微软雅黑" w:eastAsia="微软雅黑"/>
+                <w:sz w:val="20"/>
+              </w:rPr>
+              <w:t>REST 用于查询与配置落库,WebSocket 用于实时推送,SSE 用于 AI 流式输出,并提供在线接口文档供联调与验收</w:t>
+            </w:r>
+          </w:p>
+        </w:tc>
+      </w:tr>
+    </w:tbl>
+    <w:p>
+      <w:pPr>
+        <w:spacing w:after="40"/>
+      </w:pPr>
+    </w:p>
+    <w:p>
+      <w:pPr>
+        <w:jc w:val="both"/>
+      </w:pPr>
+      <w:r>
+        <w:rPr>
+          <w:rFonts w:ascii="微软雅黑" w:hAnsi="微软雅黑" w:eastAsia="微软雅黑"/>
+        </w:rPr>
+        <w:t>设备的接入分为两种情形。对于已经预置模板的设备,边缘主机依据报文特征自动命中对应模板,完成端口绑定与结构化解析,全程无须人工介入、也不依赖 AI,这是系统稳定性的基本盘。对于现场新增或临时接入的未知设备,系统会自动采集若干帧原始报文,借助本地模型辅助判断其协议类型与字段结构,生成候选解析配置,经现场人员确认后热加载生效,新设备随即进入标准链路并建立动态台账。需要说明的是,AI 在这一环节承担的是"加速接入、缩短初期分析时间"的辅助角色,最终仍由人确认——这一设计在提升效率的同时,保证了接入过程始终可控。</w:t>
+      </w:r>
+    </w:p>
+    <w:p>
+      <w:pPr>
+        <w:jc w:val="both"/>
+      </w:pPr>
+      <w:r>
+        <w:rPr>
+          <w:rFonts w:ascii="微软雅黑" w:hAnsi="微软雅黑" w:eastAsia="微软雅黑"/>
+        </w:rPr>
+        <w:t>对于寄存器结构较为复杂的 Modbus 类设备,其字段的量纲、倍率与报警位定义需要结合厂家寄存器表才能准确解析。这部分资料通常由设备厂家或船东提供,是现场实施前需要预先落实的一项输入,建议在项目启动阶段即明确来源。</w:t>
+      </w:r>
+    </w:p>
+    <w:p>
+      <w:pPr>
+        <w:spacing w:before="320" w:after="120"/>
+        <w:pBdr>
+          <w:bottom w:val="single" w:sz="6" w:space="4" w:color="164E8C"/>
+        </w:pBdr>
+      </w:pPr>
+      <w:r>
+        <w:rPr>
+          <w:rFonts w:ascii="微软雅黑" w:hAnsi="微软雅黑" w:eastAsia="微软雅黑"/>
+          <w:b/>
+          <w:color w:val="164E8C"/>
+          <w:sz w:val="30"/>
+        </w:rPr>
+        <w:t>三、边缘智能主机</w:t>
+      </w:r>
+    </w:p>
+    <w:p>
+      <w:pPr>
+        <w:jc w:val="both"/>
+      </w:pPr>
+      <w:r>
+        <w:rPr>
+          <w:rFonts w:ascii="微软雅黑" w:hAnsi="微软雅黑" w:eastAsia="微软雅黑"/>
+        </w:rPr>
+        <w:t>整套系统的硬件核心,是一台部署在船端的边缘智能主机。它一方面承担全船设备的统一接入、协议解析与数据标准化转发,是数据进入系统的第一道关口;另一方面内置算力,在船端就近完成异常识别、声学分析、虚拟感知与本地诊断等推理任务,即便在与岸端断联的情况下,船端仍能维持基本的自治能力。</w:t>
+      </w:r>
+    </w:p>
+    <w:tbl>
+      <w:tblPr>
+        <w:tblW w:type="auto" w:w="0"/>
+        <w:jc w:val="center"/>
+        <w:tblLook w:firstColumn="1" w:firstRow="1" w:lastColumn="0" w:lastRow="0" w:noHBand="0" w:noVBand="1" w:val="04A0"/>
+      </w:tblPr>
+      <w:tblGrid>
+        <w:gridCol w:w="9292"/>
+      </w:tblGrid>
+      <w:tr>
+        <w:tc>
+          <w:tcPr>
+            <w:tcW w:type="dxa" w:w="8787"/>
+            <w:shd w:val="clear" w:color="auto" w:fill="F2F5F9"/>
+          </w:tcPr>
+          <w:p>
+            <w:pPr>
+              <w:spacing w:before="600" w:after="600"/>
+              <w:jc w:val="center"/>
+            </w:pPr>
+            <w:r>
+              <w:rPr>
+                <w:rFonts w:ascii="微软雅黑" w:hAnsi="微软雅黑" w:eastAsia="微软雅黑"/>
+                <w:color w:val="AAAAAA"/>
+                <w:sz w:val="18"/>
+              </w:rPr>
+              <w:t>产品图（待插入）</w:t>
+            </w:r>
+          </w:p>
+        </w:tc>
+      </w:tr>
+    </w:tbl>
+    <w:p>
+      <w:pPr>
+        <w:spacing w:after="200"/>
+        <w:jc w:val="center"/>
+      </w:pPr>
+      <w:r>
+        <w:rPr>
+          <w:rFonts w:ascii="微软雅黑" w:hAnsi="微软雅黑" w:eastAsia="微软雅黑"/>
+          <w:i/>
+          <w:color w:val="666666"/>
+          <w:sz w:val="18"/>
+        </w:rPr>
+        <w:t>图 1  AI+IoT 智能体 V2.0 边缘智能主机：纯血国产灵汐芯片、面向航运环境的全新机箱、多协议适配,满足 AIS、定位、罗经、雷达、推进等 50 余类设备接入</w:t>
+      </w:r>
+    </w:p>
+    <w:p>
+      <w:pPr>
+        <w:jc w:val="both"/>
+      </w:pPr>
+      <w:r>
+        <w:rPr>
+          <w:rFonts w:ascii="微软雅黑" w:hAnsi="微软雅黑" w:eastAsia="微软雅黑"/>
+        </w:rPr>
+        <w:t>主机的算力核心采用纯血国产的灵汐类脑 AI 芯片。相较通用处理器,类脑架构在持续的边缘推理负载下兼顾算力与功耗,并针对高温、粉尘、振动等工业现场作了适配,适合长期运行于机舱及驾驶台等环境。整机按航运现场要求设计,具备较宽的工作温度范围与较高的防护与三防等级,被动散热、无风扇,降低了海上长期运行的维护负担。主要规格如下。</w:t>
+      </w:r>
+    </w:p>
+    <w:tbl>
+      <w:tblPr>
+        <w:tblStyle w:val="LightGrid-Accent1"/>
+        <w:tblW w:type="auto" w:w="0"/>
+        <w:jc w:val="center"/>
+        <w:tblLook w:firstColumn="1" w:firstRow="1" w:lastColumn="0" w:lastRow="0" w:noHBand="0" w:noVBand="1" w:val="04A0"/>
+      </w:tblPr>
+      <w:tblGrid>
+        <w:gridCol w:w="4646"/>
+        <w:gridCol w:w="4646"/>
+      </w:tblGrid>
+      <w:tr>
+        <w:tc>
+          <w:tcPr>
+            <w:tcW w:type="dxa" w:w="2041"/>
+            <w:shd w:val="clear" w:color="auto" w:fill="164E8C"/>
+          </w:tcPr>
+          <w:p>
+            <w:r/>
+            <w:r>
+              <w:rPr>
+                <w:rFonts w:ascii="微软雅黑" w:hAnsi="微软雅黑" w:eastAsia="微软雅黑"/>
+                <w:b/>
+                <w:color w:val="FFFFFF"/>
+                <w:sz w:val="20"/>
+              </w:rPr>
+              <w:t>项目</w:t>
+            </w:r>
+          </w:p>
+        </w:tc>
+        <w:tc>
+          <w:tcPr>
+            <w:tcW w:type="dxa" w:w="6746"/>
             <w:shd w:val="clear" w:color="auto" w:fill="164E8C"/>
           </w:tcPr>
           <w:p>
@@ -569,14 +791,14 @@
       <w:tr>
         <w:tc>
           <w:tcPr>
-            <w:tcW w:type="dxa" w:w="1984"/>
+            <w:tcW w:type="dxa" w:w="2041"/>
           </w:tcPr>
           <w:p>
             <w:r/>
             <w:r>
               <w:rPr>
                 <w:rFonts w:ascii="微软雅黑" w:hAnsi="微软雅黑" w:eastAsia="微软雅黑"/>
-                <w:sz w:val="19"/>
+                <w:sz w:val="20"/>
               </w:rPr>
               <w:t>类脑算力</w:t>
             </w:r>
@@ -584,16 +806,16 @@
         </w:tc>
         <w:tc>
           <w:tcPr>
-            <w:tcW w:type="dxa" w:w="7087"/>
+            <w:tcW w:type="dxa" w:w="6746"/>
           </w:tcPr>
           <w:p>
             <w:r/>
             <w:r>
               <w:rPr>
                 <w:rFonts w:ascii="微软雅黑" w:hAnsi="微软雅黑" w:eastAsia="微软雅黑"/>
-                <w:sz w:val="19"/>
+                <w:sz w:val="20"/>
               </w:rPr>
-              <w:t>INT8 48 TOPS / FP16 24 TFLOPS(类脑架构,30MB SRAM)</w:t>
+              <w:t>INT8 48 TOPS / FP16 24 TFLOPS;类脑架构,30MB 片上 SRAM</w:t>
             </w:r>
           </w:p>
         </w:tc>
@@ -601,31 +823,31 @@
       <w:tr>
         <w:tc>
           <w:tcPr>
-            <w:tcW w:type="dxa" w:w="1984"/>
+            <w:tcW w:type="dxa" w:w="2041"/>
           </w:tcPr>
           <w:p>
             <w:r/>
             <w:r>
               <w:rPr>
                 <w:rFonts w:ascii="微软雅黑" w:hAnsi="微软雅黑" w:eastAsia="微软雅黑"/>
-                <w:sz w:val="19"/>
+                <w:sz w:val="20"/>
               </w:rPr>
-              <w:t>主控 / 内存</w:t>
+              <w:t>主控与内存</w:t>
             </w:r>
           </w:p>
         </w:tc>
         <w:tc>
           <w:tcPr>
-            <w:tcW w:type="dxa" w:w="7087"/>
+            <w:tcW w:type="dxa" w:w="6746"/>
           </w:tcPr>
           <w:p>
             <w:r/>
             <w:r>
               <w:rPr>
                 <w:rFonts w:ascii="微软雅黑" w:hAnsi="微软雅黑" w:eastAsia="微软雅黑"/>
-                <w:sz w:val="19"/>
+                <w:sz w:val="20"/>
               </w:rPr>
-              <w:t>国产 8 核 SoC + 8GB LPDDR4x(ECC)</w:t>
+              <w:t>国产 8 核处理器,8GB LPDDR4x(支持 ECC)</w:t>
             </w:r>
           </w:p>
         </w:tc>
@@ -633,31 +855,31 @@
       <w:tr>
         <w:tc>
           <w:tcPr>
-            <w:tcW w:type="dxa" w:w="1984"/>
+            <w:tcW w:type="dxa" w:w="2041"/>
           </w:tcPr>
           <w:p>
             <w:r/>
             <w:r>
               <w:rPr>
                 <w:rFonts w:ascii="微软雅黑" w:hAnsi="微软雅黑" w:eastAsia="微软雅黑"/>
-                <w:sz w:val="19"/>
+                <w:sz w:val="20"/>
               </w:rPr>
-              <w:t>工业三防</w:t>
+              <w:t>工业环境适应</w:t>
             </w:r>
           </w:p>
         </w:tc>
         <w:tc>
           <w:tcPr>
-            <w:tcW w:type="dxa" w:w="7087"/>
+            <w:tcW w:type="dxa" w:w="6746"/>
           </w:tcPr>
           <w:p>
             <w:r/>
             <w:r>
               <w:rPr>
                 <w:rFonts w:ascii="微软雅黑" w:hAnsi="微软雅黑" w:eastAsia="微软雅黑"/>
-                <w:sz w:val="19"/>
+                <w:sz w:val="20"/>
               </w:rPr>
-              <w:t>工作温度 -20~+60℃ · 防护 IP65 · 三防(防水/防尘/防静电)· 被动散热 · 9-36VDC · 45W</w:t>
+              <w:t>工作温度 -20℃ ~ +60℃;防护等级 IP65;防水、防尘、防静电;被动散热;9–36V 直流供电;典型功耗 45W</w:t>
             </w:r>
           </w:p>
         </w:tc>
@@ -669,278 +891,19 @@
       </w:pPr>
     </w:p>
     <w:p>
+      <w:pPr>
+        <w:jc w:val="both"/>
+      </w:pPr>
       <w:r>
         <w:rPr>
           <w:rFonts w:ascii="微软雅黑" w:hAnsi="微软雅黑" w:eastAsia="微软雅黑"/>
         </w:rPr>
-        <w:t>注:上表为边缘主机芯片规格;产品对外接口(串口/网口/CAN/485/IO、50+ 设备)以产品规格为准,不等同芯片原始接口清单。</w:t>
+        <w:t>需要特别说明的是,上表所列为边缘主机芯片层面的能力规格;产品对外提供的接口种类与数量(串口、网口、CAN、485、IO 等,可满足 50 余类设备接入)以产品整机规格为准,与芯片的原始接口清单并不等同,具体以现场配置为准。</w:t>
       </w:r>
     </w:p>
     <w:p>
       <w:pPr>
-        <w:spacing w:before="240" w:after="80"/>
-        <w:pBdr>
-          <w:bottom w:val="single" w:sz="6" w:space="4" w:color="164E8C"/>
-        </w:pBdr>
-      </w:pPr>
-      <w:r>
-        <w:rPr>
-          <w:rFonts w:ascii="微软雅黑" w:hAnsi="微软雅黑" w:eastAsia="微软雅黑"/>
-          <w:b/>
-          <w:color w:val="164E8C"/>
-          <w:sz w:val="30"/>
-        </w:rPr>
-        <w:t>三、系统总体技术架构</w:t>
-      </w:r>
-    </w:p>
-    <w:p>
-      <w:r>
-        <w:rPr>
-          <w:rFonts w:ascii="微软雅黑" w:hAnsi="微软雅黑" w:eastAsia="微软雅黑"/>
-        </w:rPr>
-      </w:r>
-      <w:r>
-        <w:rPr>
-          <w:rFonts w:ascii="微软雅黑" w:hAnsi="微软雅黑" w:eastAsia="微软雅黑"/>
-          <w:b/>
-        </w:rPr>
-        <w:t>五层消息驱动管道</w:t>
-      </w:r>
-      <w:r>
-        <w:rPr>
-          <w:rFonts w:ascii="微软雅黑" w:hAnsi="微软雅黑" w:eastAsia="微软雅黑"/>
-        </w:rPr>
-        <w:t>:现场设备/PLC/串口服务器/CAN → 采集端(协议路由+解析采集+AI 辅助识别)→ MQTT 消息总线(脊椎)→ 服务端业务中台 → 关系库/时序库/缓存 → 前端大屏/机舱屏/移动工作台/AI → 日志聚合与可视化运维。</w:t>
-      </w:r>
-    </w:p>
-    <w:p>
-      <w:r>
-        <w:rPr>
-          <w:rFonts w:ascii="微软雅黑" w:hAnsi="微软雅黑" w:eastAsia="微软雅黑"/>
-        </w:rPr>
-        <w:t>核心抉择是</w:t>
-      </w:r>
-      <w:r>
-        <w:rPr>
-          <w:rFonts w:ascii="微软雅黑" w:hAnsi="微软雅黑" w:eastAsia="微软雅黑"/>
-          <w:b/>
-        </w:rPr>
-        <w:t>消息驱动而非调用驱动</w:t>
-      </w:r>
-      <w:r>
-        <w:rPr>
-          <w:rFonts w:ascii="微软雅黑" w:hAnsi="微软雅黑" w:eastAsia="微软雅黑"/>
-        </w:rPr>
-        <w:t>:采集与业务经 MQTT 解耦,多业务可订阅同一数据源、采集端与服务端可独立部署与升级、扩展代价低(新增消费方=新增订阅者)。</w:t>
-      </w:r>
-    </w:p>
-    <w:p>
-      <w:r>
-        <w:rPr>
-          <w:rFonts w:ascii="微软雅黑" w:hAnsi="微软雅黑" w:eastAsia="微软雅黑"/>
-        </w:rPr>
-      </w:r>
-      <w:r>
-        <w:rPr>
-          <w:rFonts w:ascii="微软雅黑" w:hAnsi="微软雅黑" w:eastAsia="微软雅黑"/>
-          <w:b/>
-        </w:rPr>
-        <w:t>三套不变契约</w:t>
-      </w:r>
-      <w:r>
-        <w:rPr>
-          <w:rFonts w:ascii="微软雅黑" w:hAnsi="微软雅黑" w:eastAsia="微软雅黑"/>
-        </w:rPr>
-        <w:t>(“底座不变”的精确边界,扩展只发生在契约内部):</w:t>
-      </w:r>
-    </w:p>
-    <w:tbl>
-      <w:tblPr>
-        <w:tblStyle w:val="LightGrid-Accent1"/>
-        <w:tblW w:type="auto" w:w="0"/>
-        <w:jc w:val="center"/>
-        <w:tblLook w:firstColumn="1" w:firstRow="1" w:lastColumn="0" w:lastRow="0" w:noHBand="0" w:noVBand="1" w:val="04A0"/>
-      </w:tblPr>
-      <w:tblGrid>
-        <w:gridCol w:w="4320"/>
-        <w:gridCol w:w="4320"/>
-      </w:tblGrid>
-      <w:tr>
-        <w:tc>
-          <w:tcPr>
-            <w:tcW w:type="dxa" w:w="2268"/>
-            <w:shd w:val="clear" w:color="auto" w:fill="164E8C"/>
-          </w:tcPr>
-          <w:p>
-            <w:r/>
-            <w:r>
-              <w:rPr>
-                <w:rFonts w:ascii="微软雅黑" w:hAnsi="微软雅黑" w:eastAsia="微软雅黑"/>
-                <w:b/>
-                <w:color w:val="FFFFFF"/>
-                <w:sz w:val="20"/>
-              </w:rPr>
-              <w:t>契约</w:t>
-            </w:r>
-          </w:p>
-        </w:tc>
-        <w:tc>
-          <w:tcPr>
-            <w:tcW w:type="dxa" w:w="6803"/>
-            <w:shd w:val="clear" w:color="auto" w:fill="164E8C"/>
-          </w:tcPr>
-          <w:p>
-            <w:r/>
-            <w:r>
-              <w:rPr>
-                <w:rFonts w:ascii="微软雅黑" w:hAnsi="微软雅黑" w:eastAsia="微软雅黑"/>
-                <w:b/>
-                <w:color w:val="FFFFFF"/>
-                <w:sz w:val="20"/>
-              </w:rPr>
-              <w:t>内容</w:t>
-            </w:r>
-          </w:p>
-        </w:tc>
-      </w:tr>
-      <w:tr>
-        <w:tc>
-          <w:tcPr>
-            <w:tcW w:type="dxa" w:w="2268"/>
-          </w:tcPr>
-          <w:p>
-            <w:r/>
-            <w:r>
-              <w:rPr>
-                <w:rFonts w:ascii="微软雅黑" w:hAnsi="微软雅黑" w:eastAsia="微软雅黑"/>
-                <w:sz w:val="19"/>
-              </w:rPr>
-              <w:t>消息总线 Topic 命名空间</w:t>
-            </w:r>
-          </w:p>
-        </w:tc>
-        <w:tc>
-          <w:tcPr>
-            <w:tcW w:type="dxa" w:w="6803"/>
-          </w:tcPr>
-          <w:p>
-            <w:r/>
-            <w:r>
-              <w:rPr>
-                <w:rFonts w:ascii="微软雅黑" w:hAnsi="微软雅黑" w:eastAsia="微软雅黑"/>
-                <w:sz w:val="19"/>
-              </w:rPr>
-              <w:t>标准设备数据 / 状态 / 异常 / 动态端口绑定 / 未知设备识别四段式(请求·待确认·进度·确认)</w:t>
-            </w:r>
-          </w:p>
-        </w:tc>
-      </w:tr>
-      <w:tr>
-        <w:tc>
-          <w:tcPr>
-            <w:tcW w:type="dxa" w:w="2268"/>
-          </w:tcPr>
-          <w:p>
-            <w:r/>
-            <w:r>
-              <w:rPr>
-                <w:rFonts w:ascii="微软雅黑" w:hAnsi="微软雅黑" w:eastAsia="微软雅黑"/>
-                <w:sz w:val="19"/>
-              </w:rPr>
-              <w:t>核心数据表</w:t>
-            </w:r>
-          </w:p>
-        </w:tc>
-        <w:tc>
-          <w:tcPr>
-            <w:tcW w:type="dxa" w:w="6803"/>
-          </w:tcPr>
-          <w:p>
-            <w:r/>
-            <w:r>
-              <w:rPr>
-                <w:rFonts w:ascii="微软雅黑" w:hAnsi="微软雅黑" w:eastAsia="微软雅黑"/>
-                <w:sz w:val="19"/>
-              </w:rPr>
-              <w:t>设备台账 / 告警历史 / 动态注册(字段元信息+端口映射)/ 原始报文留痕 / 健康评分规则与历史 / 端口模板 / 位置与系统分类</w:t>
-            </w:r>
-          </w:p>
-        </w:tc>
-      </w:tr>
-      <w:tr>
-        <w:tc>
-          <w:tcPr>
-            <w:tcW w:type="dxa" w:w="2268"/>
-          </w:tcPr>
-          <w:p>
-            <w:r/>
-            <w:r>
-              <w:rPr>
-                <w:rFonts w:ascii="微软雅黑" w:hAnsi="微软雅黑" w:eastAsia="微软雅黑"/>
-                <w:sz w:val="19"/>
-              </w:rPr>
-              <w:t>对外接口形态</w:t>
-            </w:r>
-          </w:p>
-        </w:tc>
-        <w:tc>
-          <w:tcPr>
-            <w:tcW w:type="dxa" w:w="6803"/>
-          </w:tcPr>
-          <w:p>
-            <w:r/>
-            <w:r>
-              <w:rPr>
-                <w:rFonts w:ascii="微软雅黑" w:hAnsi="微软雅黑" w:eastAsia="微软雅黑"/>
-                <w:sz w:val="19"/>
-              </w:rPr>
-              <w:t>REST(增删改查+落库)· WebSocket(实时推送)· SSE(AI 流式)· 在线接口文档</w:t>
-            </w:r>
-          </w:p>
-        </w:tc>
-      </w:tr>
-    </w:tbl>
-    <w:p>
-      <w:pPr>
-        <w:spacing w:after="40"/>
-      </w:pPr>
-    </w:p>
-    <w:p>
-      <w:r>
-        <w:rPr>
-          <w:rFonts w:ascii="微软雅黑" w:hAnsi="微软雅黑" w:eastAsia="微软雅黑"/>
-        </w:rPr>
-      </w:r>
-      <w:r>
-        <w:rPr>
-          <w:rFonts w:ascii="微软雅黑" w:hAnsi="微软雅黑" w:eastAsia="微软雅黑"/>
-          <w:b/>
-        </w:rPr>
-        <w:t>两条设备接入业务流</w:t>
-      </w:r>
-      <w:r>
-        <w:rPr>
-          <w:rFonts w:ascii="微软雅黑" w:hAnsi="微软雅黑" w:eastAsia="微软雅黑"/>
-        </w:rPr>
-        <w:t>:已知设备报文特征命中模板→自动绑定(不依赖 AI);未知设备采样→AI 辅助识别→生成候选配置→</w:t>
-      </w:r>
-      <w:r>
-        <w:rPr>
-          <w:rFonts w:ascii="微软雅黑" w:hAnsi="微软雅黑" w:eastAsia="微软雅黑"/>
-          <w:b/>
-        </w:rPr>
-        <w:t>人工确认</w:t>
-      </w:r>
-      <w:r>
-        <w:rPr>
-          <w:rFonts w:ascii="微软雅黑" w:hAnsi="微软雅黑" w:eastAsia="微软雅黑"/>
-        </w:rPr>
-        <w:t>→热重载绑定→进入标准链路。</w:t>
-      </w:r>
-    </w:p>
-    <w:p>
-      <w:pPr>
-        <w:spacing w:before="240" w:after="80"/>
+        <w:spacing w:before="320" w:after="120"/>
         <w:pBdr>
           <w:bottom w:val="single" w:sz="6" w:space="4" w:color="164E8C"/>
         </w:pBdr>
@@ -957,7 +920,7 @@
     </w:p>
     <w:p>
       <w:pPr>
-        <w:spacing w:before="160" w:after="80"/>
+        <w:spacing w:before="200" w:after="60"/>
       </w:pPr>
       <w:r>
         <w:rPr>
@@ -966,58 +929,34 @@
           <w:color w:val="0B7A6E"/>
           <w:sz w:val="24"/>
         </w:rPr>
-        <w:t>4.1 底层数据处理</w:t>
+        <w:t>4.1  底层数据处理</w:t>
       </w:r>
     </w:p>
     <w:p>
       <w:pPr>
-        <w:pStyle w:val="ListBullet"/>
+        <w:jc w:val="both"/>
       </w:pPr>
       <w:r>
         <w:rPr>
           <w:rFonts w:ascii="微软雅黑" w:hAnsi="微软雅黑" w:eastAsia="微软雅黑"/>
         </w:rPr>
-      </w:r>
-      <w:r>
-        <w:rPr>
-          <w:rFonts w:ascii="微软雅黑" w:hAnsi="微软雅黑" w:eastAsia="微软雅黑"/>
-          <w:b/>
-        </w:rPr>
-        <w:t>模版化即插即用</w:t>
-      </w:r>
-      <w:r>
-        <w:rPr>
-          <w:rFonts w:ascii="微软雅黑" w:hAnsi="微软雅黑" w:eastAsia="微软雅黑"/>
-        </w:rPr>
-        <w:t>:按设备数据/协议类型预置模板,接入时自动/手动选模板,系统自动完成协议解析与端口映射,大幅缩短现场实施与交付周期,设备扩充“流水线作业”。</w:t>
+        <w:t>传统的船舶设备集成,往往依赖资深工程师在现场逐台编写解析脚本、反复调试,周期长、对人依赖重。本系统把这一过程模板化:针对不同的数据类型与协议类型预先建立解析模板,设备接入时自动或手动匹配相应模板,系统即可自动完成协议解析与端口映射。这样一来,原本需要专家逐台处理的接入工作,就变成了可以批量推进的标准化作业,现场实施与交付周期被大幅压缩,对个别工程师的依赖也随之降低。</w:t>
       </w:r>
     </w:p>
     <w:p>
       <w:pPr>
-        <w:pStyle w:val="ListBullet"/>
+        <w:jc w:val="both"/>
       </w:pPr>
       <w:r>
         <w:rPr>
           <w:rFonts w:ascii="微软雅黑" w:hAnsi="微软雅黑" w:eastAsia="微软雅黑"/>
         </w:rPr>
-      </w:r>
-      <w:r>
-        <w:rPr>
-          <w:rFonts w:ascii="微软雅黑" w:hAnsi="微软雅黑" w:eastAsia="微软雅黑"/>
-          <w:b/>
-        </w:rPr>
-        <w:t>数据系统化打标</w:t>
-      </w:r>
-      <w:r>
-        <w:rPr>
-          <w:rFonts w:ascii="微软雅黑" w:hAnsi="微软雅黑" w:eastAsia="微软雅黑"/>
-        </w:rPr>
-        <w:t>:给每台设备/传感器打“系统分类(动力/配电)+ 位置分类(主推舱/驾驶舱)”标签,使 AI 能从物理位置与系统层级判断故障根因来自哪个舱室、会引发哪些上下游连带反应。</w:t>
+        <w:t>在接入的同时,系统会为每一台设备、每一个传感器打上两类标签:一类是系统分类,例如动力系统、配电系统;一类是位置分类,例如主推舱、驾驶舱。这两类标签看似简单,却为后续的 AI 分析提供了关键的结构化信息。当某处发生故障时,系统不再孤立地看待单台设备的报错,而能够结合它所属的系统与所处的物理位置,判断故障的根源究竟出在哪个舱室,以及可能沿系统链路波及到哪些上下游设备。</w:t>
       </w:r>
     </w:p>
     <w:p>
       <w:pPr>
-        <w:spacing w:before="160" w:after="80"/>
+        <w:spacing w:before="200" w:after="60"/>
       </w:pPr>
       <w:r>
         <w:rPr>
@@ -1026,104 +965,56 @@
           <w:color w:val="0B7A6E"/>
           <w:sz w:val="24"/>
         </w:rPr>
-        <w:t>4.2 数据拓展运用</w:t>
+        <w:t>4.2  数据拓展运用</w:t>
       </w:r>
     </w:p>
     <w:p>
       <w:pPr>
-        <w:pStyle w:val="ListBullet"/>
+        <w:jc w:val="both"/>
       </w:pPr>
       <w:r>
         <w:rPr>
           <w:rFonts w:ascii="微软雅黑" w:hAnsi="微软雅黑" w:eastAsia="微软雅黑"/>
         </w:rPr>
-      </w:r>
-      <w:r>
-        <w:rPr>
-          <w:rFonts w:ascii="微软雅黑" w:hAnsi="微软雅黑" w:eastAsia="微软雅黑"/>
-          <w:b/>
-        </w:rPr>
-        <w:t>设备离线状态识别</w:t>
-      </w:r>
-      <w:r>
-        <w:rPr>
-          <w:rFonts w:ascii="微软雅黑" w:hAnsi="微软雅黑" w:eastAsia="微软雅黑"/>
-        </w:rPr>
-        <w:t>:基于“是否收到数据 + 是否应该有数据”的工况综合判断,杜绝静默设备被误判离线。</w:t>
+        <w:t>在实际营运中,部分采用 CAN 等协议的设备在某些工况下本就不发送数据。若简单地以"是否收到数据"判断在线与否,极易产生误报。为此,系统对"离线"作了更贴近实际的定义:它综合判断"是否收到数据"与"按当前工况是否应该有数据"。举例而言,主发电机运行时,系统期望冷却水泵上报数据;而当主发电机停机,水泵本就不应有数据,此时的静默属于正常状态。这一机制显著减少了无意义的离线告警。</w:t>
       </w:r>
     </w:p>
     <w:p>
       <w:pPr>
-        <w:pStyle w:val="ListBullet"/>
+        <w:jc w:val="both"/>
       </w:pPr>
       <w:r>
         <w:rPr>
           <w:rFonts w:ascii="微软雅黑" w:hAnsi="微软雅黑" w:eastAsia="微软雅黑"/>
         </w:rPr>
-      </w:r>
-      <w:r>
-        <w:rPr>
-          <w:rFonts w:ascii="微软雅黑" w:hAnsi="微软雅黑" w:eastAsia="微软雅黑"/>
-          <w:b/>
-        </w:rPr>
-        <w:t>船舶状态识别(工况上下文)</w:t>
-      </w:r>
-      <w:r>
-        <w:rPr>
-          <w:rFonts w:ascii="微软雅黑" w:hAnsi="微软雅黑" w:eastAsia="微软雅黑"/>
-        </w:rPr>
-        <w:t>:自动识别进出港机动/停泊系泊/正常航行/无动力漂航四阶段,给 AI 最核心的“船舶环境上下文”。</w:t>
+        <w:t>设备数据只有结合船舶当前的工况,才真正具备意义。系统通过分析对地航速、转速、航向变化率、侧推状态、对水航速等参数,自动识别船舶当前处于进出港机动、停泊系泊、正常航行还是无动力漂航四个阶段中的哪一个,从而为后续分析提供"船舶环境上下文"。有了这一上下文,同一组数据在不同工况下会被赋予不同的含义,AI 的研判也就摆脱了脱离实际场景的机械判断,具备了真正的航行环境感知力。</w:t>
       </w:r>
     </w:p>
     <w:p>
       <w:pPr>
-        <w:pStyle w:val="ListBullet"/>
+        <w:jc w:val="both"/>
       </w:pPr>
       <w:r>
         <w:rPr>
           <w:rFonts w:ascii="微软雅黑" w:hAnsi="微软雅黑" w:eastAsia="微软雅黑"/>
         </w:rPr>
-      </w:r>
-      <w:r>
-        <w:rPr>
-          <w:rFonts w:ascii="微软雅黑" w:hAnsi="微软雅黑" w:eastAsia="微软雅黑"/>
-          <w:b/>
-        </w:rPr>
-        <w:t>设备健康分机制</w:t>
-      </w:r>
-      <w:r>
-        <w:rPr>
-          <w:rFonts w:ascii="微软雅黑" w:hAnsi="微软雅黑" w:eastAsia="微软雅黑"/>
-        </w:rPr>
-        <w:t>:熔断红线+短板扣分,实时计算 0–100 健康分,时序构成“故障趋势”,通向预测性维护。</w:t>
+        <w:t>在设备健康层面,系统为每一类设备设定了熔断红线与短板扣分规则,据此实时计算出 0 到 100 的健康评分。一方面,运维与驾驶人员可以借此快速掌握设备的退化状态;另一方面,健康分随时间形成的序列,为 AI 提供了"故障趋势"这一关键依据,是从"坏了再修"走向预测性维护的基础。</w:t>
       </w:r>
     </w:p>
     <w:p>
       <w:pPr>
-        <w:pStyle w:val="ListBullet"/>
+        <w:jc w:val="both"/>
       </w:pPr>
       <w:r>
         <w:rPr>
           <w:rFonts w:ascii="微软雅黑" w:hAnsi="微软雅黑" w:eastAsia="微软雅黑"/>
         </w:rPr>
-      </w:r>
-      <w:r>
-        <w:rPr>
-          <w:rFonts w:ascii="微软雅黑" w:hAnsi="微软雅黑" w:eastAsia="微软雅黑"/>
-          <w:b/>
-        </w:rPr>
-        <w:t>告警分级</w:t>
-      </w:r>
-      <w:r>
-        <w:rPr>
-          <w:rFonts w:ascii="微软雅黑" w:hAnsi="微软雅黑" w:eastAsia="微软雅黑"/>
-        </w:rPr>
-        <w:t>:P0 紧急(触物理红线,立即停机/干预)/ P1 异常预警(超时防抖的趋势恶化)/ P2 运行提示(后台静默)。让船员 90% 时间免无效弹窗,1% 紧急时刻拿到最高优先级阻断。</w:t>
+        <w:t>针对以往告警"一股脑全部弹出、抓不住重点"的问题,系统按设备报错的致命程度建立了三级分层。P0 紧急告警对应触碰物理红线的情形,瞬时触发,要求立即停机或干预;P1 异常预警针对带有一定时间防抖的趋势性恶化,提醒船员及时排查;P2 运行提示则是轻微的基准偏离,由系统在后台静默记录,不打扰正常驾驶。这样的分层,让船员在绝大多数时间里免于无效弹窗的干扰,又能在真正紧急的时刻第一时间获得最高优先级的阻断提醒。</w:t>
       </w:r>
     </w:p>
     <w:p>
       <w:pPr>
-        <w:spacing w:before="160" w:after="80"/>
+        <w:spacing w:before="200" w:after="60"/>
       </w:pPr>
       <w:r>
         <w:rPr>
@@ -1132,90 +1023,40 @@
           <w:color w:val="0B7A6E"/>
           <w:sz w:val="24"/>
         </w:rPr>
-        <w:t>4.3 交互体验升级</w:t>
+        <w:t>4.3  交互体验</w:t>
       </w:r>
     </w:p>
     <w:p>
       <w:pPr>
-        <w:pStyle w:val="ListBullet"/>
+        <w:jc w:val="both"/>
       </w:pPr>
       <w:r>
         <w:rPr>
           <w:rFonts w:ascii="微软雅黑" w:hAnsi="微软雅黑" w:eastAsia="微软雅黑"/>
         </w:rPr>
-      </w:r>
-      <w:r>
-        <w:rPr>
-          <w:rFonts w:ascii="微软雅黑" w:hAnsi="微软雅黑" w:eastAsia="微软雅黑"/>
-          <w:b/>
-        </w:rPr>
-        <w:t>健康色点 UI</w:t>
-      </w:r>
-      <w:r>
-        <w:rPr>
-          <w:rFonts w:ascii="微软雅黑" w:hAnsi="微软雅黑" w:eastAsia="微软雅黑"/>
-        </w:rPr>
-        <w:t>:每个设备卡片设健康分色点,扫一眼首页即聚焦重点,降低使用门槛。</w:t>
+        <w:t>前端大屏与设备详情页经过专门优化,每一个设备信息卡片上都设有一个健康分色点。使用者只需扫一眼首页,看到哪一处的色点由绿转黄,便能立刻定位到需要关注的设备,系统的上手门槛因此大幅降低。</w:t>
       </w:r>
     </w:p>
     <w:p>
       <w:pPr>
-        <w:pStyle w:val="ListBullet"/>
+        <w:jc w:val="both"/>
       </w:pPr>
       <w:r>
         <w:rPr>
           <w:rFonts w:ascii="微软雅黑" w:hAnsi="微软雅黑" w:eastAsia="微软雅黑"/>
         </w:rPr>
-      </w:r>
-      <w:r>
-        <w:rPr>
-          <w:rFonts w:ascii="微软雅黑" w:hAnsi="微软雅黑" w:eastAsia="微软雅黑"/>
-          <w:b/>
-        </w:rPr>
-        <w:t>AI 跨设备融合诊断</w:t>
-      </w:r>
-      <w:r>
-        <w:rPr>
-          <w:rFonts w:ascii="微软雅黑" w:hAnsi="微软雅黑" w:eastAsia="微软雅黑"/>
-        </w:rPr>
-        <w:t>:AI 助手挂三个 MCP 工具(航向状态 / 设备分类标签与数据 / 健康分细则与趋势),结合关联系统报错、当前环境与健康下滑趋势融合研判。例:由主推高温+发电机大负载,精准诊断“螺旋桨卡死”而非单纯冷却故障。</w:t>
+        <w:t>系统为平台的 AI 助手配备了三项跨设备的数据获取能力——航向状态、设备分类标签及其数据、设备健康分细则及趋势,使其具备多参数融合分析的"手脚"。借助这些信息,AI 不再只盯着报错的那一台设备,而是结合与之关联的其他系统的状态、船舶当前所处的环境,以及健康分的下滑趋势进行综合研判。举例而言,当主推进系统温度偏高、同时发电机处于大负载状态时,系统能够据此判断更可能是螺旋桨卡死所引发的连锁反应,而非单纯的冷却故障,从而给出更具实操指导意义的处置建议。</w:t>
       </w:r>
     </w:p>
     <w:p>
       <w:pPr>
-        <w:pStyle w:val="ListBullet"/>
+        <w:jc w:val="both"/>
       </w:pPr>
       <w:r>
         <w:rPr>
           <w:rFonts w:ascii="微软雅黑" w:hAnsi="微软雅黑" w:eastAsia="微软雅黑"/>
         </w:rPr>
-      </w:r>
-      <w:r>
-        <w:rPr>
-          <w:rFonts w:ascii="微软雅黑" w:hAnsi="微软雅黑" w:eastAsia="微软雅黑"/>
-          <w:b/>
-        </w:rPr>
-        <w:t>情境问答 AI</w:t>
-      </w:r>
-      <w:r>
-        <w:rPr>
-          <w:rFonts w:ascii="微软雅黑" w:hAnsi="微软雅黑" w:eastAsia="微软雅黑"/>
-        </w:rPr>
-        <w:t>:自动挂载上轮诊断报告、当前界面设备语境、历史对话与即时输入,听懂船员模糊指令(“这个严重吗”“需要停机吗”),不必重复汇报背景。</w:t>
-      </w:r>
-    </w:p>
-    <w:p>
-      <w:pPr>
-        <w:spacing w:before="160" w:after="80"/>
-      </w:pPr>
-      <w:r>
-        <w:rPr>
-          <w:rFonts w:ascii="微软雅黑" w:hAnsi="微软雅黑" w:eastAsia="微软雅黑"/>
-          <w:b/>
-          <w:color w:val="0B7A6E"/>
-          <w:sz w:val="24"/>
-        </w:rPr>
-        <w:t>4.4 交互界面</w:t>
+        <w:t>情境化的问答进一步降低了沟通成本。如果某台设备此前发生过报警并经 AI 诊断,后续再用 AI 助手问询时,系统会自动带上上一轮的诊断报告、当前界面停留的设备语境、历史对话记录以及用户的即时输入。凭借这些复合信息,AI 能够像一位有经验的同事那样,听懂船员在紧急情况下的模糊提问,例如"这个严重吗""需不需要停机",而不必要求对方反复交代背景。</w:t>
       </w:r>
     </w:p>
     <w:tbl>
@@ -1225,27 +1066,26 @@
         <w:tblLook w:firstColumn="1" w:firstRow="1" w:lastColumn="0" w:lastRow="0" w:noHBand="0" w:noVBand="1" w:val="04A0"/>
       </w:tblPr>
       <w:tblGrid>
-        <w:gridCol w:w="8640"/>
+        <w:gridCol w:w="9292"/>
       </w:tblGrid>
       <w:tr>
         <w:tc>
           <w:tcPr>
-            <w:tcW w:type="dxa" w:w="9071"/>
-            <w:shd w:val="clear" w:color="auto" w:fill="EAF0F8"/>
+            <w:tcW w:type="dxa" w:w="8787"/>
+            <w:shd w:val="clear" w:color="auto" w:fill="F2F5F9"/>
           </w:tcPr>
           <w:p>
             <w:pPr>
-              <w:spacing w:before="440" w:after="440"/>
+              <w:spacing w:before="600" w:after="600"/>
               <w:jc w:val="center"/>
             </w:pPr>
             <w:r>
               <w:rPr>
                 <w:rFonts w:ascii="微软雅黑" w:hAnsi="微软雅黑" w:eastAsia="微软雅黑"/>
-                <w:i/>
-                <w:color w:val="555555"/>
-                <w:sz w:val="19"/>
+                <w:color w:val="AAAAAA"/>
+                <w:sz w:val="18"/>
               </w:rPr>
-              <w:t>〔此处插入图片〕  请插入平台/Pad 端界面截图(侧推进器详情、IOT 平台总览等)</w:t>
+              <w:t>产品图（待插入）</w:t>
             </w:r>
           </w:p>
         </w:tc>
@@ -1253,81 +1093,33 @@
     </w:tbl>
     <w:p>
       <w:pPr>
-        <w:spacing w:after="160"/>
+        <w:spacing w:after="200"/>
         <w:jc w:val="center"/>
       </w:pPr>
       <w:r>
         <w:rPr>
           <w:rFonts w:ascii="微软雅黑" w:hAnsi="微软雅黑" w:eastAsia="微软雅黑"/>
-          <w:color w:val="555555"/>
+          <w:i/>
+          <w:color w:val="666666"/>
           <w:sz w:val="18"/>
         </w:rPr>
-        <w:t>图 2 · IOT 平台 / IOT Pad 交互界面(设备详情、流量与温度、趋势、电压温度等实时监控)</w:t>
+        <w:t>图 2  IOT 平台与 IOT Pad 交互界面：设备详情、流量与转速、电压与温度、趋势曲线等实时监控</w:t>
       </w:r>
     </w:p>
     <w:p>
+      <w:pPr>
+        <w:jc w:val="both"/>
+      </w:pPr>
       <w:r>
         <w:rPr>
           <w:rFonts w:ascii="微软雅黑" w:hAnsi="微软雅黑" w:eastAsia="微软雅黑"/>
         </w:rPr>
-        <w:t>四能力主线:</w:t>
-      </w:r>
-      <w:r>
-        <w:rPr>
-          <w:rFonts w:ascii="微软雅黑" w:hAnsi="微软雅黑" w:eastAsia="微软雅黑"/>
-          <w:b/>
-        </w:rPr>
-        <w:t>看</w:t>
-      </w:r>
-      <w:r>
-        <w:rPr>
-          <w:rFonts w:ascii="微软雅黑" w:hAnsi="微软雅黑" w:eastAsia="微软雅黑"/>
-        </w:rPr>
-        <w:t xml:space="preserve">(统一可视化+视频)· </w:t>
-      </w:r>
-      <w:r>
-        <w:rPr>
-          <w:rFonts w:ascii="微软雅黑" w:hAnsi="微软雅黑" w:eastAsia="微软雅黑"/>
-          <w:b/>
-        </w:rPr>
-        <w:t>问</w:t>
-      </w:r>
-      <w:r>
-        <w:rPr>
-          <w:rFonts w:ascii="微软雅黑" w:hAnsi="微软雅黑" w:eastAsia="微软雅黑"/>
-        </w:rPr>
-        <w:t xml:space="preserve">(AI 跨设备融合诊断+情境问答)· </w:t>
-      </w:r>
-      <w:r>
-        <w:rPr>
-          <w:rFonts w:ascii="微软雅黑" w:hAnsi="微软雅黑" w:eastAsia="微软雅黑"/>
-          <w:b/>
-        </w:rPr>
-        <w:t>操</w:t>
-      </w:r>
-      <w:r>
-        <w:rPr>
-          <w:rFonts w:ascii="微软雅黑" w:hAnsi="微软雅黑" w:eastAsia="微软雅黑"/>
-        </w:rPr>
-        <w:t xml:space="preserve">(即插即用+移动工作台现场闭环)· </w:t>
-      </w:r>
-      <w:r>
-        <w:rPr>
-          <w:rFonts w:ascii="微软雅黑" w:hAnsi="微软雅黑" w:eastAsia="微软雅黑"/>
-          <w:b/>
-        </w:rPr>
-        <w:t>控</w:t>
-      </w:r>
-      <w:r>
-        <w:rPr>
-          <w:rFonts w:ascii="微软雅黑" w:hAnsi="微软雅黑" w:eastAsia="微软雅黑"/>
-        </w:rPr>
-        <w:t>(可控设备+分级控制,见第五节)。</w:t>
+        <w:t>归纳而言,系统的能力围绕"看、问、操、控"四条主线展开:看,是统一的可视化与视频呈现;问,是 AI 的跨设备融合诊断与情境问答;操,是即插即用的接入与移动终端上的现场闭环;控,则是下一节将要详述的、可分级的设备控制。</w:t>
       </w:r>
     </w:p>
     <w:p>
       <w:pPr>
-        <w:spacing w:before="240" w:after="80"/>
+        <w:spacing w:before="320" w:after="120"/>
         <w:pBdr>
           <w:bottom w:val="single" w:sz="6" w:space="4" w:color="164E8C"/>
         </w:pBdr>
@@ -1339,80 +1131,40 @@
           <w:color w:val="164E8C"/>
           <w:sz w:val="30"/>
         </w:rPr>
-        <w:t>五、控制与 AI 责任边界(自有分级控制闭环)</w:t>
+        <w:t>五、控制与 AI 责任边界</w:t>
       </w:r>
     </w:p>
     <w:p>
+      <w:pPr>
+        <w:jc w:val="both"/>
+      </w:pPr>
       <w:r>
         <w:rPr>
           <w:rFonts w:ascii="微软雅黑" w:hAnsi="微软雅黑" w:eastAsia="微软雅黑"/>
         </w:rPr>
-        <w:t>把 AI 放进船舶控制,关键不是“交给谁”,而是用一条</w:t>
+        <w:t>当 AI 的能力延伸到对船舶的控制时,真正需要回答的问题,不是"把控制权交给谁",而是"如何让 AI 的判断按照风险与可信程度,经过严格把关,逐级、可控地转化为实际动作"。本系统在这一问题上采用自有的分级控制方案,由系统自身完成从风险研判到控制输出的完整闭环,并以分级、可仲裁、可降级三项原则贯穿其中。</w:t>
       </w:r>
-      <w:r>
-        <w:rPr>
-          <w:rFonts w:ascii="微软雅黑" w:hAnsi="微软雅黑" w:eastAsia="微软雅黑"/>
-          <w:b/>
-        </w:rPr>
-        <w:t>分级、可仲裁、可降级</w:t>
-      </w:r>
+    </w:p>
+    <w:p>
+      <w:pPr>
+        <w:jc w:val="both"/>
+      </w:pPr>
       <w:r>
         <w:rPr>
           <w:rFonts w:ascii="微软雅黑" w:hAnsi="微软雅黑" w:eastAsia="微软雅黑"/>
         </w:rPr>
-        <w:t>的控制闭环,让 AI 的研判按风险与可信度逐级转化为动作。</w:t>
+        <w:t>在这一闭环中,AI 承担的是感知融合、风险评分与研判建议的工作:它将多源数据融合为统一的态势,给出一个介于 0 与 1 之间的风险评分,并据此提出建议或辅助动作及其置信度。AI 不会无条件、也不会直接接管真实执行;对于火警、进水检测这类法定安全系统,AI 的作用是减少误报、辅助定位、提高感知的先验,而不是取而代之。最终的确认与值守始终保留在人这一侧,系统的全部动作均可回放、可审计、可追溯。</w:t>
       </w:r>
-      <w:r>
-        <w:rPr>
-          <w:rFonts w:ascii="微软雅黑" w:hAnsi="微软雅黑" w:eastAsia="微软雅黑"/>
-          <w:b/>
-        </w:rPr>
-        <w:t>这是自有的控制解决方案,不外包给第三方船控。</w:t>
-      </w:r>
+    </w:p>
+    <w:p>
+      <w:pPr>
+        <w:jc w:val="both"/>
+      </w:pPr>
       <w:r>
         <w:rPr>
           <w:rFonts w:ascii="微软雅黑" w:hAnsi="微软雅黑" w:eastAsia="微软雅黑"/>
         </w:rPr>
-      </w:r>
-    </w:p>
-    <w:p>
-      <w:r>
-        <w:rPr>
-          <w:rFonts w:ascii="微软雅黑" w:hAnsi="微软雅黑" w:eastAsia="微软雅黑"/>
-        </w:rPr>
-      </w:r>
-      <w:r>
-        <w:rPr>
-          <w:rFonts w:ascii="微软雅黑" w:hAnsi="微软雅黑" w:eastAsia="微软雅黑"/>
-          <w:b/>
-        </w:rPr>
-        <w:t>① AI 的责任边界</w:t>
-      </w:r>
-      <w:r>
-        <w:rPr>
-          <w:rFonts w:ascii="微软雅黑" w:hAnsi="微软雅黑" w:eastAsia="微软雅黑"/>
-        </w:rPr>
-        <w:t>:AI 做多源感知融合 → 风险评分(0–1)→ 目标级/场景级研判 → 建议/辅助动作与置信度;不无条件、不直接接管真实执行;对法定安全系统(火警/进水等)是“减少误报、区域定位、提高感知先验”的增强而非替代;最终保留人工确认与值守,一切动作可回放、可审计。</w:t>
-      </w:r>
-    </w:p>
-    <w:p>
-      <w:r>
-        <w:rPr>
-          <w:rFonts w:ascii="微软雅黑" w:hAnsi="微软雅黑" w:eastAsia="微软雅黑"/>
-        </w:rPr>
-      </w:r>
-      <w:r>
-        <w:rPr>
-          <w:rFonts w:ascii="微软雅黑" w:hAnsi="微软雅黑" w:eastAsia="微软雅黑"/>
-          <w:b/>
-        </w:rPr>
-        <w:t>② 四档控制权限阶梯</w:t>
-      </w:r>
-      <w:r>
-        <w:rPr>
-          <w:rFonts w:ascii="微软雅黑" w:hAnsi="微软雅黑" w:eastAsia="微软雅黑"/>
-        </w:rPr>
-        <w:t>(由 风险评分 + 置信度 + ODD + 关键传感器健康 共同 gating):</w:t>
+        <w:t>控制权限按风险高低分为四档,由风险评分、置信度、当前运行设计域以及关键传感器的健康状况共同决定。</w:t>
       </w:r>
     </w:p>
     <w:tbl>
@@ -1423,15 +1175,15 @@
         <w:tblLook w:firstColumn="1" w:firstRow="1" w:lastColumn="0" w:lastRow="0" w:noHBand="0" w:noVBand="1" w:val="04A0"/>
       </w:tblPr>
       <w:tblGrid>
-        <w:gridCol w:w="2160"/>
-        <w:gridCol w:w="2160"/>
-        <w:gridCol w:w="2160"/>
-        <w:gridCol w:w="2160"/>
+        <w:gridCol w:w="2323"/>
+        <w:gridCol w:w="2323"/>
+        <w:gridCol w:w="2323"/>
+        <w:gridCol w:w="2323"/>
       </w:tblGrid>
       <w:tr>
         <w:tc>
           <w:tcPr>
-            <w:tcW w:type="dxa" w:w="1701"/>
+            <w:tcW w:type="dxa" w:w="1361"/>
             <w:shd w:val="clear" w:color="auto" w:fill="164E8C"/>
           </w:tcPr>
           <w:p>
@@ -1443,13 +1195,13 @@
                 <w:color w:val="FFFFFF"/>
                 <w:sz w:val="20"/>
               </w:rPr>
-              <w:t>模式</w:t>
+              <w:t>控制模式</w:t>
             </w:r>
           </w:p>
         </w:tc>
         <w:tc>
           <w:tcPr>
-            <w:tcW w:type="dxa" w:w="2551"/>
+            <w:tcW w:type="dxa" w:w="3175"/>
             <w:shd w:val="clear" w:color="auto" w:fill="164E8C"/>
           </w:tcPr>
           <w:p>
@@ -1461,13 +1213,13 @@
                 <w:color w:val="FFFFFF"/>
                 <w:sz w:val="20"/>
               </w:rPr>
-              <w:t>触发</w:t>
+              <w:t>触发条件</w:t>
             </w:r>
           </w:p>
         </w:tc>
         <w:tc>
           <w:tcPr>
-            <w:tcW w:type="dxa" w:w="3402"/>
+            <w:tcW w:type="dxa" w:w="2948"/>
             <w:shd w:val="clear" w:color="auto" w:fill="164E8C"/>
           </w:tcPr>
           <w:p>
@@ -1479,13 +1231,13 @@
                 <w:color w:val="FFFFFF"/>
                 <w:sz w:val="20"/>
               </w:rPr>
-              <w:t>输出</w:t>
+              <w:t>典型输出</w:t>
             </w:r>
           </w:p>
         </w:tc>
         <w:tc>
           <w:tcPr>
-            <w:tcW w:type="dxa" w:w="1417"/>
+            <w:tcW w:type="dxa" w:w="1304"/>
             <w:shd w:val="clear" w:color="auto" w:fill="164E8C"/>
           </w:tcPr>
           <w:p>
@@ -1497,7 +1249,7 @@
                 <w:color w:val="FFFFFF"/>
                 <w:sz w:val="20"/>
               </w:rPr>
-              <w:t>人确认</w:t>
+              <w:t>是否需要人确认</w:t>
             </w:r>
           </w:p>
         </w:tc>
@@ -1505,59 +1257,59 @@
       <w:tr>
         <w:tc>
           <w:tcPr>
-            <w:tcW w:type="dxa" w:w="1701"/>
+            <w:tcW w:type="dxa" w:w="1361"/>
           </w:tcPr>
           <w:p>
             <w:r/>
             <w:r>
               <w:rPr>
                 <w:rFonts w:ascii="微软雅黑" w:hAnsi="微软雅黑" w:eastAsia="微软雅黑"/>
-                <w:sz w:val="19"/>
+                <w:sz w:val="20"/>
               </w:rPr>
-              <w:t>建议 advisory</w:t>
+              <w:t>建议</w:t>
             </w:r>
           </w:p>
         </w:tc>
         <w:tc>
           <w:tcPr>
-            <w:tcW w:type="dxa" w:w="2551"/>
+            <w:tcW w:type="dxa" w:w="3175"/>
           </w:tcPr>
           <w:p>
             <w:r/>
             <w:r>
               <w:rPr>
                 <w:rFonts w:ascii="微软雅黑" w:hAnsi="微软雅黑" w:eastAsia="微软雅黑"/>
-                <w:sz w:val="19"/>
+                <w:sz w:val="20"/>
               </w:rPr>
-              <w:t>风险&lt;0.55 或置信不足</w:t>
+              <w:t>风险评分低于 0.55,或置信度不足</w:t>
             </w:r>
           </w:p>
         </w:tc>
         <w:tc>
           <w:tcPr>
-            <w:tcW w:type="dxa" w:w="3402"/>
+            <w:tcW w:type="dxa" w:w="2948"/>
           </w:tcPr>
           <w:p>
             <w:r/>
             <w:r>
               <w:rPr>
                 <w:rFonts w:ascii="微软雅黑" w:hAnsi="微软雅黑" w:eastAsia="微软雅黑"/>
-                <w:sz w:val="19"/>
+                <w:sz w:val="20"/>
               </w:rPr>
-              <w:t>HMI 建议航向/航速、报警提示</w:t>
+              <w:t>在人机界面给出航向、航速建议与报警提示</w:t>
             </w:r>
           </w:p>
         </w:tc>
         <w:tc>
           <w:tcPr>
-            <w:tcW w:type="dxa" w:w="1417"/>
+            <w:tcW w:type="dxa" w:w="1304"/>
           </w:tcPr>
           <w:p>
             <w:r/>
             <w:r>
               <w:rPr>
                 <w:rFonts w:ascii="微软雅黑" w:hAnsi="微软雅黑" w:eastAsia="微软雅黑"/>
-                <w:sz w:val="19"/>
+                <w:sz w:val="20"/>
               </w:rPr>
               <w:t>否</w:t>
             </w:r>
@@ -1567,59 +1319,59 @@
       <w:tr>
         <w:tc>
           <w:tcPr>
-            <w:tcW w:type="dxa" w:w="1701"/>
+            <w:tcW w:type="dxa" w:w="1361"/>
           </w:tcPr>
           <w:p>
             <w:r/>
             <w:r>
               <w:rPr>
                 <w:rFonts w:ascii="微软雅黑" w:hAnsi="微软雅黑" w:eastAsia="微软雅黑"/>
-                <w:sz w:val="19"/>
+                <w:sz w:val="20"/>
               </w:rPr>
-              <w:t>辅助 assist</w:t>
+              <w:t>辅助</w:t>
             </w:r>
           </w:p>
         </w:tc>
         <w:tc>
           <w:tcPr>
-            <w:tcW w:type="dxa" w:w="2551"/>
+            <w:tcW w:type="dxa" w:w="3175"/>
           </w:tcPr>
           <w:p>
             <w:r/>
             <w:r>
               <w:rPr>
                 <w:rFonts w:ascii="微软雅黑" w:hAnsi="微软雅黑" w:eastAsia="微软雅黑"/>
-                <w:sz w:val="19"/>
+                <w:sz w:val="20"/>
               </w:rPr>
-              <w:t>0.55–0.75</w:t>
+              <w:t>风险评分介于 0.55 至 0.75</w:t>
             </w:r>
           </w:p>
         </w:tc>
         <w:tc>
           <w:tcPr>
-            <w:tcW w:type="dxa" w:w="3402"/>
+            <w:tcW w:type="dxa" w:w="2948"/>
           </w:tcPr>
           <w:p>
             <w:r/>
             <w:r>
               <w:rPr>
                 <w:rFonts w:ascii="微软雅黑" w:hAnsi="微软雅黑" w:eastAsia="微软雅黑"/>
-                <w:sz w:val="19"/>
+                <w:sz w:val="20"/>
               </w:rPr>
-              <w:t>叠加 AR/SVM、限制危险命令、建议侧推/减速</w:t>
+              <w:t>叠加增强显示,自动限制危险命令,建议侧推或减速</w:t>
             </w:r>
           </w:p>
         </w:tc>
         <w:tc>
           <w:tcPr>
-            <w:tcW w:type="dxa" w:w="1417"/>
+            <w:tcW w:type="dxa" w:w="1304"/>
           </w:tcPr>
           <w:p>
             <w:r/>
             <w:r>
               <w:rPr>
                 <w:rFonts w:ascii="微软雅黑" w:hAnsi="微软雅黑" w:eastAsia="微软雅黑"/>
-                <w:sz w:val="19"/>
+                <w:sz w:val="20"/>
               </w:rPr>
               <w:t>是</w:t>
             </w:r>
@@ -1629,59 +1381,59 @@
       <w:tr>
         <w:tc>
           <w:tcPr>
-            <w:tcW w:type="dxa" w:w="1701"/>
+            <w:tcW w:type="dxa" w:w="1361"/>
           </w:tcPr>
           <w:p>
             <w:r/>
             <w:r>
               <w:rPr>
                 <w:rFonts w:ascii="微软雅黑" w:hAnsi="微软雅黑" w:eastAsia="微软雅黑"/>
-                <w:sz w:val="19"/>
+                <w:sz w:val="20"/>
               </w:rPr>
-              <w:t>自动 auto</w:t>
+              <w:t>自动</w:t>
             </w:r>
           </w:p>
         </w:tc>
         <w:tc>
           <w:tcPr>
-            <w:tcW w:type="dxa" w:w="2551"/>
+            <w:tcW w:type="dxa" w:w="3175"/>
           </w:tcPr>
           <w:p>
             <w:r/>
             <w:r>
               <w:rPr>
                 <w:rFonts w:ascii="微软雅黑" w:hAnsi="微软雅黑" w:eastAsia="微软雅黑"/>
-                <w:sz w:val="19"/>
+                <w:sz w:val="20"/>
               </w:rPr>
-              <w:t>0.75–0.90 且 ODD 内、传感器健康</w:t>
+              <w:t>风险评分介于 0.75 至 0.90,且处于运行设计域内、关键传感器健康</w:t>
             </w:r>
           </w:p>
         </w:tc>
         <w:tc>
           <w:tcPr>
-            <w:tcW w:type="dxa" w:w="3402"/>
+            <w:tcW w:type="dxa" w:w="2948"/>
           </w:tcPr>
           <w:p>
             <w:r/>
             <w:r>
               <w:rPr>
                 <w:rFonts w:ascii="微软雅黑" w:hAnsi="微软雅黑" w:eastAsia="微软雅黑"/>
-                <w:sz w:val="19"/>
+                <w:sz w:val="20"/>
               </w:rPr>
-              <w:t>避碰/减速/保持航道/靠泊微调</w:t>
+              <w:t>自动避碰、减速、保持航道、靠泊微调</w:t>
             </w:r>
           </w:p>
         </w:tc>
         <w:tc>
           <w:tcPr>
-            <w:tcW w:type="dxa" w:w="1417"/>
+            <w:tcW w:type="dxa" w:w="1304"/>
           </w:tcPr>
           <w:p>
             <w:r/>
             <w:r>
               <w:rPr>
                 <w:rFonts w:ascii="微软雅黑" w:hAnsi="微软雅黑" w:eastAsia="微软雅黑"/>
-                <w:sz w:val="19"/>
+                <w:sz w:val="20"/>
               </w:rPr>
               <w:t>视场景</w:t>
             </w:r>
@@ -1691,61 +1443,61 @@
       <w:tr>
         <w:tc>
           <w:tcPr>
-            <w:tcW w:type="dxa" w:w="1701"/>
+            <w:tcW w:type="dxa" w:w="1361"/>
           </w:tcPr>
           <w:p>
             <w:r/>
             <w:r>
               <w:rPr>
                 <w:rFonts w:ascii="微软雅黑" w:hAnsi="微软雅黑" w:eastAsia="微软雅黑"/>
-                <w:sz w:val="19"/>
+                <w:sz w:val="20"/>
               </w:rPr>
-              <w:t>远控 takeover</w:t>
+              <w:t>远控</w:t>
             </w:r>
           </w:p>
         </w:tc>
         <w:tc>
           <w:tcPr>
-            <w:tcW w:type="dxa" w:w="2551"/>
+            <w:tcW w:type="dxa" w:w="3175"/>
           </w:tcPr>
           <w:p>
             <w:r/>
             <w:r>
               <w:rPr>
                 <w:rFonts w:ascii="微软雅黑" w:hAnsi="微软雅黑" w:eastAsia="微软雅黑"/>
-                <w:sz w:val="19"/>
+                <w:sz w:val="20"/>
               </w:rPr>
-              <w:t>≥0.90 或复合异常、通信正常</w:t>
+              <w:t>风险评分不低于 0.90,或出现复合异常,且通信正常</w:t>
             </w:r>
           </w:p>
         </w:tc>
         <w:tc>
           <w:tcPr>
-            <w:tcW w:type="dxa" w:w="3402"/>
+            <w:tcW w:type="dxa" w:w="2948"/>
           </w:tcPr>
           <w:p>
             <w:r/>
             <w:r>
               <w:rPr>
                 <w:rFonts w:ascii="微软雅黑" w:hAnsi="微软雅黑" w:eastAsia="微软雅黑"/>
-                <w:sz w:val="19"/>
+                <w:sz w:val="20"/>
               </w:rPr>
-              <w:t>岸基接管,船端保留安全壳</w:t>
+              <w:t>转入岸基远程接管,船端保留安全壳</w:t>
             </w:r>
           </w:p>
         </w:tc>
         <w:tc>
           <w:tcPr>
-            <w:tcW w:type="dxa" w:w="1417"/>
+            <w:tcW w:type="dxa" w:w="1304"/>
           </w:tcPr>
           <w:p>
             <w:r/>
             <w:r>
               <w:rPr>
                 <w:rFonts w:ascii="微软雅黑" w:hAnsi="微软雅黑" w:eastAsia="微软雅黑"/>
-                <w:sz w:val="19"/>
+                <w:sz w:val="20"/>
               </w:rPr>
-              <w:t>值守生效</w:t>
+              <w:t>由岸基值守生效</w:t>
             </w:r>
           </w:p>
         </w:tc>
@@ -1757,88 +1509,41 @@
       </w:pPr>
     </w:p>
     <w:p>
+      <w:pPr>
+        <w:jc w:val="both"/>
+      </w:pPr>
       <w:r>
         <w:rPr>
           <w:rFonts w:ascii="微软雅黑" w:hAnsi="微软雅黑" w:eastAsia="微软雅黑"/>
         </w:rPr>
+        <w:t>任何一条最终写入执行机构——舵机、主机、侧推——的指令,都必须依次通过三道关卡。第一道是权限仲裁,确认下达者是否有权、当前时刻是否允许、是否处于既定的运行设计域之内;第二道是安全包线,对指令进行限幅,并拦截越界转向等危险动作;第三道是故障切换,一旦出现超时或异常,立即降级到安全状态。涉及岸基远程写入时,还需额外满足通信网关放行、链路健康、双方控制租约有效,以及指令签名与白名单校验等条件。</w:t>
       </w:r>
-      <w:r>
-        <w:rPr>
-          <w:rFonts w:ascii="微软雅黑" w:hAnsi="微软雅黑" w:eastAsia="微软雅黑"/>
-          <w:b/>
-        </w:rPr>
-        <w:t>③ 执行链三道闸(安全包线)</w:t>
-      </w:r>
+    </w:p>
+    <w:p>
+      <w:pPr>
+        <w:jc w:val="both"/>
+      </w:pPr>
       <w:r>
         <w:rPr>
           <w:rFonts w:ascii="微软雅黑" w:hAnsi="微软雅黑" w:eastAsia="微软雅黑"/>
         </w:rPr>
-        <w:t>:任何写入执行层(舵机/主机/侧推)的命令依次经 权限仲裁 → 安全包线(限幅、危险命令拦截)→ 故障切换;远控写入额外要求网关放行、通信健康、控制租约有效、命令签名+白名单。</w:t>
+        <w:t>系统的整体设计原则,是在出现问题时始终向安全一侧倾斜。通信中断时,船端转入本地自治并停止接受新的远程写入,同时切换备用链路,待恢复后重新建立控制租约;关键传感器失效时,自动调整多源融合的权重;一旦判定卫星定位受到欺骗或失锁,则切换到惯性导航,禁止高等级自动航行,并要求人工确认定位;当算法自身的不确定度过高时,系统会主动退回到仅提供建议的状态,把判断权交还给人。</w:t>
       </w:r>
     </w:p>
     <w:p>
+      <w:pPr>
+        <w:jc w:val="both"/>
+      </w:pPr>
       <w:r>
         <w:rPr>
           <w:rFonts w:ascii="微软雅黑" w:hAnsi="微软雅黑" w:eastAsia="微软雅黑"/>
         </w:rPr>
-      </w:r>
-      <w:r>
-        <w:rPr>
-          <w:rFonts w:ascii="微软雅黑" w:hAnsi="微软雅黑" w:eastAsia="微软雅黑"/>
-          <w:b/>
-        </w:rPr>
-        <w:t>④ Fail-safe 降级</w:t>
-      </w:r>
-      <w:r>
-        <w:rPr>
-          <w:rFonts w:ascii="微软雅黑" w:hAnsi="微软雅黑" w:eastAsia="微软雅黑"/>
-        </w:rPr>
-        <w:t>:通信中断→本地自治、禁止新远控写入、切备链路;关键传感器失效→切换融合权重;GNSS 欺骗/失锁→切惯导、禁止高等级自动航行、人工确认定位;不确定性过高→降级 advisory only。</w:t>
-      </w:r>
-    </w:p>
-    <w:p>
-      <w:r>
-        <w:rPr>
-          <w:rFonts w:ascii="微软雅黑" w:hAnsi="微软雅黑" w:eastAsia="微软雅黑"/>
-        </w:rPr>
-      </w:r>
-      <w:r>
-        <w:rPr>
-          <w:rFonts w:ascii="微软雅黑" w:hAnsi="微软雅黑" w:eastAsia="微软雅黑"/>
-          <w:b/>
-        </w:rPr>
-        <w:t>⑤ 分级演进</w:t>
-      </w:r>
-      <w:r>
-        <w:rPr>
-          <w:rFonts w:ascii="微软雅黑" w:hAnsi="微软雅黑" w:eastAsia="微软雅黑"/>
-        </w:rPr>
-        <w:t>:按 IMO MASS 路线 决策支持 → 有监督自动驾驶 → 远控接管与特定 ODD 高等级自主;先 L1 风险预测 + L2 辅助操控 + 港区/重复航线 L3 自动靠泊/避碰,再扩展。</w:t>
-      </w:r>
-    </w:p>
-    <w:p>
-      <w:r>
-        <w:rPr>
-          <w:rFonts w:ascii="微软雅黑" w:hAnsi="微软雅黑" w:eastAsia="微软雅黑"/>
-        </w:rPr>
-        <w:t>一句话:</w:t>
-      </w:r>
-      <w:r>
-        <w:rPr>
-          <w:rFonts w:ascii="微软雅黑" w:hAnsi="微软雅黑" w:eastAsia="微软雅黑"/>
-          <w:b/>
-        </w:rPr>
-        <w:t>AI 负责“看清、算准、给建议”;控制权按风险分级、经仲裁与安全包线逐级放开;人始终可确认、可接管;系统永远向安全侧降级。</w:t>
-      </w:r>
-      <w:r>
-        <w:rPr>
-          <w:rFonts w:ascii="微软雅黑" w:hAnsi="微软雅黑" w:eastAsia="微软雅黑"/>
-        </w:rPr>
+        <w:t>在自动化程度的演进上,系统遵循循序渐进的路线,从决策支持起步,经由有人监督的自动驾驶,逐步走向特定运行设计域下的远程接管与高等级自主,而不追求一步到位的"全场景自主"。落到本项目,务实的路径是先实现风险预测与辅助操控,并在港区、重复航线等受限工况下验证自动靠泊与自动避碰,再逐步向更高自动化扩展。这一思路与国际海事组织关于海上自主水面船舶的分级演进方向是一致的。</w:t>
       </w:r>
     </w:p>
     <w:p>
       <w:pPr>
-        <w:spacing w:before="240" w:after="80"/>
+        <w:spacing w:before="320" w:after="120"/>
         <w:pBdr>
           <w:bottom w:val="single" w:sz="6" w:space="4" w:color="164E8C"/>
         </w:pBdr>
@@ -1850,92 +1555,34 @@
           <w:color w:val="164E8C"/>
           <w:sz w:val="30"/>
         </w:rPr>
-        <w:t>六、国产化 / 信创可控</w:t>
+        <w:t>六、国产化与信创</w:t>
       </w:r>
     </w:p>
     <w:p>
       <w:pPr>
-        <w:pStyle w:val="ListBullet"/>
+        <w:jc w:val="both"/>
       </w:pPr>
       <w:r>
         <w:rPr>
           <w:rFonts w:ascii="微软雅黑" w:hAnsi="微软雅黑" w:eastAsia="微软雅黑"/>
         </w:rPr>
-        <w:t>面向央企、监管与涉密场景,支持国产化、安全可控、本地化部署、内网运行、离线推理、数据不外传。</w:t>
+        <w:t>面向央企、监管以及涉密场景,系统从底层起就按照国产化与安全可控的路线设计,支持本地化部署、内网运行、离线推理与数据不外传,核心运行数据、运维数据与控制反馈数据均保留在本地。在算力层面,核心算力的国产化已经落地——边缘主机实配纯血国产的灵汐类脑芯片,提供 INT8 48 TOPS、FP16 24 TFLOPS 的推理能力,而非停留在纸面的承诺。</w:t>
       </w:r>
     </w:p>
     <w:p>
       <w:pPr>
-        <w:pStyle w:val="ListBullet"/>
+        <w:jc w:val="both"/>
       </w:pPr>
       <w:r>
         <w:rPr>
           <w:rFonts w:ascii="微软雅黑" w:hAnsi="微软雅黑" w:eastAsia="微软雅黑"/>
         </w:rPr>
-      </w:r>
-      <w:r>
-        <w:rPr>
-          <w:rFonts w:ascii="微软雅黑" w:hAnsi="微软雅黑" w:eastAsia="微软雅黑"/>
-          <w:b/>
-        </w:rPr>
-        <w:t>核心算力国产化已落地</w:t>
-      </w:r>
-      <w:r>
-        <w:rPr>
-          <w:rFonts w:ascii="微软雅黑" w:hAnsi="微软雅黑" w:eastAsia="微软雅黑"/>
-        </w:rPr>
-        <w:t>:边缘主机实配纯血国产类脑 AI 芯片(INT8 48 TOPS / FP16 24 TFLOPS),非纸面承诺。</w:t>
+        <w:t>整体上,系统构建了边缘、本地服务器与 AI 推理三级算力:边缘侧负责多协议接入、数据缓存、边缘解析与轻量规则判断;本地服务器承担数据服务、历史存储、监管与多屏展示;AI 推理侧支撑异常识别、声学分析、虚拟感知与知识库问答。数据栈采用关系型数据库、时序数据库、向量数据库与对象存储的组合,与底座同栈,信创路线天然成立。涉及 AI 分析、知识库问答与故障研判的能力,优先采用本地私有化的大模型与检索增强方式,输出结果可追溯、可由人工确认,既满足智能化需求,又守住了数据安全的底线。</w:t>
       </w:r>
     </w:p>
     <w:p>
       <w:pPr>
-        <w:pStyle w:val="ListBullet"/>
-      </w:pPr>
-      <w:r>
-        <w:rPr>
-          <w:rFonts w:ascii="微软雅黑" w:hAnsi="微软雅黑" w:eastAsia="微软雅黑"/>
-        </w:rPr>
-      </w:r>
-      <w:r>
-        <w:rPr>
-          <w:rFonts w:ascii="微软雅黑" w:hAnsi="微软雅黑" w:eastAsia="微软雅黑"/>
-          <w:b/>
-        </w:rPr>
-        <w:t>分层算力</w:t>
-      </w:r>
-      <w:r>
-        <w:rPr>
-          <w:rFonts w:ascii="微软雅黑" w:hAnsi="微软雅黑" w:eastAsia="微软雅黑"/>
-        </w:rPr>
-        <w:t>:边缘算力 + 本地服务器算力 + AI 推理算力。</w:t>
-      </w:r>
-    </w:p>
-    <w:p>
-      <w:pPr>
-        <w:pStyle w:val="ListBullet"/>
-      </w:pPr>
-      <w:r>
-        <w:rPr>
-          <w:rFonts w:ascii="微软雅黑" w:hAnsi="微软雅黑" w:eastAsia="微软雅黑"/>
-        </w:rPr>
-      </w:r>
-      <w:r>
-        <w:rPr>
-          <w:rFonts w:ascii="微软雅黑" w:hAnsi="微软雅黑" w:eastAsia="微软雅黑"/>
-          <w:b/>
-        </w:rPr>
-        <w:t>信创数据栈</w:t>
-      </w:r>
-      <w:r>
-        <w:rPr>
-          <w:rFonts w:ascii="微软雅黑" w:hAnsi="微软雅黑" w:eastAsia="微软雅黑"/>
-        </w:rPr>
-        <w:t>:关系库 + 时序库 + 向量库(RAG)+ 文件存储,与底座同栈;本地私有化大模型 + RAG,输出可追溯、可人工确认。</w:t>
-      </w:r>
-    </w:p>
-    <w:p>
-      <w:pPr>
-        <w:spacing w:before="240" w:after="80"/>
+        <w:spacing w:before="320" w:after="120"/>
         <w:pBdr>
           <w:bottom w:val="single" w:sz="6" w:space="4" w:color="164E8C"/>
         </w:pBdr>
@@ -1947,7 +1594,18 @@
           <w:color w:val="164E8C"/>
           <w:sz w:val="30"/>
         </w:rPr>
-        <w:t>七、为什么是我们(差异化)</w:t>
+        <w:t>七、差异化优势</w:t>
+      </w:r>
+    </w:p>
+    <w:p>
+      <w:pPr>
+        <w:jc w:val="both"/>
+      </w:pPr>
+      <w:r>
+        <w:rPr>
+          <w:rFonts w:ascii="微软雅黑" w:hAnsi="微软雅黑" w:eastAsia="微软雅黑"/>
+        </w:rPr>
+        <w:t>与传统的多厂家分散集成相比,本系统的差异并不止于"功能更多",而体现在交付模式、扩展逻辑、AI 形态与可控可信四个维度上的根本不同。</w:t>
       </w:r>
     </w:p>
     <w:tbl>
@@ -1958,9 +1616,9 @@
         <w:tblLook w:firstColumn="1" w:firstRow="1" w:lastColumn="0" w:lastRow="0" w:noHBand="0" w:noVBand="1" w:val="04A0"/>
       </w:tblPr>
       <w:tblGrid>
-        <w:gridCol w:w="2880"/>
-        <w:gridCol w:w="2880"/>
-        <w:gridCol w:w="2880"/>
+        <w:gridCol w:w="3097"/>
+        <w:gridCol w:w="3097"/>
+        <w:gridCol w:w="3097"/>
       </w:tblGrid>
       <w:tr>
         <w:tc>
@@ -1983,7 +1641,7 @@
         </w:tc>
         <w:tc>
           <w:tcPr>
-            <w:tcW w:type="dxa" w:w="4195"/>
+            <w:tcW w:type="dxa" w:w="3969"/>
             <w:shd w:val="clear" w:color="auto" w:fill="164E8C"/>
           </w:tcPr>
           <w:p>
@@ -2001,7 +1659,7 @@
         </w:tc>
         <w:tc>
           <w:tcPr>
-            <w:tcW w:type="dxa" w:w="3402"/>
+            <w:tcW w:type="dxa" w:w="3345"/>
             <w:shd w:val="clear" w:color="auto" w:fill="164E8C"/>
           </w:tcPr>
           <w:p>
@@ -2028,7 +1686,7 @@
             <w:r>
               <w:rPr>
                 <w:rFonts w:ascii="微软雅黑" w:hAnsi="微软雅黑" w:eastAsia="微软雅黑"/>
-                <w:sz w:val="19"/>
+                <w:sz w:val="20"/>
               </w:rPr>
               <w:t>交付模式</w:t>
             </w:r>
@@ -2036,31 +1694,31 @@
         </w:tc>
         <w:tc>
           <w:tcPr>
-            <w:tcW w:type="dxa" w:w="4195"/>
+            <w:tcW w:type="dxa" w:w="3969"/>
           </w:tcPr>
           <w:p>
             <w:r/>
             <w:r>
               <w:rPr>
                 <w:rFonts w:ascii="微软雅黑" w:hAnsi="微软雅黑" w:eastAsia="微软雅黑"/>
-                <w:sz w:val="19"/>
+                <w:sz w:val="20"/>
               </w:rPr>
-              <w:t>软硬空间一体化,一家整合交付,责任单一</w:t>
+              <w:t>软硬件一体,由一家整合交付,责任单一</w:t>
             </w:r>
           </w:p>
         </w:tc>
         <w:tc>
           <w:tcPr>
-            <w:tcW w:type="dxa" w:w="3402"/>
+            <w:tcW w:type="dxa" w:w="3345"/>
           </w:tcPr>
           <w:p>
             <w:r/>
             <w:r>
               <w:rPr>
                 <w:rFonts w:ascii="微软雅黑" w:hAnsi="微软雅黑" w:eastAsia="微软雅黑"/>
-                <w:sz w:val="19"/>
+                <w:sz w:val="20"/>
               </w:rPr>
-              <w:t>软硬碎片、多家拼装、责任分散</w:t>
+              <w:t>软硬件碎片,多家拼装,责任分散</w:t>
             </w:r>
           </w:p>
         </w:tc>
@@ -2075,7 +1733,7 @@
             <w:r>
               <w:rPr>
                 <w:rFonts w:ascii="微软雅黑" w:hAnsi="微软雅黑" w:eastAsia="微软雅黑"/>
-                <w:sz w:val="19"/>
+                <w:sz w:val="20"/>
               </w:rPr>
               <w:t>扩展逻辑</w:t>
             </w:r>
@@ -2083,31 +1741,31 @@
         </w:tc>
         <w:tc>
           <w:tcPr>
-            <w:tcW w:type="dxa" w:w="4195"/>
+            <w:tcW w:type="dxa" w:w="3969"/>
           </w:tcPr>
           <w:p>
             <w:r/>
             <w:r>
               <w:rPr>
                 <w:rFonts w:ascii="微软雅黑" w:hAnsi="微软雅黑" w:eastAsia="微软雅黑"/>
-                <w:sz w:val="19"/>
+                <w:sz w:val="20"/>
               </w:rPr>
-              <w:t>站在不变底座三套契约上,低成本加设备/场景</w:t>
+              <w:t>站在不变底座的三套契约之上,低成本新增设备与场景</w:t>
             </w:r>
           </w:p>
         </w:tc>
         <w:tc>
           <w:tcPr>
-            <w:tcW w:type="dxa" w:w="3402"/>
+            <w:tcW w:type="dxa" w:w="3345"/>
           </w:tcPr>
           <w:p>
             <w:r/>
             <w:r>
               <w:rPr>
                 <w:rFonts w:ascii="微软雅黑" w:hAnsi="微软雅黑" w:eastAsia="微软雅黑"/>
-                <w:sz w:val="19"/>
+                <w:sz w:val="20"/>
               </w:rPr>
-              <w:t>一船一造、重复改造、改一处动全身</w:t>
+              <w:t>一船一造,重复改造,牵一发而动全身</w:t>
             </w:r>
           </w:p>
         </w:tc>
@@ -2122,7 +1780,7 @@
             <w:r>
               <w:rPr>
                 <w:rFonts w:ascii="微软雅黑" w:hAnsi="微软雅黑" w:eastAsia="微软雅黑"/>
-                <w:sz w:val="19"/>
+                <w:sz w:val="20"/>
               </w:rPr>
               <w:t>AI 形态</w:t>
             </w:r>
@@ -2130,31 +1788,31 @@
         </w:tc>
         <w:tc>
           <w:tcPr>
-            <w:tcW w:type="dxa" w:w="4195"/>
+            <w:tcW w:type="dxa" w:w="3969"/>
           </w:tcPr>
           <w:p>
             <w:r/>
             <w:r>
               <w:rPr>
                 <w:rFonts w:ascii="微软雅黑" w:hAnsi="微软雅黑" w:eastAsia="微软雅黑"/>
-                <w:sz w:val="19"/>
+                <w:sz w:val="20"/>
               </w:rPr>
-              <w:t>AI 原生:3 个 MCP 工具+工况上下文驱动跨设备融合诊断,且负责任边界</w:t>
+              <w:t>AI 原生,以工况上下文驱动跨设备融合诊断,且边界清晰</w:t>
             </w:r>
           </w:p>
         </w:tc>
         <w:tc>
           <w:tcPr>
-            <w:tcW w:type="dxa" w:w="3402"/>
+            <w:tcW w:type="dxa" w:w="3345"/>
           </w:tcPr>
           <w:p>
             <w:r/>
             <w:r>
               <w:rPr>
                 <w:rFonts w:ascii="微软雅黑" w:hAnsi="微软雅黑" w:eastAsia="微软雅黑"/>
-                <w:sz w:val="19"/>
+                <w:sz w:val="20"/>
               </w:rPr>
-              <w:t>传统人机界面,单设备看数据,AI 事后挂载或越界</w:t>
+              <w:t>传统人机界面,单设备看数据,AI 事后挂载</w:t>
             </w:r>
           </w:p>
         </w:tc>
@@ -2169,7 +1827,7 @@
             <w:r>
               <w:rPr>
                 <w:rFonts w:ascii="微软雅黑" w:hAnsi="微软雅黑" w:eastAsia="微软雅黑"/>
-                <w:sz w:val="19"/>
+                <w:sz w:val="20"/>
               </w:rPr>
               <w:t>可控可信</w:t>
             </w:r>
@@ -2177,31 +1835,31 @@
         </w:tc>
         <w:tc>
           <w:tcPr>
-            <w:tcW w:type="dxa" w:w="4195"/>
+            <w:tcW w:type="dxa" w:w="3969"/>
           </w:tcPr>
           <w:p>
             <w:r/>
             <w:r>
               <w:rPr>
                 <w:rFonts w:ascii="微软雅黑" w:hAnsi="微软雅黑" w:eastAsia="微软雅黑"/>
-                <w:sz w:val="19"/>
+                <w:sz w:val="20"/>
               </w:rPr>
-              <w:t>纯血国产类脑芯片、本地化、数据不外传</w:t>
+              <w:t>纯血国产类脑芯片,本地化部署,数据不外传</w:t>
             </w:r>
           </w:p>
         </w:tc>
         <w:tc>
           <w:tcPr>
-            <w:tcW w:type="dxa" w:w="3402"/>
+            <w:tcW w:type="dxa" w:w="3345"/>
           </w:tcPr>
           <w:p>
             <w:r/>
             <w:r>
               <w:rPr>
                 <w:rFonts w:ascii="微软雅黑" w:hAnsi="微软雅黑" w:eastAsia="微软雅黑"/>
-                <w:sz w:val="19"/>
+                <w:sz w:val="20"/>
               </w:rPr>
-              <w:t>依赖国外芯片/生态、数据外传顾虑</w:t>
+              <w:t>依赖国外芯片与生态,存在数据外传顾虑</w:t>
             </w:r>
           </w:p>
         </w:tc>
@@ -2213,42 +1871,19 @@
       </w:pPr>
     </w:p>
     <w:p>
+      <w:pPr>
+        <w:jc w:val="both"/>
+      </w:pPr>
       <w:r>
         <w:rPr>
           <w:rFonts w:ascii="微软雅黑" w:hAnsi="微软雅黑" w:eastAsia="微软雅黑"/>
         </w:rPr>
-        <w:t>补充:</w:t>
-      </w:r>
-      <w:r>
-        <w:rPr>
-          <w:rFonts w:ascii="微软雅黑" w:hAnsi="微软雅黑" w:eastAsia="微软雅黑"/>
-          <w:b/>
-        </w:rPr>
-        <w:t>负责任的 AI 边界 = 可信</w:t>
-      </w:r>
-      <w:r>
-        <w:rPr>
-          <w:rFonts w:ascii="微软雅黑" w:hAnsi="微软雅黑" w:eastAsia="微软雅黑"/>
-        </w:rPr>
-        <w:t>(对监管与安全责任主体是减分项变加分项);</w:t>
-      </w:r>
-      <w:r>
-        <w:rPr>
-          <w:rFonts w:ascii="微软雅黑" w:hAnsi="微软雅黑" w:eastAsia="微软雅黑"/>
-          <w:b/>
-        </w:rPr>
-        <w:t>人机交互基因跨域</w:t>
-      </w:r>
-      <w:r>
-        <w:rPr>
-          <w:rFonts w:ascii="微软雅黑" w:hAnsi="微软雅黑" w:eastAsia="微软雅黑"/>
-        </w:rPr>
-        <w:t>(智能座舱/人机交互能力下船,交互设计功底是天然壁垒);按监管规则原生设计而非事后适配。</w:t>
+        <w:t>在这些之外,还有三点值得强调。其一,负责任的 AI 边界本身就是一种竞争力:对监管机构与安全责任主体而言,一套"看得清、却不越界,关键动作始终由人确认"的系统,反而更值得信赖。其二,人机交互是公司的长期积累——智能座舱与人机交互的设计能力被引入到船舶领域,使本系统在界面、操作与体验上具备天然的功底,这是单纯做设备集成的厂商难以追赶的。其三,系统按监管规则原生设计,而非事后适配,这为后续在实船基础上推进船级社认证创造了有利条件。</w:t>
       </w:r>
     </w:p>
     <w:p>
       <w:pPr>
-        <w:spacing w:before="240" w:after="80"/>
+        <w:spacing w:before="320" w:after="120"/>
         <w:pBdr>
           <w:bottom w:val="single" w:sz="6" w:space="4" w:color="164E8C"/>
         </w:pBdr>
@@ -2260,7 +1895,18 @@
           <w:color w:val="164E8C"/>
           <w:sz w:val="30"/>
         </w:rPr>
-        <w:t>八、实施路线与交付验收</w:t>
+        <w:t>八、实施路线与交付</w:t>
+      </w:r>
+    </w:p>
+    <w:p>
+      <w:pPr>
+        <w:jc w:val="both"/>
+      </w:pPr>
+      <w:r>
+        <w:rPr>
+          <w:rFonts w:ascii="微软雅黑" w:hAnsi="微软雅黑" w:eastAsia="微软雅黑"/>
+        </w:rPr>
+        <w:t>项目按照"先打通、再闭环、后增强"的思路分三步推进,每一步都有明确的交付内容与验收口径,且步步之间可独立验收。</w:t>
       </w:r>
     </w:p>
     <w:tbl>
@@ -2271,9 +1917,9 @@
         <w:tblLook w:firstColumn="1" w:firstRow="1" w:lastColumn="0" w:lastRow="0" w:noHBand="0" w:noVBand="1" w:val="04A0"/>
       </w:tblPr>
       <w:tblGrid>
-        <w:gridCol w:w="2880"/>
-        <w:gridCol w:w="2880"/>
-        <w:gridCol w:w="2880"/>
+        <w:gridCol w:w="3097"/>
+        <w:gridCol w:w="3097"/>
+        <w:gridCol w:w="3097"/>
       </w:tblGrid>
       <w:tr>
         <w:tc>
@@ -2290,13 +1936,13 @@
                 <w:color w:val="FFFFFF"/>
                 <w:sz w:val="20"/>
               </w:rPr>
-              <w:t>步</w:t>
+              <w:t>阶段</w:t>
             </w:r>
           </w:p>
         </w:tc>
         <w:tc>
           <w:tcPr>
-            <w:tcW w:type="dxa" w:w="4535"/>
+            <w:tcW w:type="dxa" w:w="4819"/>
             <w:shd w:val="clear" w:color="auto" w:fill="164E8C"/>
           </w:tcPr>
           <w:p>
@@ -2308,13 +1954,13 @@
                 <w:color w:val="FFFFFF"/>
                 <w:sz w:val="20"/>
               </w:rPr>
-              <w:t>内容</w:t>
+              <w:t>实施内容</w:t>
             </w:r>
           </w:p>
         </w:tc>
         <w:tc>
           <w:tcPr>
-            <w:tcW w:type="dxa" w:w="3402"/>
+            <w:tcW w:type="dxa" w:w="2835"/>
             <w:shd w:val="clear" w:color="auto" w:fill="164E8C"/>
           </w:tcPr>
           <w:p>
@@ -2341,7 +1987,7 @@
             <w:r>
               <w:rPr>
                 <w:rFonts w:ascii="微软雅黑" w:hAnsi="微软雅黑" w:eastAsia="微软雅黑"/>
-                <w:sz w:val="19"/>
+                <w:sz w:val="20"/>
               </w:rPr>
               <w:t>第一步</w:t>
             </w:r>
@@ -2349,31 +1995,31 @@
         </w:tc>
         <w:tc>
           <w:tcPr>
-            <w:tcW w:type="dxa" w:w="4535"/>
+            <w:tcW w:type="dxa" w:w="4819"/>
           </w:tcPr>
           <w:p>
             <w:r/>
             <w:r>
               <w:rPr>
                 <w:rFonts w:ascii="微软雅黑" w:hAnsi="微软雅黑" w:eastAsia="微软雅黑"/>
-                <w:sz w:val="19"/>
+                <w:sz w:val="20"/>
               </w:rPr>
-              <w:t>单船/单舱概念验证(可视化监控起步)</w:t>
+              <w:t>在目标船舶完成边缘主机与基础环境部署,实现已知设备的接入、采集、解析与落库,前端可查询实时与历史数据</w:t>
             </w:r>
           </w:p>
         </w:tc>
         <w:tc>
           <w:tcPr>
-            <w:tcW w:type="dxa" w:w="3402"/>
+            <w:tcW w:type="dxa" w:w="2835"/>
           </w:tcPr>
           <w:p>
             <w:r/>
             <w:r>
               <w:rPr>
                 <w:rFonts w:ascii="微软雅黑" w:hAnsi="微软雅黑" w:eastAsia="微软雅黑"/>
-                <w:sz w:val="19"/>
+                <w:sz w:val="20"/>
               </w:rPr>
-              <w:t>稳定运行 30 天、数据联通率 &gt;90%</w:t>
+              <w:t>基础链路稳定运行不少于 30 天,数据联通率高于 90%</w:t>
             </w:r>
           </w:p>
         </w:tc>
@@ -2388,7 +2034,7 @@
             <w:r>
               <w:rPr>
                 <w:rFonts w:ascii="微软雅黑" w:hAnsi="微软雅黑" w:eastAsia="微软雅黑"/>
-                <w:sz w:val="19"/>
+                <w:sz w:val="20"/>
               </w:rPr>
               <w:t>第二步</w:t>
             </w:r>
@@ -2396,31 +2042,31 @@
         </w:tc>
         <w:tc>
           <w:tcPr>
-            <w:tcW w:type="dxa" w:w="4535"/>
+            <w:tcW w:type="dxa" w:w="4819"/>
           </w:tcPr>
           <w:p>
             <w:r/>
             <w:r>
               <w:rPr>
                 <w:rFonts w:ascii="微软雅黑" w:hAnsi="微软雅黑" w:eastAsia="微软雅黑"/>
-                <w:sz w:val="19"/>
+                <w:sz w:val="20"/>
               </w:rPr>
-              <w:t>监控告警 + 健康评分 + 驾控 / 岸端接入</w:t>
+              <w:t>完善设备台账、端口绑定、实时监控、告警分级与确认,形成可用的监管与运维入口,并按需对接岸端</w:t>
             </w:r>
           </w:p>
         </w:tc>
         <w:tc>
           <w:tcPr>
-            <w:tcW w:type="dxa" w:w="3402"/>
+            <w:tcW w:type="dxa" w:w="2835"/>
           </w:tcPr>
           <w:p>
             <w:r/>
             <w:r>
               <w:rPr>
                 <w:rFonts w:ascii="微软雅黑" w:hAnsi="微软雅黑" w:eastAsia="微软雅黑"/>
-                <w:sz w:val="19"/>
+                <w:sz w:val="20"/>
               </w:rPr>
-              <w:t>客户可用的监管与运维入口、满足报建接口</w:t>
+              <w:t>客户可日常使用的监控与运维入口,满足相关报建与接口要求</w:t>
             </w:r>
           </w:p>
         </w:tc>
@@ -2435,7 +2081,7 @@
             <w:r>
               <w:rPr>
                 <w:rFonts w:ascii="微软雅黑" w:hAnsi="微软雅黑" w:eastAsia="微软雅黑"/>
-                <w:sz w:val="19"/>
+                <w:sz w:val="20"/>
               </w:rPr>
               <w:t>第三步</w:t>
             </w:r>
@@ -2443,31 +2089,31 @@
         </w:tc>
         <w:tc>
           <w:tcPr>
-            <w:tcW w:type="dxa" w:w="4535"/>
+            <w:tcW w:type="dxa" w:w="4819"/>
           </w:tcPr>
           <w:p>
             <w:r/>
             <w:r>
               <w:rPr>
                 <w:rFonts w:ascii="微软雅黑" w:hAnsi="微软雅黑" w:eastAsia="微软雅黑"/>
-                <w:sz w:val="19"/>
+                <w:sz w:val="20"/>
               </w:rPr>
-              <w:t>全船软硬一体 + 遥控/船岸协同 + 规模化复制</w:t>
+              <w:t>推进全船软硬件一体、健康评分与 AI 诊断,扩展遥控与船岸协同,并形成标准化复制能力</w:t>
             </w:r>
           </w:p>
         </w:tc>
         <w:tc>
           <w:tcPr>
-            <w:tcW w:type="dxa" w:w="3402"/>
+            <w:tcW w:type="dxa" w:w="2835"/>
           </w:tcPr>
           <w:p>
             <w:r/>
             <w:r>
               <w:rPr>
                 <w:rFonts w:ascii="微软雅黑" w:hAnsi="微软雅黑" w:eastAsia="微软雅黑"/>
-                <w:sz w:val="19"/>
+                <w:sz w:val="20"/>
               </w:rPr>
-              <w:t>标准化复制、岸基指挥中心联调</w:t>
+              <w:t>完成标准化复制方案,具备向同型船推广与岸基中心联调的条件</w:t>
             </w:r>
           </w:p>
         </w:tc>
@@ -2479,16 +2125,30 @@
       </w:pPr>
     </w:p>
     <w:p>
+      <w:pPr>
+        <w:jc w:val="both"/>
+      </w:pPr>
       <w:r>
         <w:rPr>
           <w:rFonts w:ascii="微软雅黑" w:hAnsi="微软雅黑" w:eastAsia="微软雅黑"/>
         </w:rPr>
-        <w:t>退出机制:任一步验收不满意可随时协商,不影响后续模块——小步快跑、低风险。</w:t>
+        <w:t>为降低决策风险,各阶段之间设有清晰的退出机制:若某一步的验收结果不满意,可随时协商调整,而不影响已交付模块的使用。这种小步快跑的方式,既让客户在早期就能看到实际效果,也把一次性大额投入的风险分散到了可控的节奏中。</w:t>
       </w:r>
     </w:p>
     <w:p>
       <w:pPr>
-        <w:spacing w:before="240" w:after="80"/>
+        <w:jc w:val="both"/>
+      </w:pPr>
+      <w:r>
+        <w:rPr>
+          <w:rFonts w:ascii="微软雅黑" w:hAnsi="微软雅黑" w:eastAsia="微软雅黑"/>
+        </w:rPr>
+        <w:t>整个实施以实船应用为牵引。系统在目标营运船舶上完成安装、联调与不少于 30 天的稳定运行后,即具备了真实、连续的运行数据与现场验证记录;在此基础上,按船级社相关规范推进 CCS 认证,使产品在实船验证与规范认证两条线上同步成熟。对船东而言,这意味着所采用的不是一套停留在实验室的方案,而是一套经过实船检验、并正走向规范认证的系统。</w:t>
+      </w:r>
+    </w:p>
+    <w:p>
+      <w:pPr>
+        <w:spacing w:before="320" w:after="120"/>
         <w:pBdr>
           <w:bottom w:val="single" w:sz="6" w:space="4" w:color="164E8C"/>
         </w:pBdr>
@@ -2500,130 +2160,37 @@
           <w:color w:val="164E8C"/>
           <w:sz w:val="30"/>
         </w:rPr>
-        <w:t>九、相关材料(单独交付)</w:t>
-      </w:r>
-    </w:p>
-    <w:p>
-      <w:r>
-        <w:rPr>
-          <w:rFonts w:ascii="微软雅黑" w:hAnsi="微软雅黑" w:eastAsia="微软雅黑"/>
-        </w:rPr>
-        <w:t>《船舶态势感知与远程控制落地技术方案》是单独提供给客户的一份材料,覆盖多源感知融合(视觉+雷达+LiDAR+AIS+GNSS/IMU+气象海流)、时间同步与双总线架构、三层融合、风险评分模型、九类风险场景与自动驾驶分级演进。</w:t>
-      </w:r>
-      <w:r>
-        <w:rPr>
-          <w:rFonts w:ascii="微软雅黑" w:hAnsi="微软雅黑" w:eastAsia="微软雅黑"/>
-          <w:b/>
-        </w:rPr>
-        <w:t>本产品第五节的控制责任边界与该材料同源、口径一致。</w:t>
-      </w:r>
-      <w:r>
-        <w:rPr>
-          <w:rFonts w:ascii="微软雅黑" w:hAnsi="微软雅黑" w:eastAsia="微软雅黑"/>
-        </w:rPr>
-        <w:t xml:space="preserve"> 如需可单独提供供专项评审。</w:t>
+        <w:t>九、相关材料</w:t>
       </w:r>
     </w:p>
     <w:p>
       <w:pPr>
-        <w:spacing w:before="240" w:after="80"/>
-        <w:pBdr>
-          <w:bottom w:val="single" w:sz="6" w:space="4" w:color="164E8C"/>
-        </w:pBdr>
-      </w:pPr>
-      <w:r>
-        <w:rPr>
-          <w:rFonts w:ascii="微软雅黑" w:hAnsi="微软雅黑" w:eastAsia="微软雅黑"/>
-          <w:b/>
-          <w:color w:val="164E8C"/>
-          <w:sz w:val="30"/>
-        </w:rPr>
-        <w:t>附:专家评审/投标前待确认项</w:t>
-      </w:r>
-    </w:p>
-    <w:p>
-      <w:pPr>
-        <w:pStyle w:val="ListBullet"/>
+        <w:jc w:val="both"/>
       </w:pPr>
       <w:r>
         <w:rPr>
           <w:rFonts w:ascii="微软雅黑" w:hAnsi="微软雅黑" w:eastAsia="微软雅黑"/>
         </w:rPr>
-        <w:t>可对外引用的案例与客户名单、可披露资质;</w:t>
+        <w:t>与本方案配套,另有一份《船舶态势感知与远程控制落地技术方案》单独提供,系统阐述了以视觉识别为核心,融合雷达、激光雷达、AIS、卫星定位与惯导、气象与海流等多源数据的感知体系,以及在此之上的时间同步与总线设计、多层数据融合、风险评分模型、典型风险场景处置与自动驾驶的分级演进。本方案第五节所述的控制与 AI 责任边界,与该材料中的分级控制方案同源、口径一致。如需开展更深入的专项评审,可单独提供该材料。</w:t>
       </w:r>
     </w:p>
     <w:p>
       <w:pPr>
-        <w:pStyle w:val="ListBullet"/>
-      </w:pPr>
-      <w:r>
-        <w:rPr>
-          <w:rFonts w:ascii="微软雅黑" w:hAnsi="微软雅黑" w:eastAsia="微软雅黑"/>
-        </w:rPr>
-        <w:t>三大降本指标(-50%/-60%/-55%)的测算口径与佐证;</w:t>
-      </w:r>
-    </w:p>
-    <w:p>
-      <w:pPr>
-        <w:pStyle w:val="ListBullet"/>
-      </w:pPr>
-      <w:r>
-        <w:rPr>
-          <w:rFonts w:ascii="微软雅黑" w:hAnsi="微软雅黑" w:eastAsia="微软雅黑"/>
-        </w:rPr>
-        <w:t>交互硬件配置(大屏/操控台/语音阵列等型号;边缘主机规格已确认);</w:t>
-      </w:r>
-    </w:p>
-    <w:p>
-      <w:pPr>
-        <w:pStyle w:val="ListBullet"/>
-      </w:pPr>
-      <w:r>
-        <w:rPr>
-          <w:rFonts w:ascii="微软雅黑" w:hAnsi="微软雅黑" w:eastAsia="微软雅黑"/>
-        </w:rPr>
-        <w:t>国产化完整适配清单与可申报政策专项;</w:t>
-      </w:r>
-    </w:p>
-    <w:p>
-      <w:pPr>
-        <w:pStyle w:val="ListBullet"/>
-      </w:pPr>
-      <w:r>
-        <w:rPr>
-          <w:rFonts w:ascii="微软雅黑" w:hAnsi="微软雅黑" w:eastAsia="微软雅黑"/>
-        </w:rPr>
-        <w:t>第五节控制边界按客户场景落地(ODD 定义、安全包线、人工确认边界);</w:t>
-      </w:r>
-    </w:p>
-    <w:p>
-      <w:pPr>
-        <w:pStyle w:val="ListBullet"/>
-      </w:pPr>
-      <w:r>
-        <w:rPr>
-          <w:rFonts w:ascii="微软雅黑" w:hAnsi="微软雅黑" w:eastAsia="微软雅黑"/>
-        </w:rPr>
-        <w:t>复杂 Modbus 字段需客户提供厂家寄存器表(量纲/倍率/报警位/通讯参数)。</w:t>
-      </w:r>
-    </w:p>
-    <w:p/>
-    <w:p>
-      <w:pPr>
+        <w:spacing w:before="280"/>
         <w:jc w:val="center"/>
       </w:pPr>
       <w:r>
         <w:rPr>
           <w:rFonts w:ascii="微软雅黑" w:hAnsi="微软雅黑" w:eastAsia="微软雅黑"/>
-          <w:color w:val="555555"/>
+          <w:color w:val="666666"/>
           <w:sz w:val="17"/>
         </w:rPr>
-        <w:t>— 本文为产品级技术方案,具体参数以合同与现场复勘为准。—</w:t>
+        <w:t>本文为产品级技术方案,具体参数与配置以合同约定及现场复勘为准。</w:t>
       </w:r>
     </w:p>
     <w:sectPr>
       <w:pgSz w:w="12240" w:h="15840"/>
-      <w:pgMar w:top="1440" w:right="1800" w:bottom="1440" w:left="1800" w:header="720" w:footer="720" w:gutter="0"/>
+      <w:pgMar w:top="1361" w:right="1474" w:bottom="1247" w:left="1474" w:header="720" w:footer="720" w:gutter="0"/>
       <w:cols w:space="720"/>
       <w:docGrid w:linePitch="360"/>
     </w:sectPr>
@@ -2995,11 +2562,11 @@
     <w:qFormat/>
     <w:rsid w:val="00FC693F"/>
     <w:pPr>
-      <w:spacing w:after="80" w:line="300" w:lineRule="auto"/>
+      <w:spacing w:after="120" w:line="336" w:lineRule="auto"/>
     </w:pPr>
     <w:rPr>
       <w:rFonts w:ascii="微软雅黑" w:hAnsi="微软雅黑" w:eastAsia="微软雅黑"/>
-      <w:sz w:val="21"/>
+      <w:sz w:val="22"/>
     </w:rPr>
   </w:style>
   <w:style w:type="paragraph" w:styleId="Header">

--- a/方案/智能船机交互系统-核心产品方案-专家版.docx
+++ b/方案/智能船机交互系统-核心产品方案-专家版.docx
@@ -237,7 +237,7 @@
         <w:rPr>
           <w:rFonts w:ascii="微软雅黑" w:hAnsi="微软雅黑" w:eastAsia="微软雅黑"/>
         </w:rPr>
-        <w:t>智能船机交互系统正是针对这一根本问题而设计。它是一套软硬件一体的船端人机协同驾控中枢:在一套统一、稳定的 AI-IoT 数据底座之上,把全船设备的数据标准化地汇聚起来,再以船员能够直接使用的方式,呈现为"看得见、问得清、操得动、控得住"的统一体验,并可顺势向岸端延伸,支撑远程监管、远程协助与人员培训。在结构上,系统分为两层:底层负责异构设备数据的接入、解析与标准化,解决"设备到数据"的问题;上层负责把标准化的数据转化为驾控体验与操作能力,解决"数据到人机"的问题。两层之间以明确的接口契约衔接,可以各自独立演进——底层增加新设备、新协议时上层无须改动,上层增加新界面、新场景时底层保持不变。这种分层,正是产品能够在不同船型上快速复制、并支撑长期迭代的根基。</w:t>
+        <w:t>智能船机交互系统正是针对这一根本问题而设计。它是一套软硬件一体的船端人机协同驾控中枢:在一套统一、稳定的 AI-IoT 数据底座之上,把全船设备的数据标准化地汇聚起来,再以船员能够直接使用的方式,呈现为"看得见、问得清、操得动、控得住"的统一体验,并可顺势向岸端延伸,支撑远程监管、远程协助与人员培训。在结构上,系统分为两层:底层是 AI-IoT 数据底座,负责异构设备数据的接入、解析与标准化,解决"设备到数据"的问题;上层是面向人的交互与驾控,负责把标准化的数据转化为驾控体验与操作能力,解决"数据到人机"的问题。两层之间以明确的接口契约衔接,可以各自独立演进——底层增加新设备、新协议时上层无须改动,上层增加新界面、新场景时底层保持不变。这种分层,正是产品能够在不同船型上快速复制、并支撑长期迭代的根基。</w:t>
       </w:r>
     </w:p>
     <w:p>
@@ -444,7 +444,7 @@
           <w:color w:val="164E8C"/>
           <w:sz w:val="30"/>
         </w:rPr>
-        <w:t>二、总体技术架构</w:t>
+        <w:t>二、AI-IoT 数据底座:总体架构与技术说明</w:t>
       </w:r>
     </w:p>
     <w:p>
@@ -455,7 +455,21 @@
         <w:rPr>
           <w:rFonts w:ascii="微软雅黑" w:hAnsi="微软雅黑" w:eastAsia="微软雅黑"/>
         </w:rPr>
-        <w:t>系统采用"边缘采集—消息总线—服务中台—数据存储—可视化运维"的分层架构。现场设备通过串口、网口、CAN、Modbus 等方式接入船端的边缘智能主机,由主机完成协议的初步判别、数据解析与标准化封装;标准化之后的数据并不直接点对点送往各业务模块,而是统一发布到一条消息总线上,再由服务中台,以及驾驶台大屏、机舱屏、移动终端、AI 分析等各方按需订阅。</w:t>
+        <w:t>AI-IoT 数据底座是整个系统的技术基础。它面向船舶现场的设备接入、运行监控、告警管理、健康评分与智能诊断而建设,整体由采集端边缘网关、服务端业务中台、消息与数据存储组件,以及日志与可视化运维组件共同构成。底座的目标并不是简单地完成单台设备的数据读取,而是建立一套可扩展、可运维、可追溯的船舶设备接入与监控平台:它能够对 NMEA 0183、CAN、Modbus TCP、Modbus RTU 等现场协议进行统一接入,对采集数据进行结构化处理,并向前端大屏、Web 系统或第三方平台提供标准化接口。</w:t>
+      </w:r>
+    </w:p>
+    <w:p>
+      <w:pPr>
+        <w:spacing w:before="200" w:after="60"/>
+      </w:pPr>
+      <w:r>
+        <w:rPr>
+          <w:rFonts w:ascii="微软雅黑" w:hAnsi="微软雅黑" w:eastAsia="微软雅黑"/>
+          <w:b/>
+          <w:color w:val="0B7A6E"/>
+          <w:sz w:val="24"/>
+        </w:rPr>
+        <w:t>2.1  总体架构与设计理念</w:t>
       </w:r>
     </w:p>
     <w:p>
@@ -466,7 +480,7 @@
         <w:rPr>
           <w:rFonts w:ascii="微软雅黑" w:hAnsi="微软雅黑" w:eastAsia="微软雅黑"/>
         </w:rPr>
-        <w:t>之所以以消息总线作为系统的"脊椎",而不是让各模块彼此直接调用,是出于三方面的工程考虑。首先,同一份设备数据可以被多个业务同时订阅,驾驶台大屏、告警系统、健康评分与 AI 诊断各取所需而互不阻塞。其次,采集端与服务端因此得以解耦,既可以分别部署、分别升级,也为"船端自治、岸端汇聚"的船岸协同留出了空间。最后,系统的扩展代价被显著降低——新增一个数据消费方,只是多了一个订阅者,而无须改动既有链路。</w:t>
+        <w:t>底座整体采用"边缘采集 + 消息总线 + 服务端业务中台 + 数据存储 + 可视化运维"的架构。采集端负责现场设备接入与协议解析,服务端负责业务建模、监控告警、健康评分、动态设备管理与 AI 诊断接口输出,两者之间通过消息总线衔接。完整的数据链路是:现场设备、PLC、串口服务器或 CAN 设备的数据,先由采集端完成协议解析与标准化,经 MQTT 消息总线分发到服务端,服务端在更新实时状态的同时写入数据库,最终由 Web 前端、驾驶台大屏、机舱屏、第三方系统或 AI 诊断服务通过接口或实时推送获取;系统运行状态与日志则汇聚到统一的运维可视化组件。</w:t>
       </w:r>
     </w:p>
     <w:p>
@@ -477,7 +491,32 @@
         <w:rPr>
           <w:rFonts w:ascii="微软雅黑" w:hAnsi="微软雅黑" w:eastAsia="微软雅黑"/>
         </w:rPr>
-        <w:t>真正构成"稳定底座"的,是三套不随版本变动的接口契约。后续无论是接入新设备、新增分析,还是扩展前端,改动都只发生在契约内部,而契约本身保持不变,这也是"底座不变"的精确含义。</w:t>
+        <w:t>这一架构有四个鲜明特点。其一是分层解耦,现场协议接入、数据解析、业务服务、前端展示与运维监控彼此独立,便于分阶段交付与后续扩展;其二是消息驱动,采集链路通过消息总线分发设备数据、状态、错误与识别事件,兼顾实时性与扩展性;其三是数据留痕,关键采集记录、设备台账、告警历史与健康评分历史均可持久化,便于查询与追溯;其四是动态扩展,已知设备可自动绑定,未知设备则通过 AI 辅助识别与人工确认的流程逐步纳入标准链路。</w:t>
+      </w:r>
+    </w:p>
+    <w:p>
+      <w:pPr>
+        <w:spacing w:before="200" w:after="60"/>
+      </w:pPr>
+      <w:r>
+        <w:rPr>
+          <w:rFonts w:ascii="微软雅黑" w:hAnsi="微软雅黑" w:eastAsia="微软雅黑"/>
+          <w:b/>
+          <w:color w:val="0B7A6E"/>
+          <w:sz w:val="24"/>
+        </w:rPr>
+        <w:t>2.2  系统组成</w:t>
+      </w:r>
+    </w:p>
+    <w:p>
+      <w:pPr>
+        <w:jc w:val="both"/>
+      </w:pPr>
+      <w:r>
+        <w:rPr>
+          <w:rFonts w:ascii="微软雅黑" w:hAnsi="微软雅黑" w:eastAsia="微软雅黑"/>
+        </w:rPr>
+        <w:t>底座由若干职责清晰的模块组成,各模块既独立工作,又通过统一的数据与消息接口协同。</w:t>
       </w:r>
     </w:p>
     <w:tbl>
@@ -488,13 +527,14 @@
         <w:tblLook w:firstColumn="1" w:firstRow="1" w:lastColumn="0" w:lastRow="0" w:noHBand="0" w:noVBand="1" w:val="04A0"/>
       </w:tblPr>
       <w:tblGrid>
-        <w:gridCol w:w="4646"/>
-        <w:gridCol w:w="4646"/>
+        <w:gridCol w:w="3097"/>
+        <w:gridCol w:w="3097"/>
+        <w:gridCol w:w="3097"/>
       </w:tblGrid>
       <w:tr>
         <w:tc>
           <w:tcPr>
-            <w:tcW w:type="dxa" w:w="2381"/>
+            <w:tcW w:type="dxa" w:w="1814"/>
             <w:shd w:val="clear" w:color="auto" w:fill="164E8C"/>
           </w:tcPr>
           <w:p>
@@ -506,13 +546,13 @@
                 <w:color w:val="FFFFFF"/>
                 <w:sz w:val="20"/>
               </w:rPr>
-              <w:t>契约</w:t>
+              <w:t>模块</w:t>
             </w:r>
           </w:p>
         </w:tc>
         <w:tc>
           <w:tcPr>
-            <w:tcW w:type="dxa" w:w="6406"/>
+            <w:tcW w:type="dxa" w:w="4535"/>
             <w:shd w:val="clear" w:color="auto" w:fill="164E8C"/>
           </w:tcPr>
           <w:p>
@@ -524,7 +564,25 @@
                 <w:color w:val="FFFFFF"/>
                 <w:sz w:val="20"/>
               </w:rPr>
-              <w:t>内容</w:t>
+              <w:t>主要职责</w:t>
+            </w:r>
+          </w:p>
+        </w:tc>
+        <w:tc>
+          <w:tcPr>
+            <w:tcW w:type="dxa" w:w="2438"/>
+            <w:shd w:val="clear" w:color="auto" w:fill="164E8C"/>
+          </w:tcPr>
+          <w:p>
+            <w:r/>
+            <w:r>
+              <w:rPr>
+                <w:rFonts w:ascii="微软雅黑" w:hAnsi="微软雅黑" w:eastAsia="微软雅黑"/>
+                <w:b/>
+                <w:color w:val="FFFFFF"/>
+                <w:sz w:val="20"/>
+              </w:rPr>
+              <w:t>对客户的价值</w:t>
             </w:r>
           </w:p>
         </w:tc>
@@ -532,31 +590,46 @@
       <w:tr>
         <w:tc>
           <w:tcPr>
-            <w:tcW w:type="dxa" w:w="2381"/>
+            <w:tcW w:type="dxa" w:w="1814"/>
           </w:tcPr>
           <w:p>
             <w:r/>
             <w:r>
               <w:rPr>
                 <w:rFonts w:ascii="微软雅黑" w:hAnsi="微软雅黑" w:eastAsia="微软雅黑"/>
-                <w:sz w:val="20"/>
+                <w:sz w:val="19"/>
               </w:rPr>
-              <w:t>消息总线主题命名空间</w:t>
+              <w:t>采集端边缘网关</w:t>
             </w:r>
           </w:p>
         </w:tc>
         <w:tc>
           <w:tcPr>
-            <w:tcW w:type="dxa" w:w="6406"/>
+            <w:tcW w:type="dxa" w:w="4535"/>
           </w:tcPr>
           <w:p>
             <w:r/>
             <w:r>
               <w:rPr>
                 <w:rFonts w:ascii="微软雅黑" w:hAnsi="微软雅黑" w:eastAsia="微软雅黑"/>
-                <w:sz w:val="20"/>
+                <w:sz w:val="19"/>
               </w:rPr>
-              <w:t>标准设备数据、设备状态、采集与解析异常、动态端口绑定,以及未知设备识别的四段式流程(请求、待确认、进度、确认)</w:t>
+              <w:t>现场串口、TCP、CAN、Modbus 等设备接入,完成协议初判、数据转发、解析与上送</w:t>
+            </w:r>
+          </w:p>
+        </w:tc>
+        <w:tc>
+          <w:tcPr>
+            <w:tcW w:type="dxa" w:w="2438"/>
+          </w:tcPr>
+          <w:p>
+            <w:r/>
+            <w:r>
+              <w:rPr>
+                <w:rFonts w:ascii="微软雅黑" w:hAnsi="微软雅黑" w:eastAsia="微软雅黑"/>
+                <w:sz w:val="19"/>
+              </w:rPr>
+              <w:t>统一现场设备接入方式,降低多协议接入的复杂度</w:t>
             </w:r>
           </w:p>
         </w:tc>
@@ -564,31 +637,46 @@
       <w:tr>
         <w:tc>
           <w:tcPr>
-            <w:tcW w:type="dxa" w:w="2381"/>
+            <w:tcW w:type="dxa" w:w="1814"/>
           </w:tcPr>
           <w:p>
             <w:r/>
             <w:r>
               <w:rPr>
                 <w:rFonts w:ascii="微软雅黑" w:hAnsi="微软雅黑" w:eastAsia="微软雅黑"/>
-                <w:sz w:val="20"/>
+                <w:sz w:val="19"/>
               </w:rPr>
-              <w:t>核心数据模型</w:t>
+              <w:t>服务端业务中台</w:t>
             </w:r>
           </w:p>
         </w:tc>
         <w:tc>
           <w:tcPr>
-            <w:tcW w:type="dxa" w:w="6406"/>
+            <w:tcW w:type="dxa" w:w="4535"/>
           </w:tcPr>
           <w:p>
             <w:r/>
             <w:r>
               <w:rPr>
                 <w:rFonts w:ascii="微软雅黑" w:hAnsi="微软雅黑" w:eastAsia="微软雅黑"/>
-                <w:sz w:val="20"/>
+                <w:sz w:val="19"/>
               </w:rPr>
-              <w:t>设备台账、告警历史与确认状态、动态设备注册(含字段元信息与端口映射)、原始报文与结构化结果留痕、健康评分规则与历史、端口模板、船舶位置与系统分类</w:t>
+              <w:t>设备台账、端口绑定、实时监控、告警管理、健康评分、动态识别与 AI 诊断</w:t>
+            </w:r>
+          </w:p>
+        </w:tc>
+        <w:tc>
+          <w:tcPr>
+            <w:tcW w:type="dxa" w:w="2438"/>
+          </w:tcPr>
+          <w:p>
+            <w:r/>
+            <w:r>
+              <w:rPr>
+                <w:rFonts w:ascii="微软雅黑" w:hAnsi="微软雅黑" w:eastAsia="微软雅黑"/>
+                <w:sz w:val="19"/>
+              </w:rPr>
+              <w:t>为前端大屏与第三方系统提供稳定、统一的数据服务</w:t>
             </w:r>
           </w:p>
         </w:tc>
@@ -596,31 +684,474 @@
       <w:tr>
         <w:tc>
           <w:tcPr>
-            <w:tcW w:type="dxa" w:w="2381"/>
+            <w:tcW w:type="dxa" w:w="1814"/>
           </w:tcPr>
           <w:p>
             <w:r/>
             <w:r>
               <w:rPr>
                 <w:rFonts w:ascii="微软雅黑" w:hAnsi="微软雅黑" w:eastAsia="微软雅黑"/>
-                <w:sz w:val="20"/>
+                <w:sz w:val="19"/>
               </w:rPr>
-              <w:t>对外接口形态</w:t>
+              <w:t>MQTT 消息总线</w:t>
             </w:r>
           </w:p>
         </w:tc>
         <w:tc>
           <w:tcPr>
-            <w:tcW w:type="dxa" w:w="6406"/>
+            <w:tcW w:type="dxa" w:w="4535"/>
           </w:tcPr>
           <w:p>
             <w:r/>
             <w:r>
               <w:rPr>
                 <w:rFonts w:ascii="微软雅黑" w:hAnsi="微软雅黑" w:eastAsia="微软雅黑"/>
+                <w:sz w:val="19"/>
+              </w:rPr>
+              <w:t>承载采集数据、状态、告警、错误与识别流程消息</w:t>
+            </w:r>
+          </w:p>
+        </w:tc>
+        <w:tc>
+          <w:tcPr>
+            <w:tcW w:type="dxa" w:w="2438"/>
+          </w:tcPr>
+          <w:p>
+            <w:r/>
+            <w:r>
+              <w:rPr>
+                <w:rFonts w:ascii="微软雅黑" w:hAnsi="微软雅黑" w:eastAsia="微软雅黑"/>
+                <w:sz w:val="19"/>
+              </w:rPr>
+              <w:t>提高实时性,并支持多个业务模块订阅同一数据源</w:t>
+            </w:r>
+          </w:p>
+        </w:tc>
+      </w:tr>
+      <w:tr>
+        <w:tc>
+          <w:tcPr>
+            <w:tcW w:type="dxa" w:w="1814"/>
+          </w:tcPr>
+          <w:p>
+            <w:r/>
+            <w:r>
+              <w:rPr>
+                <w:rFonts w:ascii="微软雅黑" w:hAnsi="微软雅黑" w:eastAsia="微软雅黑"/>
+                <w:sz w:val="19"/>
+              </w:rPr>
+              <w:t>关系库与时序库</w:t>
+            </w:r>
+          </w:p>
+        </w:tc>
+        <w:tc>
+          <w:tcPr>
+            <w:tcW w:type="dxa" w:w="4535"/>
+          </w:tcPr>
+          <w:p>
+            <w:r/>
+            <w:r>
+              <w:rPr>
+                <w:rFonts w:ascii="微软雅黑" w:hAnsi="微软雅黑" w:eastAsia="微软雅黑"/>
+                <w:sz w:val="19"/>
+              </w:rPr>
+              <w:t>存储设备台账、采集记录、告警历史、健康评分与配置数据</w:t>
+            </w:r>
+          </w:p>
+        </w:tc>
+        <w:tc>
+          <w:tcPr>
+            <w:tcW w:type="dxa" w:w="2438"/>
+          </w:tcPr>
+          <w:p>
+            <w:r/>
+            <w:r>
+              <w:rPr>
+                <w:rFonts w:ascii="微软雅黑" w:hAnsi="微软雅黑" w:eastAsia="微软雅黑"/>
+                <w:sz w:val="19"/>
+              </w:rPr>
+              <w:t>支持历史查询、趋势分析与问题追溯</w:t>
+            </w:r>
+          </w:p>
+        </w:tc>
+      </w:tr>
+      <w:tr>
+        <w:tc>
+          <w:tcPr>
+            <w:tcW w:type="dxa" w:w="1814"/>
+          </w:tcPr>
+          <w:p>
+            <w:r/>
+            <w:r>
+              <w:rPr>
+                <w:rFonts w:ascii="微软雅黑" w:hAnsi="微软雅黑" w:eastAsia="微软雅黑"/>
+                <w:sz w:val="19"/>
+              </w:rPr>
+              <w:t>缓存组件</w:t>
+            </w:r>
+          </w:p>
+        </w:tc>
+        <w:tc>
+          <w:tcPr>
+            <w:tcW w:type="dxa" w:w="4535"/>
+          </w:tcPr>
+          <w:p>
+            <w:r/>
+            <w:r>
+              <w:rPr>
+                <w:rFonts w:ascii="微软雅黑" w:hAnsi="微软雅黑" w:eastAsia="微软雅黑"/>
+                <w:sz w:val="19"/>
+              </w:rPr>
+              <w:t>用于动态端口映射、运行期缓存与识别档案缓存</w:t>
+            </w:r>
+          </w:p>
+        </w:tc>
+        <w:tc>
+          <w:tcPr>
+            <w:tcW w:type="dxa" w:w="2438"/>
+          </w:tcPr>
+          <w:p>
+            <w:r/>
+            <w:r>
+              <w:rPr>
+                <w:rFonts w:ascii="微软雅黑" w:hAnsi="微软雅黑" w:eastAsia="微软雅黑"/>
+                <w:sz w:val="19"/>
+              </w:rPr>
+              <w:t>提升运行效率,并支持动态绑定状态恢复</w:t>
+            </w:r>
+          </w:p>
+        </w:tc>
+      </w:tr>
+      <w:tr>
+        <w:tc>
+          <w:tcPr>
+            <w:tcW w:type="dxa" w:w="1814"/>
+          </w:tcPr>
+          <w:p>
+            <w:r/>
+            <w:r>
+              <w:rPr>
+                <w:rFonts w:ascii="微软雅黑" w:hAnsi="微软雅黑" w:eastAsia="微软雅黑"/>
+                <w:sz w:val="19"/>
+              </w:rPr>
+              <w:t>AI 识别与诊断</w:t>
+            </w:r>
+          </w:p>
+        </w:tc>
+        <w:tc>
+          <w:tcPr>
+            <w:tcW w:type="dxa" w:w="4535"/>
+          </w:tcPr>
+          <w:p>
+            <w:r/>
+            <w:r>
+              <w:rPr>
+                <w:rFonts w:ascii="微软雅黑" w:hAnsi="微软雅黑" w:eastAsia="微软雅黑"/>
+                <w:sz w:val="19"/>
+              </w:rPr>
+              <w:t>采集侧借助本地模型辅助识别未知设备;服务侧通过外部 AI 工作流提供诊断与问答</w:t>
+            </w:r>
+          </w:p>
+        </w:tc>
+        <w:tc>
+          <w:tcPr>
+            <w:tcW w:type="dxa" w:w="2438"/>
+          </w:tcPr>
+          <w:p>
+            <w:r/>
+            <w:r>
+              <w:rPr>
+                <w:rFonts w:ascii="微软雅黑" w:hAnsi="微软雅黑" w:eastAsia="微软雅黑"/>
+                <w:sz w:val="19"/>
+              </w:rPr>
+              <w:t>提升新增设备接入效率与运维辅助分析能力</w:t>
+            </w:r>
+          </w:p>
+        </w:tc>
+      </w:tr>
+      <w:tr>
+        <w:tc>
+          <w:tcPr>
+            <w:tcW w:type="dxa" w:w="1814"/>
+          </w:tcPr>
+          <w:p>
+            <w:r/>
+            <w:r>
+              <w:rPr>
+                <w:rFonts w:ascii="微软雅黑" w:hAnsi="微软雅黑" w:eastAsia="微软雅黑"/>
+                <w:sz w:val="19"/>
+              </w:rPr>
+              <w:t>日志聚合与可视化</w:t>
+            </w:r>
+          </w:p>
+        </w:tc>
+        <w:tc>
+          <w:tcPr>
+            <w:tcW w:type="dxa" w:w="4535"/>
+          </w:tcPr>
+          <w:p>
+            <w:r/>
+            <w:r>
+              <w:rPr>
+                <w:rFonts w:ascii="微软雅黑" w:hAnsi="微软雅黑" w:eastAsia="微软雅黑"/>
+                <w:sz w:val="19"/>
+              </w:rPr>
+              <w:t>负责日志聚合、查询与运维可视化</w:t>
+            </w:r>
+          </w:p>
+        </w:tc>
+        <w:tc>
+          <w:tcPr>
+            <w:tcW w:type="dxa" w:w="2438"/>
+          </w:tcPr>
+          <w:p>
+            <w:r/>
+            <w:r>
+              <w:rPr>
+                <w:rFonts w:ascii="微软雅黑" w:hAnsi="微软雅黑" w:eastAsia="微软雅黑"/>
+                <w:sz w:val="19"/>
+              </w:rPr>
+              <w:t>便于运维、故障定位与客户验收</w:t>
+            </w:r>
+          </w:p>
+        </w:tc>
+      </w:tr>
+    </w:tbl>
+    <w:p>
+      <w:pPr>
+        <w:spacing w:after="40"/>
+      </w:pPr>
+    </w:p>
+    <w:p>
+      <w:pPr>
+        <w:spacing w:before="200" w:after="60"/>
+      </w:pPr>
+      <w:r>
+        <w:rPr>
+          <w:rFonts w:ascii="微软雅黑" w:hAnsi="微软雅黑" w:eastAsia="微软雅黑"/>
+          <w:b/>
+          <w:color w:val="0B7A6E"/>
+          <w:sz w:val="24"/>
+        </w:rPr>
+        <w:t>2.3  采集端:统一设备接入</w:t>
+      </w:r>
+    </w:p>
+    <w:p>
+      <w:pPr>
+        <w:jc w:val="both"/>
+      </w:pPr>
+      <w:r>
+        <w:rPr>
+          <w:rFonts w:ascii="微软雅黑" w:hAnsi="微软雅黑" w:eastAsia="微软雅黑"/>
+        </w:rPr>
+        <w:t>采集端面向船舶现场设备的接入场景,核心职责是把不同协议、不同物理接口的设备数据统一接入、解析、转发与落库。它并非一个单一的采集程序,而是由协议路由、采集解析、设备智能识别、消息分发以及数据库与缓存等组件构成的边缘采集子系统。其中协议解析采用成熟的 Telegraf 引擎,通过为每类设备预置解析配置,把"逐台编写解析代码"降级为"配置解析模板",这正是设备能够低成本快速接入的工程支撑。采集端支持的协议与设备类型如下。</w:t>
+      </w:r>
+    </w:p>
+    <w:tbl>
+      <w:tblPr>
+        <w:tblStyle w:val="LightGrid-Accent1"/>
+        <w:tblW w:type="auto" w:w="0"/>
+        <w:jc w:val="center"/>
+        <w:tblLook w:firstColumn="1" w:firstRow="1" w:lastColumn="0" w:lastRow="0" w:noHBand="0" w:noVBand="1" w:val="04A0"/>
+      </w:tblPr>
+      <w:tblGrid>
+        <w:gridCol w:w="3097"/>
+        <w:gridCol w:w="3097"/>
+        <w:gridCol w:w="3097"/>
+      </w:tblGrid>
+      <w:tr>
+        <w:tc>
+          <w:tcPr>
+            <w:tcW w:type="dxa" w:w="1587"/>
+            <w:shd w:val="clear" w:color="auto" w:fill="164E8C"/>
+          </w:tcPr>
+          <w:p>
+            <w:r/>
+            <w:r>
+              <w:rPr>
+                <w:rFonts w:ascii="微软雅黑" w:hAnsi="微软雅黑" w:eastAsia="微软雅黑"/>
+                <w:b/>
+                <w:color w:val="FFFFFF"/>
                 <w:sz w:val="20"/>
               </w:rPr>
-              <w:t>REST 用于查询与配置落库,WebSocket 用于实时推送,SSE 用于 AI 流式输出,并提供在线接口文档供联调与验收</w:t>
+              <w:t>协议类型</w:t>
+            </w:r>
+          </w:p>
+        </w:tc>
+        <w:tc>
+          <w:tcPr>
+            <w:tcW w:type="dxa" w:w="4252"/>
+            <w:shd w:val="clear" w:color="auto" w:fill="164E8C"/>
+          </w:tcPr>
+          <w:p>
+            <w:r/>
+            <w:r>
+              <w:rPr>
+                <w:rFonts w:ascii="微软雅黑" w:hAnsi="微软雅黑" w:eastAsia="微软雅黑"/>
+                <w:b/>
+                <w:color w:val="FFFFFF"/>
+                <w:sz w:val="20"/>
+              </w:rPr>
+              <w:t>支持范围</w:t>
+            </w:r>
+          </w:p>
+        </w:tc>
+        <w:tc>
+          <w:tcPr>
+            <w:tcW w:type="dxa" w:w="2948"/>
+            <w:shd w:val="clear" w:color="auto" w:fill="164E8C"/>
+          </w:tcPr>
+          <w:p>
+            <w:r/>
+            <w:r>
+              <w:rPr>
+                <w:rFonts w:ascii="微软雅黑" w:hAnsi="微软雅黑" w:eastAsia="微软雅黑"/>
+                <w:b/>
+                <w:color w:val="FFFFFF"/>
+                <w:sz w:val="20"/>
+              </w:rPr>
+              <w:t>说明</w:t>
+            </w:r>
+          </w:p>
+        </w:tc>
+      </w:tr>
+      <w:tr>
+        <w:tc>
+          <w:tcPr>
+            <w:tcW w:type="dxa" w:w="1587"/>
+          </w:tcPr>
+          <w:p>
+            <w:r/>
+            <w:r>
+              <w:rPr>
+                <w:rFonts w:ascii="微软雅黑" w:hAnsi="微软雅黑" w:eastAsia="微软雅黑"/>
+                <w:sz w:val="19"/>
+              </w:rPr>
+              <w:t>NMEA 0183</w:t>
+            </w:r>
+          </w:p>
+        </w:tc>
+        <w:tc>
+          <w:tcPr>
+            <w:tcW w:type="dxa" w:w="4252"/>
+          </w:tcPr>
+          <w:p>
+            <w:r/>
+            <w:r>
+              <w:rPr>
+                <w:rFonts w:ascii="微软雅黑" w:hAnsi="微软雅黑" w:eastAsia="微软雅黑"/>
+                <w:sz w:val="19"/>
+              </w:rPr>
+              <w:t>AIS、测深仪、倾角仪、雾号、自动舵、气象、北斗、磁罗经、卫星罗经、火警、总报警等</w:t>
+            </w:r>
+          </w:p>
+        </w:tc>
+        <w:tc>
+          <w:tcPr>
+            <w:tcW w:type="dxa" w:w="2948"/>
+          </w:tcPr>
+          <w:p>
+            <w:r/>
+            <w:r>
+              <w:rPr>
+                <w:rFonts w:ascii="微软雅黑" w:hAnsi="微软雅黑" w:eastAsia="微软雅黑"/>
+                <w:sz w:val="19"/>
+              </w:rPr>
+              <w:t>通过文本帧特征识别与解析,适合常见船载导航与传感设备</w:t>
+            </w:r>
+          </w:p>
+        </w:tc>
+      </w:tr>
+      <w:tr>
+        <w:tc>
+          <w:tcPr>
+            <w:tcW w:type="dxa" w:w="1587"/>
+          </w:tcPr>
+          <w:p>
+            <w:r/>
+            <w:r>
+              <w:rPr>
+                <w:rFonts w:ascii="微软雅黑" w:hAnsi="微软雅黑" w:eastAsia="微软雅黑"/>
+                <w:sz w:val="19"/>
+              </w:rPr>
+              <w:t>CAN</w:t>
+            </w:r>
+          </w:p>
+        </w:tc>
+        <w:tc>
+          <w:tcPr>
+            <w:tcW w:type="dxa" w:w="4252"/>
+          </w:tcPr>
+          <w:p>
+            <w:r/>
+            <w:r>
+              <w:rPr>
+                <w:rFonts w:ascii="微软雅黑" w:hAnsi="微软雅黑" w:eastAsia="微软雅黑"/>
+                <w:sz w:val="19"/>
+              </w:rPr>
+              <w:t>毫米波雷达 RADAR1 至 RADAR4 等 CAN 类设备</w:t>
+            </w:r>
+          </w:p>
+        </w:tc>
+        <w:tc>
+          <w:tcPr>
+            <w:tcW w:type="dxa" w:w="2948"/>
+          </w:tcPr>
+          <w:p>
+            <w:r/>
+            <w:r>
+              <w:rPr>
+                <w:rFonts w:ascii="微软雅黑" w:hAnsi="微软雅黑" w:eastAsia="微软雅黑"/>
+                <w:sz w:val="19"/>
+              </w:rPr>
+              <w:t>通过 SLCAN 文本帧格式识别,统一进入采集链路</w:t>
+            </w:r>
+          </w:p>
+        </w:tc>
+      </w:tr>
+      <w:tr>
+        <w:tc>
+          <w:tcPr>
+            <w:tcW w:type="dxa" w:w="1587"/>
+          </w:tcPr>
+          <w:p>
+            <w:r/>
+            <w:r>
+              <w:rPr>
+                <w:rFonts w:ascii="微软雅黑" w:hAnsi="微软雅黑" w:eastAsia="微软雅黑"/>
+                <w:sz w:val="19"/>
+              </w:rPr>
+              <w:t>Modbus TCP / RTU</w:t>
+            </w:r>
+          </w:p>
+        </w:tc>
+        <w:tc>
+          <w:tcPr>
+            <w:tcW w:type="dxa" w:w="4252"/>
+          </w:tcPr>
+          <w:p>
+            <w:r/>
+            <w:r>
+              <w:rPr>
+                <w:rFonts w:ascii="微软雅黑" w:hAnsi="微软雅黑" w:eastAsia="微软雅黑"/>
+                <w:sz w:val="19"/>
+              </w:rPr>
+              <w:t>主推进、侧推配电、直流母线、电池箱、航行灯、姿态传感器、能见度、液位等</w:t>
+            </w:r>
+          </w:p>
+        </w:tc>
+        <w:tc>
+          <w:tcPr>
+            <w:tcW w:type="dxa" w:w="2948"/>
+          </w:tcPr>
+          <w:p>
+            <w:r/>
+            <w:r>
+              <w:rPr>
+                <w:rFonts w:ascii="微软雅黑" w:hAnsi="微软雅黑" w:eastAsia="微软雅黑"/>
+                <w:sz w:val="19"/>
+              </w:rPr>
+              <w:t>通过功能码、寄存器与探测报文接入,复杂业务字段需结合厂家寄存器表</w:t>
             </w:r>
           </w:p>
         </w:tc>
@@ -639,7 +1170,21 @@
         <w:rPr>
           <w:rFonts w:ascii="微软雅黑" w:hAnsi="微软雅黑" w:eastAsia="微软雅黑"/>
         </w:rPr>
-        <w:t>设备的接入分为两种情形。对于已经预置模板的设备,边缘主机依据报文特征自动命中对应模板,完成端口绑定与结构化解析,全程无须人工介入、也不依赖 AI,这是系统稳定性的基本盘。对于现场新增或临时接入的未知设备,系统会自动采集若干帧原始报文,借助本地模型辅助判断其协议类型与字段结构,生成候选解析配置,经现场人员确认后热加载生效,新设备随即进入标准链路并建立动态台账。需要说明的是,AI 在这一环节承担的是"加速接入、缩短初期分析时间"的辅助角色,最终仍由人确认——这一设计在提升效率的同时,保证了接入过程始终可控。</w:t>
+        <w:t>对于项目内已预置模板的设备,采集端可在不依赖 AI 的情况下完成自动绑定:设备接入后,协议路由模块根据报文特征命中对应协议与设备模板,把数据转发到固定的采集监听端口,再由预置解析器完成结构化处理。对于新增或临时接入的未知设备,采集端则会自动采样原始报文、发布识别请求,调用本地模型辅助判断协议、设备类型与字段结构,并生成或复用解析配置,作为新增设备接入初期的辅助分析手段。采集端对外的输出能力包括:向消息总线输出标准化设备数据;输出采集异常或解析异常消息;维护设备在线状态与动态端口绑定状态;将动态设备台账与解析记录写入数据库;并将日志汇聚至运维组件以供查询与展示。</w:t>
+      </w:r>
+    </w:p>
+    <w:p>
+      <w:pPr>
+        <w:spacing w:before="200" w:after="60"/>
+      </w:pPr>
+      <w:r>
+        <w:rPr>
+          <w:rFonts w:ascii="微软雅黑" w:hAnsi="微软雅黑" w:eastAsia="微软雅黑"/>
+          <w:b/>
+          <w:color w:val="0B7A6E"/>
+          <w:sz w:val="24"/>
+        </w:rPr>
+        <w:t>2.4  服务端:业务中台</w:t>
       </w:r>
     </w:p>
     <w:p>
@@ -650,7 +1195,1234 @@
         <w:rPr>
           <w:rFonts w:ascii="微软雅黑" w:hAnsi="微软雅黑" w:eastAsia="微软雅黑"/>
         </w:rPr>
-        <w:t>对于寄存器结构较为复杂的 Modbus 类设备,其字段的量纲、倍率与报警位定义需要结合厂家寄存器表才能准确解析。这部分资料通常由设备厂家或船东提供,是现场实施前需要预先落实的一项输入,建议在项目启动阶段即明确来源。</w:t>
+        <w:t>服务端是整个底座的业务中台,负责承接采集端上送的数据,统一管理设备、端口、配置模板、告警、健康评分与动态识别结果,并向前端或第三方系统提供标准接口、实时推送与 AI 诊断能力。其核心业务能力如下。</w:t>
+      </w:r>
+    </w:p>
+    <w:tbl>
+      <w:tblPr>
+        <w:tblStyle w:val="LightGrid-Accent1"/>
+        <w:tblW w:type="auto" w:w="0"/>
+        <w:jc w:val="center"/>
+        <w:tblLook w:firstColumn="1" w:firstRow="1" w:lastColumn="0" w:lastRow="0" w:noHBand="0" w:noVBand="1" w:val="04A0"/>
+      </w:tblPr>
+      <w:tblGrid>
+        <w:gridCol w:w="3097"/>
+        <w:gridCol w:w="3097"/>
+        <w:gridCol w:w="3097"/>
+      </w:tblGrid>
+      <w:tr>
+        <w:tc>
+          <w:tcPr>
+            <w:tcW w:type="dxa" w:w="1814"/>
+            <w:shd w:val="clear" w:color="auto" w:fill="164E8C"/>
+          </w:tcPr>
+          <w:p>
+            <w:r/>
+            <w:r>
+              <w:rPr>
+                <w:rFonts w:ascii="微软雅黑" w:hAnsi="微软雅黑" w:eastAsia="微软雅黑"/>
+                <w:b/>
+                <w:color w:val="FFFFFF"/>
+                <w:sz w:val="20"/>
+              </w:rPr>
+              <w:t>能力模块</w:t>
+            </w:r>
+          </w:p>
+        </w:tc>
+        <w:tc>
+          <w:tcPr>
+            <w:tcW w:type="dxa" w:w="4535"/>
+            <w:shd w:val="clear" w:color="auto" w:fill="164E8C"/>
+          </w:tcPr>
+          <w:p>
+            <w:r/>
+            <w:r>
+              <w:rPr>
+                <w:rFonts w:ascii="微软雅黑" w:hAnsi="微软雅黑" w:eastAsia="微软雅黑"/>
+                <w:b/>
+                <w:color w:val="FFFFFF"/>
+                <w:sz w:val="20"/>
+              </w:rPr>
+              <w:t>主要功能</w:t>
+            </w:r>
+          </w:p>
+        </w:tc>
+        <w:tc>
+          <w:tcPr>
+            <w:tcW w:type="dxa" w:w="2438"/>
+            <w:shd w:val="clear" w:color="auto" w:fill="164E8C"/>
+          </w:tcPr>
+          <w:p>
+            <w:r/>
+            <w:r>
+              <w:rPr>
+                <w:rFonts w:ascii="微软雅黑" w:hAnsi="微软雅黑" w:eastAsia="微软雅黑"/>
+                <w:b/>
+                <w:color w:val="FFFFFF"/>
+                <w:sz w:val="20"/>
+              </w:rPr>
+              <w:t>对客户的作用</w:t>
+            </w:r>
+          </w:p>
+        </w:tc>
+      </w:tr>
+      <w:tr>
+        <w:tc>
+          <w:tcPr>
+            <w:tcW w:type="dxa" w:w="1814"/>
+          </w:tcPr>
+          <w:p>
+            <w:r/>
+            <w:r>
+              <w:rPr>
+                <w:rFonts w:ascii="微软雅黑" w:hAnsi="微软雅黑" w:eastAsia="微软雅黑"/>
+                <w:sz w:val="19"/>
+              </w:rPr>
+              <w:t>统一设备业务接口</w:t>
+            </w:r>
+          </w:p>
+        </w:tc>
+        <w:tc>
+          <w:tcPr>
+            <w:tcW w:type="dxa" w:w="4535"/>
+          </w:tcPr>
+          <w:p>
+            <w:r/>
+            <w:r>
+              <w:rPr>
+                <w:rFonts w:ascii="微软雅黑" w:hAnsi="微软雅黑" w:eastAsia="微软雅黑"/>
+                <w:sz w:val="19"/>
+              </w:rPr>
+              <w:t>按设备 ID 输出设备概览与业务对象,屏蔽底层协议差异</w:t>
+            </w:r>
+          </w:p>
+        </w:tc>
+        <w:tc>
+          <w:tcPr>
+            <w:tcW w:type="dxa" w:w="2438"/>
+          </w:tcPr>
+          <w:p>
+            <w:r/>
+            <w:r>
+              <w:rPr>
+                <w:rFonts w:ascii="微软雅黑" w:hAnsi="微软雅黑" w:eastAsia="微软雅黑"/>
+                <w:sz w:val="19"/>
+              </w:rPr>
+              <w:t>前端与第三方系统无须理解底层采集协议</w:t>
+            </w:r>
+          </w:p>
+        </w:tc>
+      </w:tr>
+      <w:tr>
+        <w:tc>
+          <w:tcPr>
+            <w:tcW w:type="dxa" w:w="1814"/>
+          </w:tcPr>
+          <w:p>
+            <w:r/>
+            <w:r>
+              <w:rPr>
+                <w:rFonts w:ascii="微软雅黑" w:hAnsi="微软雅黑" w:eastAsia="微软雅黑"/>
+                <w:sz w:val="19"/>
+              </w:rPr>
+              <w:t>实时监控中心</w:t>
+            </w:r>
+          </w:p>
+        </w:tc>
+        <w:tc>
+          <w:tcPr>
+            <w:tcW w:type="dxa" w:w="4535"/>
+          </w:tcPr>
+          <w:p>
+            <w:r/>
+            <w:r>
+              <w:rPr>
+                <w:rFonts w:ascii="微软雅黑" w:hAnsi="微软雅黑" w:eastAsia="微软雅黑"/>
+                <w:sz w:val="19"/>
+              </w:rPr>
+              <w:t>输出设备在线、离线、异常、劣化状态及实时设备列表</w:t>
+            </w:r>
+          </w:p>
+        </w:tc>
+        <w:tc>
+          <w:tcPr>
+            <w:tcW w:type="dxa" w:w="2438"/>
+          </w:tcPr>
+          <w:p>
+            <w:r/>
+            <w:r>
+              <w:rPr>
+                <w:rFonts w:ascii="微软雅黑" w:hAnsi="微软雅黑" w:eastAsia="微软雅黑"/>
+                <w:sz w:val="19"/>
+              </w:rPr>
+              <w:t>支撑驾驶台、机舱、大屏与运维页面展示</w:t>
+            </w:r>
+          </w:p>
+        </w:tc>
+      </w:tr>
+      <w:tr>
+        <w:tc>
+          <w:tcPr>
+            <w:tcW w:type="dxa" w:w="1814"/>
+          </w:tcPr>
+          <w:p>
+            <w:r/>
+            <w:r>
+              <w:rPr>
+                <w:rFonts w:ascii="微软雅黑" w:hAnsi="微软雅黑" w:eastAsia="微软雅黑"/>
+                <w:sz w:val="19"/>
+              </w:rPr>
+              <w:t>告警管理</w:t>
+            </w:r>
+          </w:p>
+        </w:tc>
+        <w:tc>
+          <w:tcPr>
+            <w:tcW w:type="dxa" w:w="4535"/>
+          </w:tcPr>
+          <w:p>
+            <w:r/>
+            <w:r>
+              <w:rPr>
+                <w:rFonts w:ascii="微软雅黑" w:hAnsi="微软雅黑" w:eastAsia="微软雅黑"/>
+                <w:sz w:val="19"/>
+              </w:rPr>
+              <w:t>支持实时告警、未确认告警查询与告警确认闭环</w:t>
+            </w:r>
+          </w:p>
+        </w:tc>
+        <w:tc>
+          <w:tcPr>
+            <w:tcW w:type="dxa" w:w="2438"/>
+          </w:tcPr>
+          <w:p>
+            <w:r/>
+            <w:r>
+              <w:rPr>
+                <w:rFonts w:ascii="微软雅黑" w:hAnsi="微软雅黑" w:eastAsia="微软雅黑"/>
+                <w:sz w:val="19"/>
+              </w:rPr>
+              <w:t>形成设备异常发现、确认与追溯的闭环</w:t>
+            </w:r>
+          </w:p>
+        </w:tc>
+      </w:tr>
+      <w:tr>
+        <w:tc>
+          <w:tcPr>
+            <w:tcW w:type="dxa" w:w="1814"/>
+          </w:tcPr>
+          <w:p>
+            <w:r/>
+            <w:r>
+              <w:rPr>
+                <w:rFonts w:ascii="微软雅黑" w:hAnsi="微软雅黑" w:eastAsia="微软雅黑"/>
+                <w:sz w:val="19"/>
+              </w:rPr>
+              <w:t>端口管理与设备绑定</w:t>
+            </w:r>
+          </w:p>
+        </w:tc>
+        <w:tc>
+          <w:tcPr>
+            <w:tcW w:type="dxa" w:w="4535"/>
+          </w:tcPr>
+          <w:p>
+            <w:r/>
+            <w:r>
+              <w:rPr>
+                <w:rFonts w:ascii="微软雅黑" w:hAnsi="微软雅黑" w:eastAsia="微软雅黑"/>
+                <w:sz w:val="19"/>
+              </w:rPr>
+              <w:t>管理 COM、CAN、LAN 等端口状态、绑定关系、协议配置与显示名称</w:t>
+            </w:r>
+          </w:p>
+        </w:tc>
+        <w:tc>
+          <w:tcPr>
+            <w:tcW w:type="dxa" w:w="2438"/>
+          </w:tcPr>
+          <w:p>
+            <w:r/>
+            <w:r>
+              <w:rPr>
+                <w:rFonts w:ascii="微软雅黑" w:hAnsi="微软雅黑" w:eastAsia="微软雅黑"/>
+                <w:sz w:val="19"/>
+              </w:rPr>
+              <w:t>使服务端同时具备数据查看与现场运维配置能力</w:t>
+            </w:r>
+          </w:p>
+        </w:tc>
+      </w:tr>
+      <w:tr>
+        <w:tc>
+          <w:tcPr>
+            <w:tcW w:type="dxa" w:w="1814"/>
+          </w:tcPr>
+          <w:p>
+            <w:r/>
+            <w:r>
+              <w:rPr>
+                <w:rFonts w:ascii="微软雅黑" w:hAnsi="微软雅黑" w:eastAsia="微软雅黑"/>
+                <w:sz w:val="19"/>
+              </w:rPr>
+              <w:t>动态设备管理</w:t>
+            </w:r>
+          </w:p>
+        </w:tc>
+        <w:tc>
+          <w:tcPr>
+            <w:tcW w:type="dxa" w:w="4535"/>
+          </w:tcPr>
+          <w:p>
+            <w:r/>
+            <w:r>
+              <w:rPr>
+                <w:rFonts w:ascii="微软雅黑" w:hAnsi="微软雅黑" w:eastAsia="微软雅黑"/>
+                <w:sz w:val="19"/>
+              </w:rPr>
+              <w:t>支持待确认识别结果、动态设备元信息、最新值与历史记录查询</w:t>
+            </w:r>
+          </w:p>
+        </w:tc>
+        <w:tc>
+          <w:tcPr>
+            <w:tcW w:type="dxa" w:w="2438"/>
+          </w:tcPr>
+          <w:p>
+            <w:r/>
+            <w:r>
+              <w:rPr>
+                <w:rFonts w:ascii="微软雅黑" w:hAnsi="微软雅黑" w:eastAsia="微软雅黑"/>
+                <w:sz w:val="19"/>
+              </w:rPr>
+              <w:t>支撑新增设备的即插即用流程</w:t>
+            </w:r>
+          </w:p>
+        </w:tc>
+      </w:tr>
+      <w:tr>
+        <w:tc>
+          <w:tcPr>
+            <w:tcW w:type="dxa" w:w="1814"/>
+          </w:tcPr>
+          <w:p>
+            <w:r/>
+            <w:r>
+              <w:rPr>
+                <w:rFonts w:ascii="微软雅黑" w:hAnsi="微软雅黑" w:eastAsia="微软雅黑"/>
+                <w:sz w:val="19"/>
+              </w:rPr>
+              <w:t>健康评分与趋势</w:t>
+            </w:r>
+          </w:p>
+        </w:tc>
+        <w:tc>
+          <w:tcPr>
+            <w:tcW w:type="dxa" w:w="4535"/>
+          </w:tcPr>
+          <w:p>
+            <w:r/>
+            <w:r>
+              <w:rPr>
+                <w:rFonts w:ascii="微软雅黑" w:hAnsi="微软雅黑" w:eastAsia="微软雅黑"/>
+                <w:sz w:val="19"/>
+              </w:rPr>
+              <w:t>支持规则配置、后台评分调度、实时推送与趋势查询</w:t>
+            </w:r>
+          </w:p>
+        </w:tc>
+        <w:tc>
+          <w:tcPr>
+            <w:tcW w:type="dxa" w:w="2438"/>
+          </w:tcPr>
+          <w:p>
+            <w:r/>
+            <w:r>
+              <w:rPr>
+                <w:rFonts w:ascii="微软雅黑" w:hAnsi="微软雅黑" w:eastAsia="微软雅黑"/>
+                <w:sz w:val="19"/>
+              </w:rPr>
+              <w:t>为设备状态管理与预测性维护提供基础</w:t>
+            </w:r>
+          </w:p>
+        </w:tc>
+      </w:tr>
+      <w:tr>
+        <w:tc>
+          <w:tcPr>
+            <w:tcW w:type="dxa" w:w="1814"/>
+          </w:tcPr>
+          <w:p>
+            <w:r/>
+            <w:r>
+              <w:rPr>
+                <w:rFonts w:ascii="微软雅黑" w:hAnsi="微软雅黑" w:eastAsia="微软雅黑"/>
+                <w:sz w:val="19"/>
+              </w:rPr>
+              <w:t>AI 诊断与智能对话</w:t>
+            </w:r>
+          </w:p>
+        </w:tc>
+        <w:tc>
+          <w:tcPr>
+            <w:tcW w:type="dxa" w:w="4535"/>
+          </w:tcPr>
+          <w:p>
+            <w:r/>
+            <w:r>
+              <w:rPr>
+                <w:rFonts w:ascii="微软雅黑" w:hAnsi="微软雅黑" w:eastAsia="微软雅黑"/>
+                <w:sz w:val="19"/>
+              </w:rPr>
+              <w:t>对接外部 AI 工作流,提供设备诊断、流式输出与问答</w:t>
+            </w:r>
+          </w:p>
+        </w:tc>
+        <w:tc>
+          <w:tcPr>
+            <w:tcW w:type="dxa" w:w="2438"/>
+          </w:tcPr>
+          <w:p>
+            <w:r/>
+            <w:r>
+              <w:rPr>
+                <w:rFonts w:ascii="微软雅黑" w:hAnsi="微软雅黑" w:eastAsia="微软雅黑"/>
+                <w:sz w:val="19"/>
+              </w:rPr>
+              <w:t>为运维人员提供辅助诊断入口</w:t>
+            </w:r>
+          </w:p>
+        </w:tc>
+      </w:tr>
+    </w:tbl>
+    <w:p>
+      <w:pPr>
+        <w:spacing w:after="40"/>
+      </w:pPr>
+    </w:p>
+    <w:p>
+      <w:pPr>
+        <w:jc w:val="both"/>
+      </w:pPr>
+      <w:r>
+        <w:rPr>
+          <w:rFonts w:ascii="微软雅黑" w:hAnsi="微软雅黑" w:eastAsia="微软雅黑"/>
+        </w:rPr>
+        <w:t>在接口形式上,服务端通过 REST 接口提供设备查询、告警确认、端口配置、动态设备管理、健康评分规则管理与诊断记录落库;通过 WebSocket 推送设备识别事件、健康评分等实时信息;通过 SSE 流式代理实现 AI 诊断与智能问答的逐段输出,降低前端等待感;并提供在线接口文档,便于客户联调、测试与验收。</w:t>
+      </w:r>
+    </w:p>
+    <w:p>
+      <w:pPr>
+        <w:spacing w:before="200" w:after="60"/>
+      </w:pPr>
+      <w:r>
+        <w:rPr>
+          <w:rFonts w:ascii="微软雅黑" w:hAnsi="微软雅黑" w:eastAsia="微软雅黑"/>
+          <w:b/>
+          <w:color w:val="0B7A6E"/>
+          <w:sz w:val="24"/>
+        </w:rPr>
+        <w:t>2.5  数据接口与集成</w:t>
+      </w:r>
+    </w:p>
+    <w:p>
+      <w:pPr>
+        <w:jc w:val="both"/>
+      </w:pPr>
+      <w:r>
+        <w:rPr>
+          <w:rFonts w:ascii="微软雅黑" w:hAnsi="微软雅黑" w:eastAsia="微软雅黑"/>
+        </w:rPr>
+        <w:t>系统的对外集成围绕三类稳定的契约展开,后续扩展只发生在契约内部。第一类是 MQTT 消息主题,贯穿采集与分发链路;第二类是核心数据模型,承载设备、告警、识别与评分等业务对象;第三类是对外接口形态,面向前端与第三方集成。关键的消息主题与核心数据表如下。</w:t>
+      </w:r>
+    </w:p>
+    <w:tbl>
+      <w:tblPr>
+        <w:tblStyle w:val="LightGrid-Accent1"/>
+        <w:tblW w:type="auto" w:w="0"/>
+        <w:jc w:val="center"/>
+        <w:tblLook w:firstColumn="1" w:firstRow="1" w:lastColumn="0" w:lastRow="0" w:noHBand="0" w:noVBand="1" w:val="04A0"/>
+      </w:tblPr>
+      <w:tblGrid>
+        <w:gridCol w:w="4646"/>
+        <w:gridCol w:w="4646"/>
+      </w:tblGrid>
+      <w:tr>
+        <w:tc>
+          <w:tcPr>
+            <w:tcW w:type="dxa" w:w="3118"/>
+            <w:shd w:val="clear" w:color="auto" w:fill="164E8C"/>
+          </w:tcPr>
+          <w:p>
+            <w:r/>
+            <w:r>
+              <w:rPr>
+                <w:rFonts w:ascii="微软雅黑" w:hAnsi="微软雅黑" w:eastAsia="微软雅黑"/>
+                <w:b/>
+                <w:color w:val="FFFFFF"/>
+                <w:sz w:val="20"/>
+              </w:rPr>
+              <w:t>消息主题</w:t>
+            </w:r>
+          </w:p>
+        </w:tc>
+        <w:tc>
+          <w:tcPr>
+            <w:tcW w:type="dxa" w:w="5669"/>
+            <w:shd w:val="clear" w:color="auto" w:fill="164E8C"/>
+          </w:tcPr>
+          <w:p>
+            <w:r/>
+            <w:r>
+              <w:rPr>
+                <w:rFonts w:ascii="微软雅黑" w:hAnsi="微软雅黑" w:eastAsia="微软雅黑"/>
+                <w:b/>
+                <w:color w:val="FFFFFF"/>
+                <w:sz w:val="20"/>
+              </w:rPr>
+              <w:t>说明</w:t>
+            </w:r>
+          </w:p>
+        </w:tc>
+      </w:tr>
+      <w:tr>
+        <w:tc>
+          <w:tcPr>
+            <w:tcW w:type="dxa" w:w="3118"/>
+          </w:tcPr>
+          <w:p>
+            <w:r/>
+            <w:r>
+              <w:rPr>
+                <w:rFonts w:ascii="微软雅黑" w:hAnsi="微软雅黑" w:eastAsia="微软雅黑"/>
+                <w:sz w:val="19"/>
+              </w:rPr>
+              <w:t>/data/device</w:t>
+            </w:r>
+          </w:p>
+        </w:tc>
+        <w:tc>
+          <w:tcPr>
+            <w:tcW w:type="dxa" w:w="5669"/>
+          </w:tcPr>
+          <w:p>
+            <w:r/>
+            <w:r>
+              <w:rPr>
+                <w:rFonts w:ascii="微软雅黑" w:hAnsi="微软雅黑" w:eastAsia="微软雅黑"/>
+                <w:sz w:val="19"/>
+              </w:rPr>
+              <w:t>采集端输出的标准设备采集数据</w:t>
+            </w:r>
+          </w:p>
+        </w:tc>
+      </w:tr>
+      <w:tr>
+        <w:tc>
+          <w:tcPr>
+            <w:tcW w:type="dxa" w:w="3118"/>
+          </w:tcPr>
+          <w:p>
+            <w:r/>
+            <w:r>
+              <w:rPr>
+                <w:rFonts w:ascii="微软雅黑" w:hAnsi="微软雅黑" w:eastAsia="微软雅黑"/>
+                <w:sz w:val="19"/>
+              </w:rPr>
+              <w:t>/iot/error(或 /internal/error)</w:t>
+            </w:r>
+          </w:p>
+        </w:tc>
+        <w:tc>
+          <w:tcPr>
+            <w:tcW w:type="dxa" w:w="5669"/>
+          </w:tcPr>
+          <w:p>
+            <w:r/>
+            <w:r>
+              <w:rPr>
+                <w:rFonts w:ascii="微软雅黑" w:hAnsi="微软雅黑" w:eastAsia="微软雅黑"/>
+                <w:sz w:val="19"/>
+              </w:rPr>
+              <w:t>采集异常、解析异常或运行错误消息</w:t>
+            </w:r>
+          </w:p>
+        </w:tc>
+      </w:tr>
+      <w:tr>
+        <w:tc>
+          <w:tcPr>
+            <w:tcW w:type="dxa" w:w="3118"/>
+          </w:tcPr>
+          <w:p>
+            <w:r/>
+            <w:r>
+              <w:rPr>
+                <w:rFonts w:ascii="微软雅黑" w:hAnsi="微软雅黑" w:eastAsia="微软雅黑"/>
+                <w:sz w:val="19"/>
+              </w:rPr>
+              <w:t>/iot/status</w:t>
+            </w:r>
+          </w:p>
+        </w:tc>
+        <w:tc>
+          <w:tcPr>
+            <w:tcW w:type="dxa" w:w="5669"/>
+          </w:tcPr>
+          <w:p>
+            <w:r/>
+            <w:r>
+              <w:rPr>
+                <w:rFonts w:ascii="微软雅黑" w:hAnsi="微软雅黑" w:eastAsia="微软雅黑"/>
+                <w:sz w:val="19"/>
+              </w:rPr>
+              <w:t>设备在线状态消息</w:t>
+            </w:r>
+          </w:p>
+        </w:tc>
+      </w:tr>
+      <w:tr>
+        <w:tc>
+          <w:tcPr>
+            <w:tcW w:type="dxa" w:w="3118"/>
+          </w:tcPr>
+          <w:p>
+            <w:r/>
+            <w:r>
+              <w:rPr>
+                <w:rFonts w:ascii="微软雅黑" w:hAnsi="微软雅黑" w:eastAsia="微软雅黑"/>
+                <w:sz w:val="19"/>
+              </w:rPr>
+              <w:t>/iot/router/bind</w:t>
+            </w:r>
+          </w:p>
+        </w:tc>
+        <w:tc>
+          <w:tcPr>
+            <w:tcW w:type="dxa" w:w="5669"/>
+          </w:tcPr>
+          <w:p>
+            <w:r/>
+            <w:r>
+              <w:rPr>
+                <w:rFonts w:ascii="微软雅黑" w:hAnsi="微软雅黑" w:eastAsia="微软雅黑"/>
+                <w:sz w:val="19"/>
+              </w:rPr>
+              <w:t>动态设备绑定通知</w:t>
+            </w:r>
+          </w:p>
+        </w:tc>
+      </w:tr>
+      <w:tr>
+        <w:tc>
+          <w:tcPr>
+            <w:tcW w:type="dxa" w:w="3118"/>
+          </w:tcPr>
+          <w:p>
+            <w:r/>
+            <w:r>
+              <w:rPr>
+                <w:rFonts w:ascii="微软雅黑" w:hAnsi="微软雅黑" w:eastAsia="微软雅黑"/>
+                <w:sz w:val="19"/>
+              </w:rPr>
+              <w:t>/iot/identify/request</w:t>
+            </w:r>
+          </w:p>
+        </w:tc>
+        <w:tc>
+          <w:tcPr>
+            <w:tcW w:type="dxa" w:w="5669"/>
+          </w:tcPr>
+          <w:p>
+            <w:r/>
+            <w:r>
+              <w:rPr>
+                <w:rFonts w:ascii="微软雅黑" w:hAnsi="微软雅黑" w:eastAsia="微软雅黑"/>
+                <w:sz w:val="19"/>
+              </w:rPr>
+              <w:t>未知设备识别请求</w:t>
+            </w:r>
+          </w:p>
+        </w:tc>
+      </w:tr>
+      <w:tr>
+        <w:tc>
+          <w:tcPr>
+            <w:tcW w:type="dxa" w:w="3118"/>
+          </w:tcPr>
+          <w:p>
+            <w:r/>
+            <w:r>
+              <w:rPr>
+                <w:rFonts w:ascii="微软雅黑" w:hAnsi="微软雅黑" w:eastAsia="微软雅黑"/>
+                <w:sz w:val="19"/>
+              </w:rPr>
+              <w:t>/iot/identify/pending</w:t>
+            </w:r>
+          </w:p>
+        </w:tc>
+        <w:tc>
+          <w:tcPr>
+            <w:tcW w:type="dxa" w:w="5669"/>
+          </w:tcPr>
+          <w:p>
+            <w:r/>
+            <w:r>
+              <w:rPr>
+                <w:rFonts w:ascii="微软雅黑" w:hAnsi="微软雅黑" w:eastAsia="微软雅黑"/>
+                <w:sz w:val="19"/>
+              </w:rPr>
+              <w:t>动态识别待确认结果</w:t>
+            </w:r>
+          </w:p>
+        </w:tc>
+      </w:tr>
+      <w:tr>
+        <w:tc>
+          <w:tcPr>
+            <w:tcW w:type="dxa" w:w="3118"/>
+          </w:tcPr>
+          <w:p>
+            <w:r/>
+            <w:r>
+              <w:rPr>
+                <w:rFonts w:ascii="微软雅黑" w:hAnsi="微软雅黑" w:eastAsia="微软雅黑"/>
+                <w:sz w:val="19"/>
+              </w:rPr>
+              <w:t>/iot/identify/progress</w:t>
+            </w:r>
+          </w:p>
+        </w:tc>
+        <w:tc>
+          <w:tcPr>
+            <w:tcW w:type="dxa" w:w="5669"/>
+          </w:tcPr>
+          <w:p>
+            <w:r/>
+            <w:r>
+              <w:rPr>
+                <w:rFonts w:ascii="微软雅黑" w:hAnsi="微软雅黑" w:eastAsia="微软雅黑"/>
+                <w:sz w:val="19"/>
+              </w:rPr>
+              <w:t>动态识别进度</w:t>
+            </w:r>
+          </w:p>
+        </w:tc>
+      </w:tr>
+      <w:tr>
+        <w:tc>
+          <w:tcPr>
+            <w:tcW w:type="dxa" w:w="3118"/>
+          </w:tcPr>
+          <w:p>
+            <w:r/>
+            <w:r>
+              <w:rPr>
+                <w:rFonts w:ascii="微软雅黑" w:hAnsi="微软雅黑" w:eastAsia="微软雅黑"/>
+                <w:sz w:val="19"/>
+              </w:rPr>
+              <w:t>/iot/identify/confirmed</w:t>
+            </w:r>
+          </w:p>
+        </w:tc>
+        <w:tc>
+          <w:tcPr>
+            <w:tcW w:type="dxa" w:w="5669"/>
+          </w:tcPr>
+          <w:p>
+            <w:r/>
+            <w:r>
+              <w:rPr>
+                <w:rFonts w:ascii="微软雅黑" w:hAnsi="微软雅黑" w:eastAsia="微软雅黑"/>
+                <w:sz w:val="19"/>
+              </w:rPr>
+              <w:t>服务端确认后回传采集端</w:t>
+            </w:r>
+          </w:p>
+        </w:tc>
+      </w:tr>
+    </w:tbl>
+    <w:p>
+      <w:pPr>
+        <w:spacing w:after="40"/>
+      </w:pPr>
+    </w:p>
+    <w:tbl>
+      <w:tblPr>
+        <w:tblStyle w:val="LightGrid-Accent1"/>
+        <w:tblW w:type="auto" w:w="0"/>
+        <w:jc w:val="center"/>
+        <w:tblLook w:firstColumn="1" w:firstRow="1" w:lastColumn="0" w:lastRow="0" w:noHBand="0" w:noVBand="1" w:val="04A0"/>
+      </w:tblPr>
+      <w:tblGrid>
+        <w:gridCol w:w="4646"/>
+        <w:gridCol w:w="4646"/>
+      </w:tblGrid>
+      <w:tr>
+        <w:tc>
+          <w:tcPr>
+            <w:tcW w:type="dxa" w:w="3118"/>
+            <w:shd w:val="clear" w:color="auto" w:fill="164E8C"/>
+          </w:tcPr>
+          <w:p>
+            <w:r/>
+            <w:r>
+              <w:rPr>
+                <w:rFonts w:ascii="微软雅黑" w:hAnsi="微软雅黑" w:eastAsia="微软雅黑"/>
+                <w:b/>
+                <w:color w:val="FFFFFF"/>
+                <w:sz w:val="20"/>
+              </w:rPr>
+              <w:t>核心数据表</w:t>
+            </w:r>
+          </w:p>
+        </w:tc>
+        <w:tc>
+          <w:tcPr>
+            <w:tcW w:type="dxa" w:w="5669"/>
+            <w:shd w:val="clear" w:color="auto" w:fill="164E8C"/>
+          </w:tcPr>
+          <w:p>
+            <w:r/>
+            <w:r>
+              <w:rPr>
+                <w:rFonts w:ascii="微软雅黑" w:hAnsi="微软雅黑" w:eastAsia="微软雅黑"/>
+                <w:b/>
+                <w:color w:val="FFFFFF"/>
+                <w:sz w:val="20"/>
+              </w:rPr>
+              <w:t>用途</w:t>
+            </w:r>
+          </w:p>
+        </w:tc>
+      </w:tr>
+      <w:tr>
+        <w:tc>
+          <w:tcPr>
+            <w:tcW w:type="dxa" w:w="3118"/>
+          </w:tcPr>
+          <w:p>
+            <w:r/>
+            <w:r>
+              <w:rPr>
+                <w:rFonts w:ascii="微软雅黑" w:hAnsi="微软雅黑" w:eastAsia="微软雅黑"/>
+                <w:sz w:val="19"/>
+              </w:rPr>
+              <w:t>devices</w:t>
+            </w:r>
+          </w:p>
+        </w:tc>
+        <w:tc>
+          <w:tcPr>
+            <w:tcW w:type="dxa" w:w="5669"/>
+          </w:tcPr>
+          <w:p>
+            <w:r/>
+            <w:r>
+              <w:rPr>
+                <w:rFonts w:ascii="微软雅黑" w:hAnsi="微软雅黑" w:eastAsia="微软雅黑"/>
+                <w:sz w:val="19"/>
+              </w:rPr>
+              <w:t>业务设备主台账</w:t>
+            </w:r>
+          </w:p>
+        </w:tc>
+      </w:tr>
+      <w:tr>
+        <w:tc>
+          <w:tcPr>
+            <w:tcW w:type="dxa" w:w="3118"/>
+          </w:tcPr>
+          <w:p>
+            <w:r/>
+            <w:r>
+              <w:rPr>
+                <w:rFonts w:ascii="微软雅黑" w:hAnsi="微软雅黑" w:eastAsia="微软雅黑"/>
+                <w:sz w:val="19"/>
+              </w:rPr>
+              <w:t>device_alarms</w:t>
+            </w:r>
+          </w:p>
+        </w:tc>
+        <w:tc>
+          <w:tcPr>
+            <w:tcW w:type="dxa" w:w="5669"/>
+          </w:tcPr>
+          <w:p>
+            <w:r/>
+            <w:r>
+              <w:rPr>
+                <w:rFonts w:ascii="微软雅黑" w:hAnsi="微软雅黑" w:eastAsia="微软雅黑"/>
+                <w:sz w:val="19"/>
+              </w:rPr>
+              <w:t>告警历史及确认状态</w:t>
+            </w:r>
+          </w:p>
+        </w:tc>
+      </w:tr>
+      <w:tr>
+        <w:tc>
+          <w:tcPr>
+            <w:tcW w:type="dxa" w:w="3118"/>
+          </w:tcPr>
+          <w:p>
+            <w:r/>
+            <w:r>
+              <w:rPr>
+                <w:rFonts w:ascii="微软雅黑" w:hAnsi="微软雅黑" w:eastAsia="微软雅黑"/>
+                <w:sz w:val="19"/>
+              </w:rPr>
+              <w:t>device_registry</w:t>
+            </w:r>
+          </w:p>
+        </w:tc>
+        <w:tc>
+          <w:tcPr>
+            <w:tcW w:type="dxa" w:w="5669"/>
+          </w:tcPr>
+          <w:p>
+            <w:r/>
+            <w:r>
+              <w:rPr>
+                <w:rFonts w:ascii="微软雅黑" w:hAnsi="微软雅黑" w:eastAsia="微软雅黑"/>
+                <w:sz w:val="19"/>
+              </w:rPr>
+              <w:t>动态设备注册台账、字段元信息与端口映射</w:t>
+            </w:r>
+          </w:p>
+        </w:tc>
+      </w:tr>
+      <w:tr>
+        <w:tc>
+          <w:tcPr>
+            <w:tcW w:type="dxa" w:w="3118"/>
+          </w:tcPr>
+          <w:p>
+            <w:r/>
+            <w:r>
+              <w:rPr>
+                <w:rFonts w:ascii="微软雅黑" w:hAnsi="微软雅黑" w:eastAsia="微软雅黑"/>
+                <w:sz w:val="19"/>
+              </w:rPr>
+              <w:t>telegraf_device_record</w:t>
+            </w:r>
+          </w:p>
+        </w:tc>
+        <w:tc>
+          <w:tcPr>
+            <w:tcW w:type="dxa" w:w="5669"/>
+          </w:tcPr>
+          <w:p>
+            <w:r/>
+            <w:r>
+              <w:rPr>
+                <w:rFonts w:ascii="微软雅黑" w:hAnsi="微软雅黑" w:eastAsia="微软雅黑"/>
+                <w:sz w:val="19"/>
+              </w:rPr>
+              <w:t>动态识别设备的原始报文与结构化结果留痕</w:t>
+            </w:r>
+          </w:p>
+        </w:tc>
+      </w:tr>
+      <w:tr>
+        <w:tc>
+          <w:tcPr>
+            <w:tcW w:type="dxa" w:w="3118"/>
+          </w:tcPr>
+          <w:p>
+            <w:r/>
+            <w:r>
+              <w:rPr>
+                <w:rFonts w:ascii="微软雅黑" w:hAnsi="微软雅黑" w:eastAsia="微软雅黑"/>
+                <w:sz w:val="19"/>
+              </w:rPr>
+              <w:t>pending_identifications</w:t>
+            </w:r>
+          </w:p>
+        </w:tc>
+        <w:tc>
+          <w:tcPr>
+            <w:tcW w:type="dxa" w:w="5669"/>
+          </w:tcPr>
+          <w:p>
+            <w:r/>
+            <w:r>
+              <w:rPr>
+                <w:rFonts w:ascii="微软雅黑" w:hAnsi="微软雅黑" w:eastAsia="微软雅黑"/>
+                <w:sz w:val="19"/>
+              </w:rPr>
+              <w:t>动态识别待确认记录</w:t>
+            </w:r>
+          </w:p>
+        </w:tc>
+      </w:tr>
+      <w:tr>
+        <w:tc>
+          <w:tcPr>
+            <w:tcW w:type="dxa" w:w="3118"/>
+          </w:tcPr>
+          <w:p>
+            <w:r/>
+            <w:r>
+              <w:rPr>
+                <w:rFonts w:ascii="微软雅黑" w:hAnsi="微软雅黑" w:eastAsia="微软雅黑"/>
+                <w:sz w:val="19"/>
+              </w:rPr>
+              <w:t>device_health_score_rules / _history</w:t>
+            </w:r>
+          </w:p>
+        </w:tc>
+        <w:tc>
+          <w:tcPr>
+            <w:tcW w:type="dxa" w:w="5669"/>
+          </w:tcPr>
+          <w:p>
+            <w:r/>
+            <w:r>
+              <w:rPr>
+                <w:rFonts w:ascii="微软雅黑" w:hAnsi="微软雅黑" w:eastAsia="微软雅黑"/>
+                <w:sz w:val="19"/>
+              </w:rPr>
+              <w:t>健康评分规则与历史</w:t>
+            </w:r>
+          </w:p>
+        </w:tc>
+      </w:tr>
+      <w:tr>
+        <w:tc>
+          <w:tcPr>
+            <w:tcW w:type="dxa" w:w="3118"/>
+          </w:tcPr>
+          <w:p>
+            <w:r/>
+            <w:r>
+              <w:rPr>
+                <w:rFonts w:ascii="微软雅黑" w:hAnsi="微软雅黑" w:eastAsia="微软雅黑"/>
+                <w:sz w:val="19"/>
+              </w:rPr>
+              <w:t>port_cards / port_cards_template</w:t>
+            </w:r>
+          </w:p>
+        </w:tc>
+        <w:tc>
+          <w:tcPr>
+            <w:tcW w:type="dxa" w:w="5669"/>
+          </w:tcPr>
+          <w:p>
+            <w:r/>
+            <w:r>
+              <w:rPr>
+                <w:rFonts w:ascii="微软雅黑" w:hAnsi="微软雅黑" w:eastAsia="微软雅黑"/>
+                <w:sz w:val="19"/>
+              </w:rPr>
+              <w:t>端口卡片、端口配置模板与显示配置</w:t>
+            </w:r>
+          </w:p>
+        </w:tc>
+      </w:tr>
+      <w:tr>
+        <w:tc>
+          <w:tcPr>
+            <w:tcW w:type="dxa" w:w="3118"/>
+          </w:tcPr>
+          <w:p>
+            <w:r/>
+            <w:r>
+              <w:rPr>
+                <w:rFonts w:ascii="微软雅黑" w:hAnsi="微软雅黑" w:eastAsia="微软雅黑"/>
+                <w:sz w:val="19"/>
+              </w:rPr>
+              <w:t>ship_location_categories / ship_system_categories</w:t>
+            </w:r>
+          </w:p>
+        </w:tc>
+        <w:tc>
+          <w:tcPr>
+            <w:tcW w:type="dxa" w:w="5669"/>
+          </w:tcPr>
+          <w:p>
+            <w:r/>
+            <w:r>
+              <w:rPr>
+                <w:rFonts w:ascii="微软雅黑" w:hAnsi="微软雅黑" w:eastAsia="微软雅黑"/>
+                <w:sz w:val="19"/>
+              </w:rPr>
+              <w:t>船舶位置分类与系统分类</w:t>
+            </w:r>
+          </w:p>
+        </w:tc>
+      </w:tr>
+    </w:tbl>
+    <w:p>
+      <w:pPr>
+        <w:spacing w:after="40"/>
+      </w:pPr>
+    </w:p>
+    <w:p>
+      <w:pPr>
+        <w:jc w:val="both"/>
+      </w:pPr>
+      <w:r>
+        <w:rPr>
+          <w:rFonts w:ascii="微软雅黑" w:hAnsi="微软雅黑" w:eastAsia="微软雅黑"/>
+        </w:rPr>
+        <w:t>在此基础上,系统可通过 REST 接口对接设备列表、设备详情、告警、端口配置、健康评分与动态设备查询;通过 WebSocket 对接实时识别事件、健康评分或大屏实时状态;通过 MQTT 订阅采集数据、设备状态或告警事件;并提供在线接口文档用于联调与验收。按项目需要,还可提供数据库只读查询或数据导出接口。</w:t>
+      </w:r>
+    </w:p>
+    <w:p>
+      <w:pPr>
+        <w:spacing w:before="200" w:after="60"/>
+      </w:pPr>
+      <w:r>
+        <w:rPr>
+          <w:rFonts w:ascii="微软雅黑" w:hAnsi="微软雅黑" w:eastAsia="微软雅黑"/>
+          <w:b/>
+          <w:color w:val="0B7A6E"/>
+          <w:sz w:val="24"/>
+        </w:rPr>
+        <w:t>2.6  关键业务流程</w:t>
+      </w:r>
+    </w:p>
+    <w:p>
+      <w:pPr>
+        <w:jc w:val="both"/>
+      </w:pPr>
+      <w:r>
+        <w:rPr>
+          <w:rFonts w:ascii="微软雅黑" w:hAnsi="微软雅黑" w:eastAsia="微软雅黑"/>
+        </w:rPr>
+      </w:r>
+      <w:r>
+        <w:rPr>
+          <w:rFonts w:ascii="微软雅黑" w:hAnsi="微软雅黑" w:eastAsia="微软雅黑"/>
+          <w:b/>
+        </w:rPr>
+        <w:t>标准设备采集流程。</w:t>
+      </w:r>
+      <w:r>
+        <w:rPr>
+          <w:rFonts w:ascii="微软雅黑" w:hAnsi="微软雅黑" w:eastAsia="微软雅黑"/>
+        </w:rPr>
+        <w:t xml:space="preserve"> 现场设备通过串口服务器、TCP、CAN 或 PLC 接入采集主机后,采集端完成协议识别、端口绑定与数据转发;解析引擎按预置解析器将原始报文转换为标准 JSON;标准化数据经 MQTT 输出至服务端;服务端消费数据、更新实时状态并写入数据库;最终前端大屏、Web 页面或第三方系统通过接口或实时推送获取数据。</w:t>
+      </w:r>
+    </w:p>
+    <w:p>
+      <w:pPr>
+        <w:jc w:val="both"/>
+      </w:pPr>
+      <w:r>
+        <w:rPr>
+          <w:rFonts w:ascii="微软雅黑" w:hAnsi="微软雅黑" w:eastAsia="微软雅黑"/>
+        </w:rPr>
+      </w:r>
+      <w:r>
+        <w:rPr>
+          <w:rFonts w:ascii="微软雅黑" w:hAnsi="微软雅黑" w:eastAsia="微软雅黑"/>
+          <w:b/>
+        </w:rPr>
+        <w:t>新增设备接入流程。</w:t>
+      </w:r>
+      <w:r>
+        <w:rPr>
+          <w:rFonts w:ascii="微软雅黑" w:hAnsi="微软雅黑" w:eastAsia="微软雅黑"/>
+        </w:rPr>
+        <w:t xml:space="preserve"> 当未知设备接入、协议路由无法命中已有模板时,采集端自动采集若干帧原始报文并发布识别请求;AI 识别模块进行协议与字段的辅助分析并生成候选配置;服务端接收识别进度与待确认结果,形成待确认记录;经人工确认后,服务端回传确认消息;采集端随即完成动态端口绑定与配置热重载,新增设备进入标准采集链路;服务端建立动态设备台账,并支持最新值、历史值与元信息查询。</w:t>
+      </w:r>
+    </w:p>
+    <w:p>
+      <w:pPr>
+        <w:jc w:val="both"/>
+      </w:pPr>
+      <w:r>
+        <w:rPr>
+          <w:rFonts w:ascii="微软雅黑" w:hAnsi="微软雅黑" w:eastAsia="微软雅黑"/>
+        </w:rPr>
+      </w:r>
+      <w:r>
+        <w:rPr>
+          <w:rFonts w:ascii="微软雅黑" w:hAnsi="微软雅黑" w:eastAsia="微软雅黑"/>
+          <w:b/>
+        </w:rPr>
+        <w:t>告警与健康评分流程。</w:t>
+      </w:r>
+      <w:r>
+        <w:rPr>
+          <w:rFonts w:ascii="微软雅黑" w:hAnsi="微软雅黑" w:eastAsia="微软雅黑"/>
+        </w:rPr>
+        <w:t xml:space="preserve"> 采集端或服务端根据设备数据产生异常状态或告警事件后,服务端写入告警历史并推送实时告警列表;操作员在前端确认告警,服务端记录确认状态;健康评分调度器定期扫描设备最新数据,按规则计算健康分;评分结果写入历史表,并可转化为实时告警或趋势分析数据。</w:t>
+      </w:r>
+    </w:p>
+    <w:p>
+      <w:pPr>
+        <w:spacing w:before="200" w:after="60"/>
+      </w:pPr>
+      <w:r>
+        <w:rPr>
+          <w:rFonts w:ascii="微软雅黑" w:hAnsi="微软雅黑" w:eastAsia="微软雅黑"/>
+          <w:b/>
+          <w:color w:val="0B7A6E"/>
+          <w:sz w:val="24"/>
+        </w:rPr>
+        <w:t>2.7  部署方式与现场条件</w:t>
+      </w:r>
+    </w:p>
+    <w:p>
+      <w:pPr>
+        <w:jc w:val="both"/>
+      </w:pPr>
+      <w:r>
+        <w:rPr>
+          <w:rFonts w:ascii="微软雅黑" w:hAnsi="微软雅黑" w:eastAsia="微软雅黑"/>
+        </w:rPr>
+        <w:t>底座采用 Docker Compose 方式部署,既适合船端工控机与边缘服务器,也适合岸端服务器环境;根据客户的网络与运维策略,可选择船端独立部署、岸端集中部署或船岸协同部署。主要部署组件包括:现场端口接入与动态端口绑定的协议路由组件、按协议解析并输出标准数据的采集解析组件、用于未知设备识别与动态配置生成的设备智能识别组件、承担业务接口与监控告警的服务端业务中台、关系库与时序库、缓存组件、消息中间件、可按需启用的本地 AI 识别能力,以及日志采集与可视化组件。</w:t>
+      </w:r>
+    </w:p>
+    <w:p>
+      <w:pPr>
+        <w:jc w:val="both"/>
+      </w:pPr>
+      <w:r>
+        <w:rPr>
+          <w:rFonts w:ascii="微软雅黑" w:hAnsi="微软雅黑" w:eastAsia="微软雅黑"/>
+        </w:rPr>
+        <w:t>在现场条件上,采集主机或服务器需具备容器运行环境;若需接入宿主机串口,采集端需具备相应的设备访问权限;若启用动态解析的热重载,需具备容器内外的信号控制或等效热重载机制;若启用本地 AI 辅助识别,需部署相应模型;船端网络需放行设备入口端口、消息总线、数据库、缓存与服务端接口的必要通信。此外,Modbus 类设备需由厂家或客户提供完整的寄存器表、量纲、倍率、报警位定义与通讯参数,这是现场实施前需要落实的输入。</w:t>
+      </w:r>
+    </w:p>
+    <w:p>
+      <w:pPr>
+        <w:spacing w:before="200" w:after="60"/>
+      </w:pPr>
+      <w:r>
+        <w:rPr>
+          <w:rFonts w:ascii="微软雅黑" w:hAnsi="微软雅黑" w:eastAsia="微软雅黑"/>
+          <w:b/>
+          <w:color w:val="0B7A6E"/>
+          <w:sz w:val="24"/>
+        </w:rPr>
+        <w:t>2.8  安全性、可靠性与运维</w:t>
+      </w:r>
+    </w:p>
+    <w:p>
+      <w:pPr>
+        <w:jc w:val="both"/>
+      </w:pPr>
+      <w:r>
+        <w:rPr>
+          <w:rFonts w:ascii="微软雅黑" w:hAnsi="微软雅黑" w:eastAsia="微软雅黑"/>
+        </w:rPr>
+        <w:t>在可靠性方面,消息客户端支持自动重连,降低网络瞬断对采集链路的影响;数据库、缓存与消息中间件等基础组件支持容器级重启恢复;动态端口绑定与设备识别结果可通过数据库或缓存恢复;采集日志支持滚动归档,服务端日志支持结构化输出;运维组件支持日志查询、问题定位与可视化。</w:t>
+      </w:r>
+    </w:p>
+    <w:p>
+      <w:pPr>
+        <w:jc w:val="both"/>
+      </w:pPr>
+      <w:r>
+        <w:rPr>
+          <w:rFonts w:ascii="微软雅黑" w:hAnsi="微软雅黑" w:eastAsia="微软雅黑"/>
+        </w:rPr>
+        <w:t>在安全性方面,生产环境应为消息总线、缓存、数据库与服务端接口配置强口令与访问控制,并将采集网络、业务网络与对外访问网络进行必要隔离;若涉及船岸通信,应补充传输加密、身份认证与访问白名单;同时应限制容器运行时与宿主机设备权限的暴露范围,避免非必要的高权限运行。在运维能力方面,在线接口文档便于联调与验收,消息日志可用于排查采集链路问题,日志聚合与可视化便于故障定位,数据库中的采集、告警与评分记录则可用于问题追溯。</w:t>
       </w:r>
     </w:p>
     <w:p>
@@ -678,7 +2450,7 @@
         <w:rPr>
           <w:rFonts w:ascii="微软雅黑" w:hAnsi="微软雅黑" w:eastAsia="微软雅黑"/>
         </w:rPr>
-        <w:t>整套系统的硬件核心,是一台部署在船端的边缘智能主机。它一方面承担全船设备的统一接入、协议解析与数据标准化转发,是数据进入系统的第一道关口;另一方面内置算力,在船端就近完成异常识别、声学分析、虚拟感知与本地诊断等推理任务,即便在与岸端断联的情况下,船端仍能维持基本的自治能力。</w:t>
+        <w:t>在数据底座之下,承载采集端的硬件核心,是一台部署在船端的边缘智能主机。它一方面承担全船设备的统一接入、协议解析与数据标准化转发,是数据进入系统的第一道关口;另一方面内置算力,在船端就近完成异常识别、声学分析、虚拟感知与本地诊断等推理任务,即便在与岸端断联的情况下,船端仍能维持基本的自治能力。</w:t>
       </w:r>
     </w:p>
     <w:tbl>
@@ -798,7 +2570,7 @@
             <w:r>
               <w:rPr>
                 <w:rFonts w:ascii="微软雅黑" w:hAnsi="微软雅黑" w:eastAsia="微软雅黑"/>
-                <w:sz w:val="20"/>
+                <w:sz w:val="19"/>
               </w:rPr>
               <w:t>类脑算力</w:t>
             </w:r>
@@ -813,7 +2585,7 @@
             <w:r>
               <w:rPr>
                 <w:rFonts w:ascii="微软雅黑" w:hAnsi="微软雅黑" w:eastAsia="微软雅黑"/>
-                <w:sz w:val="20"/>
+                <w:sz w:val="19"/>
               </w:rPr>
               <w:t>INT8 48 TOPS / FP16 24 TFLOPS;类脑架构,30MB 片上 SRAM</w:t>
             </w:r>
@@ -830,7 +2602,7 @@
             <w:r>
               <w:rPr>
                 <w:rFonts w:ascii="微软雅黑" w:hAnsi="微软雅黑" w:eastAsia="微软雅黑"/>
-                <w:sz w:val="20"/>
+                <w:sz w:val="19"/>
               </w:rPr>
               <w:t>主控与内存</w:t>
             </w:r>
@@ -845,7 +2617,7 @@
             <w:r>
               <w:rPr>
                 <w:rFonts w:ascii="微软雅黑" w:hAnsi="微软雅黑" w:eastAsia="微软雅黑"/>
-                <w:sz w:val="20"/>
+                <w:sz w:val="19"/>
               </w:rPr>
               <w:t>国产 8 核处理器,8GB LPDDR4x(支持 ECC)</w:t>
             </w:r>
@@ -862,7 +2634,7 @@
             <w:r>
               <w:rPr>
                 <w:rFonts w:ascii="微软雅黑" w:hAnsi="微软雅黑" w:eastAsia="微软雅黑"/>
-                <w:sz w:val="20"/>
+                <w:sz w:val="19"/>
               </w:rPr>
               <w:t>工业环境适应</w:t>
             </w:r>
@@ -877,7 +2649,7 @@
             <w:r>
               <w:rPr>
                 <w:rFonts w:ascii="微软雅黑" w:hAnsi="微软雅黑" w:eastAsia="微软雅黑"/>
-                <w:sz w:val="20"/>
+                <w:sz w:val="19"/>
               </w:rPr>
               <w:t>工作温度 -20℃ ~ +60℃;防护等级 IP65;防水、防尘、防静电;被动散热;9–36V 直流供电;典型功耗 45W</w:t>
             </w:r>
@@ -889,17 +2661,6 @@
       <w:pPr>
         <w:spacing w:after="40"/>
       </w:pPr>
-    </w:p>
-    <w:p>
-      <w:pPr>
-        <w:jc w:val="both"/>
-      </w:pPr>
-      <w:r>
-        <w:rPr>
-          <w:rFonts w:ascii="微软雅黑" w:hAnsi="微软雅黑" w:eastAsia="微软雅黑"/>
-        </w:rPr>
-        <w:t>需要特别说明的是,上表所列为边缘主机芯片层面的能力规格;产品对外提供的接口种类与数量(串口、网口、CAN、485、IO 等,可满足 50 余类设备接入)以产品整机规格为准,与芯片的原始接口清单并不等同,具体以现场配置为准。</w:t>
-      </w:r>
     </w:p>
     <w:p>
       <w:pPr>
@@ -916,6 +2677,17 @@
           <w:sz w:val="30"/>
         </w:rPr>
         <w:t>四、核心能力</w:t>
+      </w:r>
+    </w:p>
+    <w:p>
+      <w:pPr>
+        <w:jc w:val="both"/>
+      </w:pPr>
+      <w:r>
+        <w:rPr>
+          <w:rFonts w:ascii="微软雅黑" w:hAnsi="微软雅黑" w:eastAsia="微软雅黑"/>
+        </w:rPr>
+        <w:t>如果说数据底座解决的是"设备到数据"的问题,那么本章所述的核心能力,解决的就是"数据到人机"的问题——把标准化的数据,转化为船员真正用得上的看、问、操、控。</w:t>
       </w:r>
     </w:p>
     <w:p>
@@ -1045,7 +2817,7 @@
         <w:rPr>
           <w:rFonts w:ascii="微软雅黑" w:hAnsi="微软雅黑" w:eastAsia="微软雅黑"/>
         </w:rPr>
-        <w:t>系统为平台的 AI 助手配备了三项跨设备的数据获取能力——航向状态、设备分类标签及其数据、设备健康分细则及趋势,使其具备多参数融合分析的"手脚"。借助这些信息,AI 不再只盯着报错的那一台设备,而是结合与之关联的其他系统的状态、船舶当前所处的环境,以及健康分的下滑趋势进行综合研判。举例而言,当主推进系统温度偏高、同时发电机处于大负载状态时,系统能够据此判断更可能是螺旋桨卡死所引发的连锁反应,而非单纯的冷却故障,从而给出更具实操指导意义的处置建议。</w:t>
+        <w:t>系统为平台的 AI 助手配备了三项跨设备的数据获取能力——航向状态、设备分类标签及其数据、设备健康分细则及趋势,使其具备多参数融合分析的能力。借助这些信息,AI 不再只盯着报错的那一台设备,而是结合与之关联的其他系统的状态、船舶当前所处的环境,以及健康分的下滑趋势进行综合研判。举例而言,当主推进系统温度偏高、同时发电机处于大负载状态时,系统能够据此判断更可能是螺旋桨卡死所引发的连锁反应,而非单纯的冷却故障,从而给出更具实操指导意义的处置建议。</w:t>
       </w:r>
     </w:p>
     <w:p>
@@ -1264,7 +3036,7 @@
             <w:r>
               <w:rPr>
                 <w:rFonts w:ascii="微软雅黑" w:hAnsi="微软雅黑" w:eastAsia="微软雅黑"/>
-                <w:sz w:val="20"/>
+                <w:sz w:val="19"/>
               </w:rPr>
               <w:t>建议</w:t>
             </w:r>
@@ -1279,7 +3051,7 @@
             <w:r>
               <w:rPr>
                 <w:rFonts w:ascii="微软雅黑" w:hAnsi="微软雅黑" w:eastAsia="微软雅黑"/>
-                <w:sz w:val="20"/>
+                <w:sz w:val="19"/>
               </w:rPr>
               <w:t>风险评分低于 0.55,或置信度不足</w:t>
             </w:r>
@@ -1294,7 +3066,7 @@
             <w:r>
               <w:rPr>
                 <w:rFonts w:ascii="微软雅黑" w:hAnsi="微软雅黑" w:eastAsia="微软雅黑"/>
-                <w:sz w:val="20"/>
+                <w:sz w:val="19"/>
               </w:rPr>
               <w:t>在人机界面给出航向、航速建议与报警提示</w:t>
             </w:r>
@@ -1309,7 +3081,7 @@
             <w:r>
               <w:rPr>
                 <w:rFonts w:ascii="微软雅黑" w:hAnsi="微软雅黑" w:eastAsia="微软雅黑"/>
-                <w:sz w:val="20"/>
+                <w:sz w:val="19"/>
               </w:rPr>
               <w:t>否</w:t>
             </w:r>
@@ -1326,7 +3098,7 @@
             <w:r>
               <w:rPr>
                 <w:rFonts w:ascii="微软雅黑" w:hAnsi="微软雅黑" w:eastAsia="微软雅黑"/>
-                <w:sz w:val="20"/>
+                <w:sz w:val="19"/>
               </w:rPr>
               <w:t>辅助</w:t>
             </w:r>
@@ -1341,7 +3113,7 @@
             <w:r>
               <w:rPr>
                 <w:rFonts w:ascii="微软雅黑" w:hAnsi="微软雅黑" w:eastAsia="微软雅黑"/>
-                <w:sz w:val="20"/>
+                <w:sz w:val="19"/>
               </w:rPr>
               <w:t>风险评分介于 0.55 至 0.75</w:t>
             </w:r>
@@ -1356,7 +3128,7 @@
             <w:r>
               <w:rPr>
                 <w:rFonts w:ascii="微软雅黑" w:hAnsi="微软雅黑" w:eastAsia="微软雅黑"/>
-                <w:sz w:val="20"/>
+                <w:sz w:val="19"/>
               </w:rPr>
               <w:t>叠加增强显示,自动限制危险命令,建议侧推或减速</w:t>
             </w:r>
@@ -1371,7 +3143,7 @@
             <w:r>
               <w:rPr>
                 <w:rFonts w:ascii="微软雅黑" w:hAnsi="微软雅黑" w:eastAsia="微软雅黑"/>
-                <w:sz w:val="20"/>
+                <w:sz w:val="19"/>
               </w:rPr>
               <w:t>是</w:t>
             </w:r>
@@ -1388,7 +3160,7 @@
             <w:r>
               <w:rPr>
                 <w:rFonts w:ascii="微软雅黑" w:hAnsi="微软雅黑" w:eastAsia="微软雅黑"/>
-                <w:sz w:val="20"/>
+                <w:sz w:val="19"/>
               </w:rPr>
               <w:t>自动</w:t>
             </w:r>
@@ -1403,7 +3175,7 @@
             <w:r>
               <w:rPr>
                 <w:rFonts w:ascii="微软雅黑" w:hAnsi="微软雅黑" w:eastAsia="微软雅黑"/>
-                <w:sz w:val="20"/>
+                <w:sz w:val="19"/>
               </w:rPr>
               <w:t>风险评分介于 0.75 至 0.90,且处于运行设计域内、关键传感器健康</w:t>
             </w:r>
@@ -1418,7 +3190,7 @@
             <w:r>
               <w:rPr>
                 <w:rFonts w:ascii="微软雅黑" w:hAnsi="微软雅黑" w:eastAsia="微软雅黑"/>
-                <w:sz w:val="20"/>
+                <w:sz w:val="19"/>
               </w:rPr>
               <w:t>自动避碰、减速、保持航道、靠泊微调</w:t>
             </w:r>
@@ -1433,7 +3205,7 @@
             <w:r>
               <w:rPr>
                 <w:rFonts w:ascii="微软雅黑" w:hAnsi="微软雅黑" w:eastAsia="微软雅黑"/>
-                <w:sz w:val="20"/>
+                <w:sz w:val="19"/>
               </w:rPr>
               <w:t>视场景</w:t>
             </w:r>
@@ -1450,7 +3222,7 @@
             <w:r>
               <w:rPr>
                 <w:rFonts w:ascii="微软雅黑" w:hAnsi="微软雅黑" w:eastAsia="微软雅黑"/>
-                <w:sz w:val="20"/>
+                <w:sz w:val="19"/>
               </w:rPr>
               <w:t>远控</w:t>
             </w:r>
@@ -1465,7 +3237,7 @@
             <w:r>
               <w:rPr>
                 <w:rFonts w:ascii="微软雅黑" w:hAnsi="微软雅黑" w:eastAsia="微软雅黑"/>
-                <w:sz w:val="20"/>
+                <w:sz w:val="19"/>
               </w:rPr>
               <w:t>风险评分不低于 0.90,或出现复合异常,且通信正常</w:t>
             </w:r>
@@ -1480,7 +3252,7 @@
             <w:r>
               <w:rPr>
                 <w:rFonts w:ascii="微软雅黑" w:hAnsi="微软雅黑" w:eastAsia="微软雅黑"/>
-                <w:sz w:val="20"/>
+                <w:sz w:val="19"/>
               </w:rPr>
               <w:t>转入岸基远程接管,船端保留安全壳</w:t>
             </w:r>
@@ -1495,7 +3267,7 @@
             <w:r>
               <w:rPr>
                 <w:rFonts w:ascii="微软雅黑" w:hAnsi="微软雅黑" w:eastAsia="微软雅黑"/>
-                <w:sz w:val="20"/>
+                <w:sz w:val="19"/>
               </w:rPr>
               <w:t>由岸基值守生效</w:t>
             </w:r>
@@ -1686,7 +3458,7 @@
             <w:r>
               <w:rPr>
                 <w:rFonts w:ascii="微软雅黑" w:hAnsi="微软雅黑" w:eastAsia="微软雅黑"/>
-                <w:sz w:val="20"/>
+                <w:sz w:val="19"/>
               </w:rPr>
               <w:t>交付模式</w:t>
             </w:r>
@@ -1701,7 +3473,7 @@
             <w:r>
               <w:rPr>
                 <w:rFonts w:ascii="微软雅黑" w:hAnsi="微软雅黑" w:eastAsia="微软雅黑"/>
-                <w:sz w:val="20"/>
+                <w:sz w:val="19"/>
               </w:rPr>
               <w:t>软硬件一体,由一家整合交付,责任单一</w:t>
             </w:r>
@@ -1716,7 +3488,7 @@
             <w:r>
               <w:rPr>
                 <w:rFonts w:ascii="微软雅黑" w:hAnsi="微软雅黑" w:eastAsia="微软雅黑"/>
-                <w:sz w:val="20"/>
+                <w:sz w:val="19"/>
               </w:rPr>
               <w:t>软硬件碎片,多家拼装,责任分散</w:t>
             </w:r>
@@ -1733,7 +3505,7 @@
             <w:r>
               <w:rPr>
                 <w:rFonts w:ascii="微软雅黑" w:hAnsi="微软雅黑" w:eastAsia="微软雅黑"/>
-                <w:sz w:val="20"/>
+                <w:sz w:val="19"/>
               </w:rPr>
               <w:t>扩展逻辑</w:t>
             </w:r>
@@ -1748,7 +3520,7 @@
             <w:r>
               <w:rPr>
                 <w:rFonts w:ascii="微软雅黑" w:hAnsi="微软雅黑" w:eastAsia="微软雅黑"/>
-                <w:sz w:val="20"/>
+                <w:sz w:val="19"/>
               </w:rPr>
               <w:t>站在不变底座的三套契约之上,低成本新增设备与场景</w:t>
             </w:r>
@@ -1763,7 +3535,7 @@
             <w:r>
               <w:rPr>
                 <w:rFonts w:ascii="微软雅黑" w:hAnsi="微软雅黑" w:eastAsia="微软雅黑"/>
-                <w:sz w:val="20"/>
+                <w:sz w:val="19"/>
               </w:rPr>
               <w:t>一船一造,重复改造,牵一发而动全身</w:t>
             </w:r>
@@ -1780,7 +3552,7 @@
             <w:r>
               <w:rPr>
                 <w:rFonts w:ascii="微软雅黑" w:hAnsi="微软雅黑" w:eastAsia="微软雅黑"/>
-                <w:sz w:val="20"/>
+                <w:sz w:val="19"/>
               </w:rPr>
               <w:t>AI 形态</w:t>
             </w:r>
@@ -1795,7 +3567,7 @@
             <w:r>
               <w:rPr>
                 <w:rFonts w:ascii="微软雅黑" w:hAnsi="微软雅黑" w:eastAsia="微软雅黑"/>
-                <w:sz w:val="20"/>
+                <w:sz w:val="19"/>
               </w:rPr>
               <w:t>AI 原生,以工况上下文驱动跨设备融合诊断,且边界清晰</w:t>
             </w:r>
@@ -1810,7 +3582,7 @@
             <w:r>
               <w:rPr>
                 <w:rFonts w:ascii="微软雅黑" w:hAnsi="微软雅黑" w:eastAsia="微软雅黑"/>
-                <w:sz w:val="20"/>
+                <w:sz w:val="19"/>
               </w:rPr>
               <w:t>传统人机界面,单设备看数据,AI 事后挂载</w:t>
             </w:r>
@@ -1827,7 +3599,7 @@
             <w:r>
               <w:rPr>
                 <w:rFonts w:ascii="微软雅黑" w:hAnsi="微软雅黑" w:eastAsia="微软雅黑"/>
-                <w:sz w:val="20"/>
+                <w:sz w:val="19"/>
               </w:rPr>
               <w:t>可控可信</w:t>
             </w:r>
@@ -1842,7 +3614,7 @@
             <w:r>
               <w:rPr>
                 <w:rFonts w:ascii="微软雅黑" w:hAnsi="微软雅黑" w:eastAsia="微软雅黑"/>
-                <w:sz w:val="20"/>
+                <w:sz w:val="19"/>
               </w:rPr>
               <w:t>纯血国产类脑芯片,本地化部署,数据不外传</w:t>
             </w:r>
@@ -1857,7 +3629,7 @@
             <w:r>
               <w:rPr>
                 <w:rFonts w:ascii="微软雅黑" w:hAnsi="微软雅黑" w:eastAsia="微软雅黑"/>
-                <w:sz w:val="20"/>
+                <w:sz w:val="19"/>
               </w:rPr>
               <w:t>依赖国外芯片与生态,存在数据外传顾虑</w:t>
             </w:r>
@@ -1987,7 +3759,7 @@
             <w:r>
               <w:rPr>
                 <w:rFonts w:ascii="微软雅黑" w:hAnsi="微软雅黑" w:eastAsia="微软雅黑"/>
-                <w:sz w:val="20"/>
+                <w:sz w:val="19"/>
               </w:rPr>
               <w:t>第一步</w:t>
             </w:r>
@@ -2002,7 +3774,7 @@
             <w:r>
               <w:rPr>
                 <w:rFonts w:ascii="微软雅黑" w:hAnsi="微软雅黑" w:eastAsia="微软雅黑"/>
-                <w:sz w:val="20"/>
+                <w:sz w:val="19"/>
               </w:rPr>
               <w:t>在目标船舶完成边缘主机与基础环境部署,实现已知设备的接入、采集、解析与落库,前端可查询实时与历史数据</w:t>
             </w:r>
@@ -2017,7 +3789,7 @@
             <w:r>
               <w:rPr>
                 <w:rFonts w:ascii="微软雅黑" w:hAnsi="微软雅黑" w:eastAsia="微软雅黑"/>
-                <w:sz w:val="20"/>
+                <w:sz w:val="19"/>
               </w:rPr>
               <w:t>基础链路稳定运行不少于 30 天,数据联通率高于 90%</w:t>
             </w:r>
@@ -2034,7 +3806,7 @@
             <w:r>
               <w:rPr>
                 <w:rFonts w:ascii="微软雅黑" w:hAnsi="微软雅黑" w:eastAsia="微软雅黑"/>
-                <w:sz w:val="20"/>
+                <w:sz w:val="19"/>
               </w:rPr>
               <w:t>第二步</w:t>
             </w:r>
@@ -2049,7 +3821,7 @@
             <w:r>
               <w:rPr>
                 <w:rFonts w:ascii="微软雅黑" w:hAnsi="微软雅黑" w:eastAsia="微软雅黑"/>
-                <w:sz w:val="20"/>
+                <w:sz w:val="19"/>
               </w:rPr>
               <w:t>完善设备台账、端口绑定、实时监控、告警分级与确认,形成可用的监管与运维入口,并按需对接岸端</w:t>
             </w:r>
@@ -2064,7 +3836,7 @@
             <w:r>
               <w:rPr>
                 <w:rFonts w:ascii="微软雅黑" w:hAnsi="微软雅黑" w:eastAsia="微软雅黑"/>
-                <w:sz w:val="20"/>
+                <w:sz w:val="19"/>
               </w:rPr>
               <w:t>客户可日常使用的监控与运维入口,满足相关报建与接口要求</w:t>
             </w:r>
@@ -2081,7 +3853,7 @@
             <w:r>
               <w:rPr>
                 <w:rFonts w:ascii="微软雅黑" w:hAnsi="微软雅黑" w:eastAsia="微软雅黑"/>
-                <w:sz w:val="20"/>
+                <w:sz w:val="19"/>
               </w:rPr>
               <w:t>第三步</w:t>
             </w:r>
@@ -2096,7 +3868,7 @@
             <w:r>
               <w:rPr>
                 <w:rFonts w:ascii="微软雅黑" w:hAnsi="微软雅黑" w:eastAsia="微软雅黑"/>
-                <w:sz w:val="20"/>
+                <w:sz w:val="19"/>
               </w:rPr>
               <w:t>推进全船软硬件一体、健康评分与 AI 诊断,扩展遥控与船岸协同,并形成标准化复制能力</w:t>
             </w:r>
@@ -2111,7 +3883,7 @@
             <w:r>
               <w:rPr>
                 <w:rFonts w:ascii="微软雅黑" w:hAnsi="微软雅黑" w:eastAsia="微软雅黑"/>
-                <w:sz w:val="20"/>
+                <w:sz w:val="19"/>
               </w:rPr>
               <w:t>完成标准化复制方案,具备向同型船推广与岸基中心联调的条件</w:t>
             </w:r>

--- a/方案/智能船机交互系统-核心产品方案-专家版.docx
+++ b/方案/智能船机交互系统-核心产品方案-专家版.docx
@@ -88,7 +88,7 @@
                 <w:rFonts w:ascii="微软雅黑" w:hAnsi="微软雅黑" w:eastAsia="微软雅黑"/>
                 <w:sz w:val="21"/>
               </w:rPr>
-              <w:t>V1.0</w:t>
+              <w:t>V1.1</w:t>
             </w:r>
           </w:p>
         </w:tc>
@@ -156,7 +156,7 @@
                 <w:rFonts w:ascii="微软雅黑" w:hAnsi="微软雅黑" w:eastAsia="微软雅黑"/>
                 <w:sz w:val="21"/>
               </w:rPr>
-              <w:t>船东与航运企业 · 技术评审 · 行业专家</w:t>
+              <w:t>船东与航运企业 · 总体设计与技术评审 · 船级社送审</w:t>
             </w:r>
           </w:p>
         </w:tc>
@@ -237,7 +237,7 @@
         <w:rPr>
           <w:rFonts w:ascii="微软雅黑" w:hAnsi="微软雅黑" w:eastAsia="微软雅黑"/>
         </w:rPr>
-        <w:t>智能船机交互系统正是针对这一根本问题而设计。它是一套软硬件一体的船端人机协同驾控中枢:在一套统一、稳定的 AI-IoT 数据底座之上,把全船设备的数据标准化地汇聚起来,再以船员能够直接使用的方式,呈现为"看得见、问得清、操得动、控得住"的统一体验,并可顺势向岸端延伸,支撑远程监管、远程协助与人员培训。在结构上,系统分为两层:底层是 AI-IoT 数据底座,负责异构设备数据的接入、解析与标准化,解决"设备到数据"的问题;上层是面向人的交互与驾控,负责把标准化的数据转化为驾控体验与操作能力,解决"数据到人机"的问题。两层之间以明确的接口契约衔接,可以各自独立演进——底层增加新设备、新协议时上层无须改动,上层增加新界面、新场景时底层保持不变。这种分层,正是产品能够在不同船型上快速复制、并支撑长期迭代的根基。</w:t>
+        <w:t>智能船机交互系统正是针对这一根本问题而设计。它是一套软硬件一体的船端人机协同驾控中枢:在一套统一、稳定的 AI-IoT 数据底座之上,把全船设备的数据标准化地汇聚起来,再以船员能够直接使用的方式,呈现为"看得见、问得清、操得动、控得住"的统一体验,并可顺势向岸端延伸,支撑远程监管、远程协助与人员培训。在结构上,系统分为两层:底层是 AI-IoT 数据底座,负责异构设备数据的接入、解析与标准化,解决"设备到数据"的问题;上层是面向人的交互与驾控,负责把标准化的数据转化为驾控体验与操作能力,解决"数据到人机"的问题。两层之间以明确的接口契约衔接,可以各自独立演进,这也是产品能够在不同船型上快速复制、并支撑长期迭代的根基。</w:t>
       </w:r>
     </w:p>
     <w:p>
@@ -260,7 +260,7 @@
         <w:rPr>
           <w:rFonts w:ascii="微软雅黑" w:hAnsi="微软雅黑" w:eastAsia="微软雅黑"/>
         </w:rPr>
-        <w:t xml:space="preserve"> 系统将在真实营运船舶上完成安装、联调与试运行,在实船环境中检验设备接入的稳定性、数据的准确性与人机交互的可用性;待实船稳定运行、积累足够运行数据之后,再依据船级社相关规范推进 CCS 认证,使产品从"工程可用"走向"规范可认证"。换言之,认证建立在真实船舶运行与现场验证的基础之上,是项目自然推进的下一步,而非一句口头承诺。</w:t>
+        <w:t xml:space="preserve"> 系统将在真实营运船舶上完成安装、联调与试运行,在实船环境中检验设备接入的稳定性、数据的准确性与人机交互的可用性;待实船稳定运行、积累足够运行数据之后,再依据船级社相关规范推进 CCS 认证,使产品从"工程可用"走向"规范可认证"。需要强调的是,本系统在整体定位上是面向人的辅助决策与运维平台,以及在限定条件下的辅助操控;它与船上既有的、已获船级社认可的导航、推进遥控、舵机控制与集成报警系统并存协同,不替代其法定安全功能,这一点贯穿全文。</w:t>
       </w:r>
     </w:p>
     <w:p>
@@ -271,7 +271,7 @@
         <w:rPr>
           <w:rFonts w:ascii="微软雅黑" w:hAnsi="微软雅黑" w:eastAsia="微软雅黑"/>
         </w:rPr>
-        <w:t>在已交付的同类应用中,这种软硬件一体、统一接入的形态相比传统多厂家分散集成的方式,在管理成本、现场交付周期与日常运维成本三方面均有明显改善,典型量级如下。</w:t>
+        <w:t>在已交付的同类应用中,这种软硬件一体、统一接入的形态相比传统多厂家分散集成的方式,在管理成本、现场交付周期与日常运维成本三方面均有明显改善,典型量级如下(对比基准为传统多厂家分散集成方式,测算口径在第十一节说明)。</w:t>
       </w:r>
     </w:p>
     <w:tbl>
@@ -480,7 +480,7 @@
         <w:rPr>
           <w:rFonts w:ascii="微软雅黑" w:hAnsi="微软雅黑" w:eastAsia="微软雅黑"/>
         </w:rPr>
-        <w:t>底座整体采用"边缘采集 + 消息总线 + 服务端业务中台 + 数据存储 + 可视化运维"的架构。采集端负责现场设备接入与协议解析,服务端负责业务建模、监控告警、健康评分、动态设备管理与 AI 诊断接口输出,两者之间通过消息总线衔接。完整的数据链路是:现场设备、PLC、串口服务器或 CAN 设备的数据,先由采集端完成协议解析与标准化,经 MQTT 消息总线分发到服务端,服务端在更新实时状态的同时写入数据库,最终由 Web 前端、驾驶台大屏、机舱屏、第三方系统或 AI 诊断服务通过接口或实时推送获取;系统运行状态与日志则汇聚到统一的运维可视化组件。</w:t>
+        <w:t>底座整体采用"边缘采集 + 消息总线 + 服务端业务中台 + 数据存储 + 可视化运维"的架构。完整的数据链路是:现场设备、PLC、串口服务器或 CAN 设备的数据,先由采集端完成协议解析与标准化,经 MQTT 消息总线分发到服务端,服务端在更新实时状态的同时写入数据库,最终由 Web 前端、驾驶台大屏、机舱屏、第三方系统或 AI 诊断服务通过接口或实时推送获取;系统运行状态与日志则汇聚到统一的运维可视化组件。系统总体框图与网络拓扑见附录 A。</w:t>
       </w:r>
     </w:p>
     <w:p>
@@ -491,7 +491,7 @@
         <w:rPr>
           <w:rFonts w:ascii="微软雅黑" w:hAnsi="微软雅黑" w:eastAsia="微软雅黑"/>
         </w:rPr>
-        <w:t>这一架构有四个鲜明特点。其一是分层解耦,现场协议接入、数据解析、业务服务、前端展示与运维监控彼此独立,便于分阶段交付与后续扩展;其二是消息驱动,采集链路通过消息总线分发设备数据、状态、错误与识别事件,兼顾实时性与扩展性;其三是数据留痕,关键采集记录、设备台账、告警历史与健康评分历史均可持久化,便于查询与追溯;其四是动态扩展,已知设备可自动绑定,未知设备则通过 AI 辅助识别与人工确认的流程逐步纳入标准链路。</w:t>
+        <w:t>这一架构有四个鲜明特点:分层解耦,使现场协议接入、数据解析、业务服务、前端展示与运维监控彼此独立,便于分阶段交付与扩展;消息驱动,使采集链路通过消息总线分发数据、状态、错误与识别事件,兼顾实时性与扩展性;数据留痕,使关键采集记录、设备台账、告警历史与健康评分历史均可持久化,便于查询与追溯;动态扩展,使已知设备可自动绑定、未知设备通过 AI 辅助识别与人工确认逐步纳入标准链路。</w:t>
       </w:r>
     </w:p>
     <w:p>
@@ -506,17 +506,6 @@
           <w:sz w:val="24"/>
         </w:rPr>
         <w:t>2.2  系统组成</w:t>
-      </w:r>
-    </w:p>
-    <w:p>
-      <w:pPr>
-        <w:jc w:val="both"/>
-      </w:pPr>
-      <w:r>
-        <w:rPr>
-          <w:rFonts w:ascii="微软雅黑" w:hAnsi="微软雅黑" w:eastAsia="微软雅黑"/>
-        </w:rPr>
-        <w:t>底座由若干职责清晰的模块组成,各模块既独立工作,又通过统一的数据与消息接口协同。</w:t>
       </w:r>
     </w:p>
     <w:tbl>
@@ -944,7 +933,20 @@
         <w:rPr>
           <w:rFonts w:ascii="微软雅黑" w:hAnsi="微软雅黑" w:eastAsia="微软雅黑"/>
         </w:rPr>
-        <w:t>采集端面向船舶现场设备的接入场景,核心职责是把不同协议、不同物理接口的设备数据统一接入、解析、转发与落库。它并非一个单一的采集程序,而是由协议路由、采集解析、设备智能识别、消息分发以及数据库与缓存等组件构成的边缘采集子系统。其中协议解析采用成熟的 Telegraf 引擎,通过为每类设备预置解析配置,把"逐台编写解析代码"降级为"配置解析模板",这正是设备能够低成本快速接入的工程支撑。采集端支持的协议与设备类型如下。</w:t>
+        <w:t>采集端面向船舶现场设备的接入场景,核心职责是把不同协议、不同物理接口的设备数据统一接入、解析、转发与落库。它由协议路由、采集解析、设备智能识别、消息分发以及数据库与缓存等组件构成,其中协议解析采用成熟的 Telegraf 引擎,通过为每类设备预置解析配置,把"逐台编写解析代码"降级为"配置解析模板"。</w:t>
+      </w:r>
+      <w:r>
+        <w:rPr>
+          <w:rFonts w:ascii="微软雅黑" w:hAnsi="微软雅黑" w:eastAsia="微软雅黑"/>
+          <w:b/>
+        </w:rPr>
+        <w:t>需要特别说明的是,采集端对船舶既有导航与安全设备采用旁路、隔离、只读的接入方式,不向其总线施加负载,确保接入过程不影响原设备的正常工作。</w:t>
+      </w:r>
+      <w:r>
+        <w:rPr>
+          <w:rFonts w:ascii="微软雅黑" w:hAnsi="微软雅黑" w:eastAsia="微软雅黑"/>
+        </w:rPr>
+        <w:t xml:space="preserve"> 采集端支持的协议与设备类型如下。</w:t>
       </w:r>
     </w:p>
     <w:tbl>
@@ -1170,7 +1172,7 @@
         <w:rPr>
           <w:rFonts w:ascii="微软雅黑" w:hAnsi="微软雅黑" w:eastAsia="微软雅黑"/>
         </w:rPr>
-        <w:t>对于项目内已预置模板的设备,采集端可在不依赖 AI 的情况下完成自动绑定:设备接入后,协议路由模块根据报文特征命中对应协议与设备模板,把数据转发到固定的采集监听端口,再由预置解析器完成结构化处理。对于新增或临时接入的未知设备,采集端则会自动采样原始报文、发布识别请求,调用本地模型辅助判断协议、设备类型与字段结构,并生成或复用解析配置,作为新增设备接入初期的辅助分析手段。采集端对外的输出能力包括:向消息总线输出标准化设备数据;输出采集异常或解析异常消息;维护设备在线状态与动态端口绑定状态;将动态设备台账与解析记录写入数据库;并将日志汇聚至运维组件以供查询与展示。</w:t>
+        <w:t>对于已预置模板的设备,采集端可在不依赖 AI 的情况下完成自动绑定:协议路由模块根据报文特征命中对应模板,把数据转发到固定的采集监听端口,再由预置解析器完成结构化处理。对于新增或临时接入的未知设备,采集端会自动采样原始报文、发布识别请求,调用本地模型辅助判断协议、设备类型与字段结构,生成或复用解析配置,作为接入初期的辅助分析手段。采集端对外输出标准化设备数据、采集与解析异常消息,维护设备在线状态与动态端口绑定状态,并将动态台账与解析记录写入数据库、日志汇聚至运维组件。</w:t>
       </w:r>
     </w:p>
     <w:p>
@@ -1195,7 +1197,7 @@
         <w:rPr>
           <w:rFonts w:ascii="微软雅黑" w:hAnsi="微软雅黑" w:eastAsia="微软雅黑"/>
         </w:rPr>
-        <w:t>服务端是整个底座的业务中台,负责承接采集端上送的数据,统一管理设备、端口、配置模板、告警、健康评分与动态识别结果,并向前端或第三方系统提供标准接口、实时推送与 AI 诊断能力。其核心业务能力如下。</w:t>
+        <w:t>服务端是底座的业务中台,负责承接采集端上送的数据,统一管理设备、端口、配置模板、告警、健康评分与动态识别结果,并向前端或第三方系统提供标准接口、实时推送与 AI 诊断能力。其核心业务能力如下。</w:t>
       </w:r>
     </w:p>
     <w:tbl>
@@ -1609,7 +1611,7 @@
         <w:rPr>
           <w:rFonts w:ascii="微软雅黑" w:hAnsi="微软雅黑" w:eastAsia="微软雅黑"/>
         </w:rPr>
-        <w:t>在接口形式上,服务端通过 REST 接口提供设备查询、告警确认、端口配置、动态设备管理、健康评分规则管理与诊断记录落库;通过 WebSocket 推送设备识别事件、健康评分等实时信息;通过 SSE 流式代理实现 AI 诊断与智能问答的逐段输出,降低前端等待感;并提供在线接口文档,便于客户联调、测试与验收。</w:t>
+        <w:t>在接口形式上,服务端通过 REST 提供设备查询、告警确认、端口配置、动态设备管理、健康评分规则管理与诊断记录落库;通过 WebSocket 推送设备识别事件、健康评分等实时信息;通过 SSE 流式代理实现 AI 诊断与问答的逐段输出;并提供在线接口文档,便于客户联调、测试与验收。对外接口的物理形式、信号与隔离要求详见附录 B。</w:t>
       </w:r>
     </w:p>
     <w:p>
@@ -1623,7 +1625,7 @@
           <w:color w:val="0B7A6E"/>
           <w:sz w:val="24"/>
         </w:rPr>
-        <w:t>2.5  数据接口与集成</w:t>
+        <w:t>2.5  数据接口与契约</w:t>
       </w:r>
     </w:p>
     <w:p>
@@ -1634,7 +1636,7 @@
         <w:rPr>
           <w:rFonts w:ascii="微软雅黑" w:hAnsi="微软雅黑" w:eastAsia="微软雅黑"/>
         </w:rPr>
-        <w:t>系统的对外集成围绕三类稳定的契约展开,后续扩展只发生在契约内部。第一类是 MQTT 消息主题,贯穿采集与分发链路;第二类是核心数据模型,承载设备、告警、识别与评分等业务对象;第三类是对外接口形态,面向前端与第三方集成。关键的消息主题与核心数据表如下。</w:t>
+        <w:t>系统的对外集成围绕三类接口契约展开:贯穿采集与分发链路的 MQTT 消息主题、承载业务对象的核心数据模型,以及面向前端与第三方的对外接口形态。这三类契约通过版本管理与向后兼容机制受控演进——新增能力以增量方式纳入,既保证既有集成不被破坏,也避免"一次定义、永不调整"的僵化;契约的变更纳入配置管理与变更评审。关键消息主题与核心数据表如下。</w:t>
       </w:r>
     </w:p>
     <w:tbl>
@@ -1826,7 +1828,7 @@
                 <w:rFonts w:ascii="微软雅黑" w:hAnsi="微软雅黑" w:eastAsia="微软雅黑"/>
                 <w:sz w:val="19"/>
               </w:rPr>
-              <w:t>/iot/identify/request</w:t>
+              <w:t>/iot/identify/request · pending · progress · confirmed</w:t>
             </w:r>
           </w:p>
         </w:tc>
@@ -1841,103 +1843,7 @@
                 <w:rFonts w:ascii="微软雅黑" w:hAnsi="微软雅黑" w:eastAsia="微软雅黑"/>
                 <w:sz w:val="19"/>
               </w:rPr>
-              <w:t>未知设备识别请求</w:t>
-            </w:r>
-          </w:p>
-        </w:tc>
-      </w:tr>
-      <w:tr>
-        <w:tc>
-          <w:tcPr>
-            <w:tcW w:type="dxa" w:w="3118"/>
-          </w:tcPr>
-          <w:p>
-            <w:r/>
-            <w:r>
-              <w:rPr>
-                <w:rFonts w:ascii="微软雅黑" w:hAnsi="微软雅黑" w:eastAsia="微软雅黑"/>
-                <w:sz w:val="19"/>
-              </w:rPr>
-              <w:t>/iot/identify/pending</w:t>
-            </w:r>
-          </w:p>
-        </w:tc>
-        <w:tc>
-          <w:tcPr>
-            <w:tcW w:type="dxa" w:w="5669"/>
-          </w:tcPr>
-          <w:p>
-            <w:r/>
-            <w:r>
-              <w:rPr>
-                <w:rFonts w:ascii="微软雅黑" w:hAnsi="微软雅黑" w:eastAsia="微软雅黑"/>
-                <w:sz w:val="19"/>
-              </w:rPr>
-              <w:t>动态识别待确认结果</w:t>
-            </w:r>
-          </w:p>
-        </w:tc>
-      </w:tr>
-      <w:tr>
-        <w:tc>
-          <w:tcPr>
-            <w:tcW w:type="dxa" w:w="3118"/>
-          </w:tcPr>
-          <w:p>
-            <w:r/>
-            <w:r>
-              <w:rPr>
-                <w:rFonts w:ascii="微软雅黑" w:hAnsi="微软雅黑" w:eastAsia="微软雅黑"/>
-                <w:sz w:val="19"/>
-              </w:rPr>
-              <w:t>/iot/identify/progress</w:t>
-            </w:r>
-          </w:p>
-        </w:tc>
-        <w:tc>
-          <w:tcPr>
-            <w:tcW w:type="dxa" w:w="5669"/>
-          </w:tcPr>
-          <w:p>
-            <w:r/>
-            <w:r>
-              <w:rPr>
-                <w:rFonts w:ascii="微软雅黑" w:hAnsi="微软雅黑" w:eastAsia="微软雅黑"/>
-                <w:sz w:val="19"/>
-              </w:rPr>
-              <w:t>动态识别进度</w:t>
-            </w:r>
-          </w:p>
-        </w:tc>
-      </w:tr>
-      <w:tr>
-        <w:tc>
-          <w:tcPr>
-            <w:tcW w:type="dxa" w:w="3118"/>
-          </w:tcPr>
-          <w:p>
-            <w:r/>
-            <w:r>
-              <w:rPr>
-                <w:rFonts w:ascii="微软雅黑" w:hAnsi="微软雅黑" w:eastAsia="微软雅黑"/>
-                <w:sz w:val="19"/>
-              </w:rPr>
-              <w:t>/iot/identify/confirmed</w:t>
-            </w:r>
-          </w:p>
-        </w:tc>
-        <w:tc>
-          <w:tcPr>
-            <w:tcW w:type="dxa" w:w="5669"/>
-          </w:tcPr>
-          <w:p>
-            <w:r/>
-            <w:r>
-              <w:rPr>
-                <w:rFonts w:ascii="微软雅黑" w:hAnsi="微软雅黑" w:eastAsia="微软雅黑"/>
-                <w:sz w:val="19"/>
-              </w:rPr>
-              <w:t>服务端确认后回传采集端</w:t>
+              <w:t>未知设备识别的请求、待确认、进度与确认回传</w:t>
             </w:r>
           </w:p>
         </w:tc>
@@ -2261,17 +2167,6 @@
     </w:p>
     <w:p>
       <w:pPr>
-        <w:jc w:val="both"/>
-      </w:pPr>
-      <w:r>
-        <w:rPr>
-          <w:rFonts w:ascii="微软雅黑" w:hAnsi="微软雅黑" w:eastAsia="微软雅黑"/>
-        </w:rPr>
-        <w:t>在此基础上,系统可通过 REST 接口对接设备列表、设备详情、告警、端口配置、健康评分与动态设备查询;通过 WebSocket 对接实时识别事件、健康评分或大屏实时状态;通过 MQTT 订阅采集数据、设备状态或告警事件;并提供在线接口文档用于联调与验收。按项目需要,还可提供数据库只读查询或数据导出接口。</w:t>
-      </w:r>
-    </w:p>
-    <w:p>
-      <w:pPr>
         <w:spacing w:before="200" w:after="60"/>
       </w:pPr>
       <w:r>
@@ -2281,7 +2176,7 @@
           <w:color w:val="0B7A6E"/>
           <w:sz w:val="24"/>
         </w:rPr>
-        <w:t>2.6  关键业务流程</w:t>
+        <w:t>2.6  关键业务流程、时统与数据质量</w:t>
       </w:r>
     </w:p>
     <w:p>
@@ -2298,13 +2193,13 @@
           <w:rFonts w:ascii="微软雅黑" w:hAnsi="微软雅黑" w:eastAsia="微软雅黑"/>
           <w:b/>
         </w:rPr>
-        <w:t>标准设备采集流程。</w:t>
+        <w:t>标准设备采集流程</w:t>
       </w:r>
       <w:r>
         <w:rPr>
           <w:rFonts w:ascii="微软雅黑" w:hAnsi="微软雅黑" w:eastAsia="微软雅黑"/>
         </w:rPr>
-        <w:t xml:space="preserve"> 现场设备通过串口服务器、TCP、CAN 或 PLC 接入采集主机后,采集端完成协议识别、端口绑定与数据转发;解析引擎按预置解析器将原始报文转换为标准 JSON;标准化数据经 MQTT 输出至服务端;服务端消费数据、更新实时状态并写入数据库;最终前端大屏、Web 页面或第三方系统通过接口或实时推送获取数据。</w:t>
+        <w:t>:现场设备经串口服务器、TCP、CAN 或 PLC 接入采集主机,采集端完成协议识别、端口绑定与数据转发,解析引擎按预置解析器将原始报文转为标准 JSON,经 MQTT 输出至服务端,服务端消费数据、更新实时状态并写库,最终前端、Web 或第三方系统通过接口或实时推送获取数据。</w:t>
       </w:r>
     </w:p>
     <w:p>
@@ -2321,13 +2216,13 @@
           <w:rFonts w:ascii="微软雅黑" w:hAnsi="微软雅黑" w:eastAsia="微软雅黑"/>
           <w:b/>
         </w:rPr>
-        <w:t>新增设备接入流程。</w:t>
+        <w:t>新增设备接入流程</w:t>
       </w:r>
       <w:r>
         <w:rPr>
           <w:rFonts w:ascii="微软雅黑" w:hAnsi="微软雅黑" w:eastAsia="微软雅黑"/>
         </w:rPr>
-        <w:t xml:space="preserve"> 当未知设备接入、协议路由无法命中已有模板时,采集端自动采集若干帧原始报文并发布识别请求;AI 识别模块进行协议与字段的辅助分析并生成候选配置;服务端接收识别进度与待确认结果,形成待确认记录;经人工确认后,服务端回传确认消息;采集端随即完成动态端口绑定与配置热重载,新增设备进入标准采集链路;服务端建立动态设备台账,并支持最新值、历史值与元信息查询。</w:t>
+        <w:t>:未知设备接入、协议路由无法命中模板时,采集端采集若干帧原始报文并发布识别请求,AI 识别模块进行协议与字段辅助分析、生成候选配置,服务端形成待确认记录,经人工确认后回传,采集端完成动态端口绑定与配置热重载,新增设备进入标准链路并建立动态台账。</w:t>
       </w:r>
     </w:p>
     <w:p>
@@ -2344,13 +2239,24 @@
           <w:rFonts w:ascii="微软雅黑" w:hAnsi="微软雅黑" w:eastAsia="微软雅黑"/>
           <w:b/>
         </w:rPr>
-        <w:t>告警与健康评分流程。</w:t>
+        <w:t>告警与健康评分流程</w:t>
       </w:r>
       <w:r>
         <w:rPr>
           <w:rFonts w:ascii="微软雅黑" w:hAnsi="微软雅黑" w:eastAsia="微软雅黑"/>
         </w:rPr>
-        <w:t xml:space="preserve"> 采集端或服务端根据设备数据产生异常状态或告警事件后,服务端写入告警历史并推送实时告警列表;操作员在前端确认告警,服务端记录确认状态;健康评分调度器定期扫描设备最新数据,按规则计算健康分;评分结果写入历史表,并可转化为实时告警或趋势分析数据。</w:t>
+        <w:t>:采集端或服务端产生异常或告警事件后,服务端写入告警历史并推送实时告警列表,操作员确认并记录状态;健康评分调度器定期扫描设备最新数据、按规则计算健康分,结果写入历史表并可转化为实时告警或趋势数据。</w:t>
+      </w:r>
+    </w:p>
+    <w:p>
+      <w:pPr>
+        <w:jc w:val="both"/>
+      </w:pPr>
+      <w:r>
+        <w:rPr>
+          <w:rFonts w:ascii="微软雅黑" w:hAnsi="微软雅黑" w:eastAsia="微软雅黑"/>
+        </w:rPr>
+        <w:t>为保证融合分析与事后审计的可信,系统对多源数据采用统一时间基准——以卫星授时配合网络时间同步建立全船统一时钟,并对采集数据进行质量标识与坏值剔除,记录原始报文与解析结果,使实时融合、趋势分析与事后回放具有一致、可追溯的时间与数据基础。</w:t>
       </w:r>
     </w:p>
     <w:p>
@@ -2375,54 +2281,7 @@
         <w:rPr>
           <w:rFonts w:ascii="微软雅黑" w:hAnsi="微软雅黑" w:eastAsia="微软雅黑"/>
         </w:rPr>
-        <w:t>底座采用 Docker Compose 方式部署,既适合船端工控机与边缘服务器,也适合岸端服务器环境;根据客户的网络与运维策略,可选择船端独立部署、岸端集中部署或船岸协同部署。主要部署组件包括:现场端口接入与动态端口绑定的协议路由组件、按协议解析并输出标准数据的采集解析组件、用于未知设备识别与动态配置生成的设备智能识别组件、承担业务接口与监控告警的服务端业务中台、关系库与时序库、缓存组件、消息中间件、可按需启用的本地 AI 识别能力,以及日志采集与可视化组件。</w:t>
-      </w:r>
-    </w:p>
-    <w:p>
-      <w:pPr>
-        <w:jc w:val="both"/>
-      </w:pPr>
-      <w:r>
-        <w:rPr>
-          <w:rFonts w:ascii="微软雅黑" w:hAnsi="微软雅黑" w:eastAsia="微软雅黑"/>
-        </w:rPr>
-        <w:t>在现场条件上,采集主机或服务器需具备容器运行环境;若需接入宿主机串口,采集端需具备相应的设备访问权限;若启用动态解析的热重载,需具备容器内外的信号控制或等效热重载机制;若启用本地 AI 辅助识别,需部署相应模型;船端网络需放行设备入口端口、消息总线、数据库、缓存与服务端接口的必要通信。此外,Modbus 类设备需由厂家或客户提供完整的寄存器表、量纲、倍率、报警位定义与通讯参数,这是现场实施前需要落实的输入。</w:t>
-      </w:r>
-    </w:p>
-    <w:p>
-      <w:pPr>
-        <w:spacing w:before="200" w:after="60"/>
-      </w:pPr>
-      <w:r>
-        <w:rPr>
-          <w:rFonts w:ascii="微软雅黑" w:hAnsi="微软雅黑" w:eastAsia="微软雅黑"/>
-          <w:b/>
-          <w:color w:val="0B7A6E"/>
-          <w:sz w:val="24"/>
-        </w:rPr>
-        <w:t>2.8  安全性、可靠性与运维</w:t>
-      </w:r>
-    </w:p>
-    <w:p>
-      <w:pPr>
-        <w:jc w:val="both"/>
-      </w:pPr>
-      <w:r>
-        <w:rPr>
-          <w:rFonts w:ascii="微软雅黑" w:hAnsi="微软雅黑" w:eastAsia="微软雅黑"/>
-        </w:rPr>
-        <w:t>在可靠性方面,消息客户端支持自动重连,降低网络瞬断对采集链路的影响;数据库、缓存与消息中间件等基础组件支持容器级重启恢复;动态端口绑定与设备识别结果可通过数据库或缓存恢复;采集日志支持滚动归档,服务端日志支持结构化输出;运维组件支持日志查询、问题定位与可视化。</w:t>
-      </w:r>
-    </w:p>
-    <w:p>
-      <w:pPr>
-        <w:jc w:val="both"/>
-      </w:pPr>
-      <w:r>
-        <w:rPr>
-          <w:rFonts w:ascii="微软雅黑" w:hAnsi="微软雅黑" w:eastAsia="微软雅黑"/>
-        </w:rPr>
-        <w:t>在安全性方面,生产环境应为消息总线、缓存、数据库与服务端接口配置强口令与访问控制,并将采集网络、业务网络与对外访问网络进行必要隔离;若涉及船岸通信,应补充传输加密、身份认证与访问白名单;同时应限制容器运行时与宿主机设备权限的暴露范围,避免非必要的高权限运行。在运维能力方面,在线接口文档便于联调与验收,消息日志可用于排查采集链路问题,日志聚合与可视化便于故障定位,数据库中的采集、告警与评分记录则可用于问题追溯。</w:t>
+        <w:t>底座采用 Docker Compose 方式部署,适合船端工控机、船端边缘服务器或岸端服务器环境;可按客户网络与运维策略选择船端独立、岸端集中或船岸协同部署。主要部署组件包括协议路由、采集解析、设备智能识别、服务端业务中台、关系库与时序库、缓存、消息中间件、可按需启用的本地 AI 识别,以及日志采集与可视化组件。在现场条件上,采集主机需具备容器运行环境;接入宿主机串口需相应设备访问权限;启用热重载需具备信号控制或等效机制;启用本地 AI 识别需部署相应模型;船端网络需放行设备入口端口、消息总线、数据库、缓存与服务端接口的必要通信;Modbus 类设备需由厂家或客户提供完整寄存器表、量纲、倍率、报警位定义与通讯参数。</w:t>
       </w:r>
     </w:p>
     <w:p>
@@ -2439,7 +2298,7 @@
           <w:color w:val="164E8C"/>
           <w:sz w:val="30"/>
         </w:rPr>
-        <w:t>三、边缘智能主机</w:t>
+        <w:t>三、边缘智能主机:硬件、环境与供电</w:t>
       </w:r>
     </w:p>
     <w:p>
@@ -2450,7 +2309,7 @@
         <w:rPr>
           <w:rFonts w:ascii="微软雅黑" w:hAnsi="微软雅黑" w:eastAsia="微软雅黑"/>
         </w:rPr>
-        <w:t>在数据底座之下,承载采集端的硬件核心,是一台部署在船端的边缘智能主机。它一方面承担全船设备的统一接入、协议解析与数据标准化转发,是数据进入系统的第一道关口;另一方面内置算力,在船端就近完成异常识别、声学分析、虚拟感知与本地诊断等推理任务,即便在与岸端断联的情况下,船端仍能维持基本的自治能力。</w:t>
+        <w:t>承载采集端的硬件核心,是一台部署在船端的边缘智能主机。它一方面承担全船设备的统一接入、协议解析与数据标准化转发,是数据进入系统的第一道关口;另一方面内置算力,在船端就近完成异常识别、声学分析、虚拟感知与本地诊断等推理任务,即便在与岸端断联时,船端仍能维持基本的自治能力。</w:t>
       </w:r>
     </w:p>
     <w:tbl>
@@ -2470,7 +2329,7 @@
           </w:tcPr>
           <w:p>
             <w:pPr>
-              <w:spacing w:before="600" w:after="600"/>
+              <w:spacing w:before="520" w:after="520"/>
               <w:jc w:val="center"/>
             </w:pPr>
             <w:r>
@@ -2497,7 +2356,7 @@
           <w:color w:val="666666"/>
           <w:sz w:val="18"/>
         </w:rPr>
-        <w:t>图 1  AI+IoT 智能体 V2.0 边缘智能主机：纯血国产灵汐芯片、面向航运环境的全新机箱、多协议适配,满足 AIS、定位、罗经、雷达、推进等 50 余类设备接入</w:t>
+        <w:t>图 1  AI+IoT 智能体 V2.0 边缘智能主机：国产灵汐类脑芯片、面向航运环境的全新机箱、多协议适配,满足 AIS、定位、罗经、雷达、推进等 50 余类设备接入</w:t>
       </w:r>
     </w:p>
     <w:p>
@@ -2508,7 +2367,7 @@
         <w:rPr>
           <w:rFonts w:ascii="微软雅黑" w:hAnsi="微软雅黑" w:eastAsia="微软雅黑"/>
         </w:rPr>
-        <w:t>主机的算力核心采用纯血国产的灵汐类脑 AI 芯片。相较通用处理器,类脑架构在持续的边缘推理负载下兼顾算力与功耗,并针对高温、粉尘、振动等工业现场作了适配,适合长期运行于机舱及驾驶台等环境。整机按航运现场要求设计,具备较宽的工作温度范围与较高的防护与三防等级,被动散热、无风扇,降低了海上长期运行的维护负担。主要规格如下。</w:t>
+        <w:t>主机的算力核心采用国产灵汐类脑 AI 芯片,主控采用国产 8 核处理器。相较通用处理器,类脑架构在持续的边缘推理负载下兼顾算力与功耗,并针对工业现场作了适配。整机按航运现场要求设计,被动散热、无风扇,主要规格如下。</w:t>
       </w:r>
     </w:p>
     <w:tbl>
@@ -2636,7 +2495,7 @@
                 <w:rFonts w:ascii="微软雅黑" w:hAnsi="微软雅黑" w:eastAsia="微软雅黑"/>
                 <w:sz w:val="19"/>
               </w:rPr>
-              <w:t>工业环境适应</w:t>
+              <w:t>基础环境与防护</w:t>
             </w:r>
           </w:p>
         </w:tc>
@@ -2651,7 +2510,7 @@
                 <w:rFonts w:ascii="微软雅黑" w:hAnsi="微软雅黑" w:eastAsia="微软雅黑"/>
                 <w:sz w:val="19"/>
               </w:rPr>
-              <w:t>工作温度 -20℃ ~ +60℃;防护等级 IP65;防水、防尘、防静电;被动散热;9–36V 直流供电;典型功耗 45W</w:t>
+              <w:t>工作温度 -20℃ ~ +60℃;防护等级 IP65;防水、防尘、防静电;被动散热</w:t>
             </w:r>
           </w:p>
         </w:tc>
@@ -2661,6 +2520,243 @@
       <w:pPr>
         <w:spacing w:after="40"/>
       </w:pPr>
+    </w:p>
+    <w:p>
+      <w:pPr>
+        <w:jc w:val="both"/>
+      </w:pPr>
+      <w:r>
+        <w:rPr>
+          <w:rFonts w:ascii="微软雅黑" w:hAnsi="微软雅黑" w:eastAsia="微软雅黑"/>
+        </w:rPr>
+        <w:t>考虑到船上不同部位的环境差异较大,设备的安装与防护需按部位区分核算,不宜以单一规格覆盖全船。</w:t>
+      </w:r>
+    </w:p>
+    <w:tbl>
+      <w:tblPr>
+        <w:tblStyle w:val="LightGrid-Accent1"/>
+        <w:tblW w:type="auto" w:w="0"/>
+        <w:jc w:val="center"/>
+        <w:tblLook w:firstColumn="1" w:firstRow="1" w:lastColumn="0" w:lastRow="0" w:noHBand="0" w:noVBand="1" w:val="04A0"/>
+      </w:tblPr>
+      <w:tblGrid>
+        <w:gridCol w:w="3097"/>
+        <w:gridCol w:w="3097"/>
+        <w:gridCol w:w="3097"/>
+      </w:tblGrid>
+      <w:tr>
+        <w:tc>
+          <w:tcPr>
+            <w:tcW w:type="dxa" w:w="1814"/>
+            <w:shd w:val="clear" w:color="auto" w:fill="164E8C"/>
+          </w:tcPr>
+          <w:p>
+            <w:r/>
+            <w:r>
+              <w:rPr>
+                <w:rFonts w:ascii="微软雅黑" w:hAnsi="微软雅黑" w:eastAsia="微软雅黑"/>
+                <w:b/>
+                <w:color w:val="FFFFFF"/>
+                <w:sz w:val="20"/>
+              </w:rPr>
+              <w:t>安装部位</w:t>
+            </w:r>
+          </w:p>
+        </w:tc>
+        <w:tc>
+          <w:tcPr>
+            <w:tcW w:type="dxa" w:w="3572"/>
+            <w:shd w:val="clear" w:color="auto" w:fill="164E8C"/>
+          </w:tcPr>
+          <w:p>
+            <w:r/>
+            <w:r>
+              <w:rPr>
+                <w:rFonts w:ascii="微软雅黑" w:hAnsi="微软雅黑" w:eastAsia="微软雅黑"/>
+                <w:b/>
+                <w:color w:val="FFFFFF"/>
+                <w:sz w:val="20"/>
+              </w:rPr>
+              <w:t>环境特点</w:t>
+            </w:r>
+          </w:p>
+        </w:tc>
+        <w:tc>
+          <w:tcPr>
+            <w:tcW w:type="dxa" w:w="3402"/>
+            <w:shd w:val="clear" w:color="auto" w:fill="164E8C"/>
+          </w:tcPr>
+          <w:p>
+            <w:r/>
+            <w:r>
+              <w:rPr>
+                <w:rFonts w:ascii="微软雅黑" w:hAnsi="微软雅黑" w:eastAsia="微软雅黑"/>
+                <w:b/>
+                <w:color w:val="FFFFFF"/>
+                <w:sz w:val="20"/>
+              </w:rPr>
+              <w:t>适配要求</w:t>
+            </w:r>
+          </w:p>
+        </w:tc>
+      </w:tr>
+      <w:tr>
+        <w:tc>
+          <w:tcPr>
+            <w:tcW w:type="dxa" w:w="1814"/>
+          </w:tcPr>
+          <w:p>
+            <w:r/>
+            <w:r>
+              <w:rPr>
+                <w:rFonts w:ascii="微软雅黑" w:hAnsi="微软雅黑" w:eastAsia="微软雅黑"/>
+                <w:sz w:val="19"/>
+              </w:rPr>
+              <w:t>驾驶室</w:t>
+            </w:r>
+          </w:p>
+        </w:tc>
+        <w:tc>
+          <w:tcPr>
+            <w:tcW w:type="dxa" w:w="3572"/>
+          </w:tcPr>
+          <w:p>
+            <w:r/>
+            <w:r>
+              <w:rPr>
+                <w:rFonts w:ascii="微软雅黑" w:hAnsi="微软雅黑" w:eastAsia="微软雅黑"/>
+                <w:sz w:val="19"/>
+              </w:rPr>
+              <w:t>温度温和、相对洁净</w:t>
+            </w:r>
+          </w:p>
+        </w:tc>
+        <w:tc>
+          <w:tcPr>
+            <w:tcW w:type="dxa" w:w="3402"/>
+          </w:tcPr>
+          <w:p>
+            <w:r/>
+            <w:r>
+              <w:rPr>
+                <w:rFonts w:ascii="微软雅黑" w:hAnsi="微软雅黑" w:eastAsia="微软雅黑"/>
+                <w:sz w:val="19"/>
+              </w:rPr>
+              <w:t>标准配置即可满足</w:t>
+            </w:r>
+          </w:p>
+        </w:tc>
+      </w:tr>
+      <w:tr>
+        <w:tc>
+          <w:tcPr>
+            <w:tcW w:type="dxa" w:w="1814"/>
+          </w:tcPr>
+          <w:p>
+            <w:r/>
+            <w:r>
+              <w:rPr>
+                <w:rFonts w:ascii="微软雅黑" w:hAnsi="微软雅黑" w:eastAsia="微软雅黑"/>
+                <w:sz w:val="19"/>
+              </w:rPr>
+              <w:t>机舱</w:t>
+            </w:r>
+          </w:p>
+        </w:tc>
+        <w:tc>
+          <w:tcPr>
+            <w:tcW w:type="dxa" w:w="3572"/>
+          </w:tcPr>
+          <w:p>
+            <w:r/>
+            <w:r>
+              <w:rPr>
+                <w:rFonts w:ascii="微软雅黑" w:hAnsi="微软雅黑" w:eastAsia="微软雅黑"/>
+                <w:sz w:val="19"/>
+              </w:rPr>
+              <w:t>环境温度高(主机附近可达 55℃ 以上)、振动与油雾</w:t>
+            </w:r>
+          </w:p>
+        </w:tc>
+        <w:tc>
+          <w:tcPr>
+            <w:tcW w:type="dxa" w:w="3402"/>
+          </w:tcPr>
+          <w:p>
+            <w:r/>
+            <w:r>
+              <w:rPr>
+                <w:rFonts w:ascii="微软雅黑" w:hAnsi="微软雅黑" w:eastAsia="微软雅黑"/>
+                <w:sz w:val="19"/>
+              </w:rPr>
+              <w:t>远离热源安装、加强散热或高温降额;振动按 IEC 60945 核验</w:t>
+            </w:r>
+          </w:p>
+        </w:tc>
+      </w:tr>
+      <w:tr>
+        <w:tc>
+          <w:tcPr>
+            <w:tcW w:type="dxa" w:w="1814"/>
+          </w:tcPr>
+          <w:p>
+            <w:r/>
+            <w:r>
+              <w:rPr>
+                <w:rFonts w:ascii="微软雅黑" w:hAnsi="微软雅黑" w:eastAsia="微软雅黑"/>
+                <w:sz w:val="19"/>
+              </w:rPr>
+              <w:t>露天/开敞部位</w:t>
+            </w:r>
+          </w:p>
+        </w:tc>
+        <w:tc>
+          <w:tcPr>
+            <w:tcW w:type="dxa" w:w="3572"/>
+          </w:tcPr>
+          <w:p>
+            <w:r/>
+            <w:r>
+              <w:rPr>
+                <w:rFonts w:ascii="微软雅黑" w:hAnsi="微软雅黑" w:eastAsia="微软雅黑"/>
+                <w:sz w:val="19"/>
+              </w:rPr>
+              <w:t>盐雾、潮湿、温度变化大</w:t>
+            </w:r>
+          </w:p>
+        </w:tc>
+        <w:tc>
+          <w:tcPr>
+            <w:tcW w:type="dxa" w:w="3402"/>
+          </w:tcPr>
+          <w:p>
+            <w:r/>
+            <w:r>
+              <w:rPr>
+                <w:rFonts w:ascii="微软雅黑" w:hAnsi="微软雅黑" w:eastAsia="微软雅黑"/>
+                <w:sz w:val="19"/>
+              </w:rPr>
+              <w:t>在 IP65 基础上补充盐雾防护(IEC 60068-2-52),必要时整机入箱</w:t>
+            </w:r>
+          </w:p>
+        </w:tc>
+      </w:tr>
+    </w:tbl>
+    <w:p>
+      <w:pPr>
+        <w:spacing w:after="40"/>
+      </w:pPr>
+    </w:p>
+    <w:p>
+      <w:pPr>
+        <w:jc w:val="both"/>
+      </w:pPr>
+      <w:r>
+        <w:rPr>
+          <w:rFonts w:ascii="微软雅黑" w:hAnsi="微软雅黑" w:eastAsia="微软雅黑"/>
+        </w:rPr>
+        <w:t>在供电与电磁兼容方面,整机采用 9–36V 直流输入,建议取自应急配电板或经 UPS 馈电,以保证主电网失电期间监控与关键告警不中断,断电保持时间在详细设计阶段确定;若船上为交流供电,需配置相应的电源转换。整机典型功耗约 45W,系统总供电与功耗汇总见附录 C。设备的电磁发射与抗扰按 IEC 60533 与 IEC 60945 相关要求设计与试验,并申请船级社产品认可(型式认可),以满足随船检验要求。</w:t>
+      </w:r>
     </w:p>
     <w:p>
       <w:pPr>
@@ -2712,7 +2808,7 @@
         <w:rPr>
           <w:rFonts w:ascii="微软雅黑" w:hAnsi="微软雅黑" w:eastAsia="微软雅黑"/>
         </w:rPr>
-        <w:t>传统的船舶设备集成,往往依赖资深工程师在现场逐台编写解析脚本、反复调试,周期长、对人依赖重。本系统把这一过程模板化:针对不同的数据类型与协议类型预先建立解析模板,设备接入时自动或手动匹配相应模板,系统即可自动完成协议解析与端口映射。这样一来,原本需要专家逐台处理的接入工作,就变成了可以批量推进的标准化作业,现场实施与交付周期被大幅压缩,对个别工程师的依赖也随之降低。</w:t>
+        <w:t>传统的船舶设备集成,往往依赖资深工程师在现场逐台编写解析脚本、反复调试,周期长、对人依赖重。本系统把这一过程模板化:针对不同的数据类型与协议类型预先建立解析模板,设备接入时自动或手动匹配相应模板,系统即可自动完成协议解析与端口映射。原本需要专家逐台处理的接入工作,就变成了可以批量推进的标准化作业,现场实施与交付周期被大幅压缩,对个别工程师的依赖也随之降低。</w:t>
       </w:r>
     </w:p>
     <w:p>
@@ -2723,7 +2819,7 @@
         <w:rPr>
           <w:rFonts w:ascii="微软雅黑" w:hAnsi="微软雅黑" w:eastAsia="微软雅黑"/>
         </w:rPr>
-        <w:t>在接入的同时,系统会为每一台设备、每一个传感器打上两类标签:一类是系统分类,例如动力系统、配电系统;一类是位置分类,例如主推舱、驾驶舱。这两类标签看似简单,却为后续的 AI 分析提供了关键的结构化信息。当某处发生故障时,系统不再孤立地看待单台设备的报错,而能够结合它所属的系统与所处的物理位置,判断故障的根源究竟出在哪个舱室,以及可能沿系统链路波及到哪些上下游设备。</w:t>
+        <w:t>在接入的同时,系统会为每一台设备、每一个传感器打上两类标签:系统分类(例如动力系统、配电系统)与位置分类(例如主推舱、驾驶舱)。这两类标签为后续的 AI 分析提供了关键的结构化信息——当某处发生故障时,系统不再孤立地看待单台设备的报错,而能结合它所属的系统与所处的物理位置,判断故障的根源出在哪个舱室,以及可能沿系统链路波及到哪些上下游设备。</w:t>
       </w:r>
     </w:p>
     <w:p>
@@ -2748,7 +2844,7 @@
         <w:rPr>
           <w:rFonts w:ascii="微软雅黑" w:hAnsi="微软雅黑" w:eastAsia="微软雅黑"/>
         </w:rPr>
-        <w:t>在实际营运中,部分采用 CAN 等协议的设备在某些工况下本就不发送数据。若简单地以"是否收到数据"判断在线与否,极易产生误报。为此,系统对"离线"作了更贴近实际的定义:它综合判断"是否收到数据"与"按当前工况是否应该有数据"。举例而言,主发电机运行时,系统期望冷却水泵上报数据;而当主发电机停机,水泵本就不应有数据,此时的静默属于正常状态。这一机制显著减少了无意义的离线告警。</w:t>
+        <w:t>在实际营运中,部分采用 CAN 等协议的设备在某些工况下本就不发送数据,若简单地以"是否收到数据"判断在线与否,极易产生误报。为此系统对"离线"作了更贴近实际的定义:综合判断"是否收到数据"与"按当前工况是否应该有数据"。例如主发电机运行时系统期望冷却水泵上报数据,而当主发电机停机,水泵本就不应有数据,此时的静默属于正常状态。这一机制显著减少了无意义的离线告警。</w:t>
       </w:r>
     </w:p>
     <w:p>
@@ -2759,7 +2855,7 @@
         <w:rPr>
           <w:rFonts w:ascii="微软雅黑" w:hAnsi="微软雅黑" w:eastAsia="微软雅黑"/>
         </w:rPr>
-        <w:t>设备数据只有结合船舶当前的工况,才真正具备意义。系统通过分析对地航速、转速、航向变化率、侧推状态、对水航速等参数,自动识别船舶当前处于进出港机动、停泊系泊、正常航行还是无动力漂航四个阶段中的哪一个,从而为后续分析提供"船舶环境上下文"。有了这一上下文,同一组数据在不同工况下会被赋予不同的含义,AI 的研判也就摆脱了脱离实际场景的机械判断,具备了真正的航行环境感知力。</w:t>
+        <w:t>设备数据只有结合船舶当前的工况才真正具备意义。系统通过分析对地航速、转速、航向变化率、侧推状态、对水航速等参数,自动识别船舶当前处于进出港机动、停泊系泊、正常航行还是无动力漂航四个阶段中的哪一个,从而为后续分析提供"船舶环境上下文"。有了这一上下文,同一组数据在不同工况下会被赋予不同含义,AI 的研判也就摆脱了脱离实际场景的机械判断。</w:t>
       </w:r>
     </w:p>
     <w:p>
@@ -2770,7 +2866,7 @@
         <w:rPr>
           <w:rFonts w:ascii="微软雅黑" w:hAnsi="微软雅黑" w:eastAsia="微软雅黑"/>
         </w:rPr>
-        <w:t>在设备健康层面,系统为每一类设备设定了熔断红线与短板扣分规则,据此实时计算出 0 到 100 的健康评分。一方面,运维与驾驶人员可以借此快速掌握设备的退化状态;另一方面,健康分随时间形成的序列,为 AI 提供了"故障趋势"这一关键依据,是从"坏了再修"走向预测性维护的基础。</w:t>
+        <w:t>在设备健康层面,系统为每一类设备设定熔断红线与短板扣分规则,据此实时计算 0 到 100 的健康评分。评分规则的阈值以设备厂家参数、历史基线与现场经验为依据设定,并支持按船型与设备现场调整。健康分一方面便于人员快速掌握设备退化状态,另一方面其时间序列为 AI 提供了"故障趋势"依据,是走向预测性维护的基础。</w:t>
       </w:r>
     </w:p>
     <w:p>
@@ -2781,7 +2877,19 @@
         <w:rPr>
           <w:rFonts w:ascii="微软雅黑" w:hAnsi="微软雅黑" w:eastAsia="微软雅黑"/>
         </w:rPr>
-        <w:t>针对以往告警"一股脑全部弹出、抓不住重点"的问题,系统按设备报错的致命程度建立了三级分层。P0 紧急告警对应触碰物理红线的情形,瞬时触发,要求立即停机或干预;P1 异常预警针对带有一定时间防抖的趋势性恶化,提醒船员及时排查;P2 运行提示则是轻微的基准偏离,由系统在后台静默记录,不打扰正常驾驶。这样的分层,让船员在绝大多数时间里免于无效弹窗的干扰,又能在真正紧急的时刻第一时间获得最高优先级的阻断提醒。</w:t>
+        <w:t>针对以往告警"一股脑全部弹出、抓不住重点"的问题,系统按设备报错的致命程度建立三级分层:P0 紧急告警对应触碰物理红线的情形,瞬时触发,要求立即处置;P1 异常预警针对带有一定时间防抖的趋势性恶化,提醒及时排查;P2 运行提示则是轻微的基准偏离,后台静默记录。</w:t>
+      </w:r>
+      <w:r>
+        <w:rPr>
+          <w:rFonts w:ascii="微软雅黑" w:hAnsi="微软雅黑" w:eastAsia="微软雅黑"/>
+          <w:b/>
+        </w:rPr>
+        <w:t>需要明确的是,本系统的告警分级面向辅助决策与运维,不替代船上法定的报警监控系统,而是与之并行、以更易聚焦的方式呈现,避免在紧急时刻造成信息过载。</w:t>
+      </w:r>
+      <w:r>
+        <w:rPr>
+          <w:rFonts w:ascii="微软雅黑" w:hAnsi="微软雅黑" w:eastAsia="微软雅黑"/>
+        </w:rPr>
       </w:r>
     </w:p>
     <w:p>
@@ -2806,7 +2914,7 @@
         <w:rPr>
           <w:rFonts w:ascii="微软雅黑" w:hAnsi="微软雅黑" w:eastAsia="微软雅黑"/>
         </w:rPr>
-        <w:t>前端大屏与设备详情页经过专门优化,每一个设备信息卡片上都设有一个健康分色点。使用者只需扫一眼首页,看到哪一处的色点由绿转黄,便能立刻定位到需要关注的设备,系统的上手门槛因此大幅降低。</w:t>
+        <w:t>前端大屏与设备详情页经过专门优化,每个设备信息卡片上都设有一个健康分色点,使用者只需扫一眼首页,看到哪一处的色点由绿转黄,便能立刻定位到需要关注的设备,系统的上手门槛因此大幅降低。</w:t>
       </w:r>
     </w:p>
     <w:p>
@@ -2817,7 +2925,7 @@
         <w:rPr>
           <w:rFonts w:ascii="微软雅黑" w:hAnsi="微软雅黑" w:eastAsia="微软雅黑"/>
         </w:rPr>
-        <w:t>系统为平台的 AI 助手配备了三项跨设备的数据获取能力——航向状态、设备分类标签及其数据、设备健康分细则及趋势,使其具备多参数融合分析的能力。借助这些信息,AI 不再只盯着报错的那一台设备,而是结合与之关联的其他系统的状态、船舶当前所处的环境,以及健康分的下滑趋势进行综合研判。举例而言,当主推进系统温度偏高、同时发电机处于大负载状态时,系统能够据此判断更可能是螺旋桨卡死所引发的连锁反应,而非单纯的冷却故障,从而给出更具实操指导意义的处置建议。</w:t>
+        <w:t>系统为平台的 AI 助手配备了三项跨设备的数据获取能力——航向状态、设备分类标签及其数据、设备健康分细则及趋势,使其具备多参数融合分析的能力。AI 不再只盯着报错的那一台设备,而是结合关联系统的状态、船舶当前所处的环境,以及健康分的下滑趋势进行综合研判。举例而言,当主推进系统温度偏高、同时发电机处于大负载状态时,系统能够据此判断更可能是螺旋桨卡死引发的连锁反应,而非单纯的冷却故障,从而给出更具实操指导意义的处置建议。</w:t>
       </w:r>
     </w:p>
     <w:p>
@@ -2828,7 +2936,19 @@
         <w:rPr>
           <w:rFonts w:ascii="微软雅黑" w:hAnsi="微软雅黑" w:eastAsia="微软雅黑"/>
         </w:rPr>
-        <w:t>情境化的问答进一步降低了沟通成本。如果某台设备此前发生过报警并经 AI 诊断,后续再用 AI 助手问询时,系统会自动带上上一轮的诊断报告、当前界面停留的设备语境、历史对话记录以及用户的即时输入。凭借这些复合信息,AI 能够像一位有经验的同事那样,听懂船员在紧急情况下的模糊提问,例如"这个严重吗""需不需要停机",而不必要求对方反复交代背景。</w:t>
+        <w:t>情境化的问答进一步降低了沟通成本:若某台设备此前发生过报警并经 AI 诊断,后续问询时系统会自动带上上一轮的诊断报告、当前界面停留的设备语境、历史对话与即时输入,使 AI 能够听懂船员在紧急情况下的模糊提问,而不必要求对方反复交代背景。</w:t>
+      </w:r>
+      <w:r>
+        <w:rPr>
+          <w:rFonts w:ascii="微软雅黑" w:hAnsi="微软雅黑" w:eastAsia="微软雅黑"/>
+          <w:b/>
+        </w:rPr>
+        <w:t>需要说明的是,AI 诊断与未知设备识别均定位为辅助手段,其输出为参考建议而非处置依据,最终由人确认;诊断与识别的准确率将在实船阶段持续标定,本地模型在船端运行,涉及外部 AI 工作流时按数据安全要求作本地化或脱敏处理。</w:t>
+      </w:r>
+      <w:r>
+        <w:rPr>
+          <w:rFonts w:ascii="微软雅黑" w:hAnsi="微软雅黑" w:eastAsia="微软雅黑"/>
+        </w:rPr>
       </w:r>
     </w:p>
     <w:tbl>
@@ -2848,7 +2968,7 @@
           </w:tcPr>
           <w:p>
             <w:pPr>
-              <w:spacing w:before="600" w:after="600"/>
+              <w:spacing w:before="520" w:after="520"/>
               <w:jc w:val="center"/>
             </w:pPr>
             <w:r>
@@ -2886,7 +3006,7 @@
         <w:rPr>
           <w:rFonts w:ascii="微软雅黑" w:hAnsi="微软雅黑" w:eastAsia="微软雅黑"/>
         </w:rPr>
-        <w:t>归纳而言,系统的能力围绕"看、问、操、控"四条主线展开:看,是统一的可视化与视频呈现;问,是 AI 的跨设备融合诊断与情境问答;操,是即插即用的接入与移动终端上的现场闭环;控,则是下一节将要详述的、可分级的设备控制。</w:t>
+        <w:t>归纳而言,系统能力围绕"看、问、操、控"四条主线展开:看,是统一的可视化与视频呈现;问,是 AI 的跨设备融合诊断与情境问答;操,是即插即用的接入与移动终端上的现场闭环;控,则是下一节详述的、可分级的设备控制。</w:t>
       </w:r>
     </w:p>
     <w:p>
@@ -2914,7 +3034,7 @@
         <w:rPr>
           <w:rFonts w:ascii="微软雅黑" w:hAnsi="微软雅黑" w:eastAsia="微软雅黑"/>
         </w:rPr>
-        <w:t>当 AI 的能力延伸到对船舶的控制时,真正需要回答的问题,不是"把控制权交给谁",而是"如何让 AI 的判断按照风险与可信程度,经过严格把关,逐级、可控地转化为实际动作"。本系统在这一问题上采用自有的分级控制方案,由系统自身完成从风险研判到控制输出的完整闭环,并以分级、可仲裁、可降级三项原则贯穿其中。</w:t>
+        <w:t>当 AI 的能力延伸到对船舶的控制时,真正需要回答的问题不是"把控制权交给谁",而是"如何让 AI 的判断按照风险与可信程度,经过严格把关,逐级、可控地转化为实际动作"。本系统采用自有的分级控制方案,由系统自身完成从风险研判到控制输出的完整闭环,并以分级、可仲裁、可降级三项原则贯穿其中。</w:t>
       </w:r>
     </w:p>
     <w:p>
@@ -2925,7 +3045,7 @@
         <w:rPr>
           <w:rFonts w:ascii="微软雅黑" w:hAnsi="微软雅黑" w:eastAsia="微软雅黑"/>
         </w:rPr>
-        <w:t>在这一闭环中,AI 承担的是感知融合、风险评分与研判建议的工作:它将多源数据融合为统一的态势,给出一个介于 0 与 1 之间的风险评分,并据此提出建议或辅助动作及其置信度。AI 不会无条件、也不会直接接管真实执行;对于火警、进水检测这类法定安全系统,AI 的作用是减少误报、辅助定位、提高感知的先验,而不是取而代之。最终的确认与值守始终保留在人这一侧,系统的全部动作均可回放、可审计、可追溯。</w:t>
+        <w:t>在这一闭环中,AI 承担感知融合、风险评分与研判建议:它将多源数据融合为统一态势,给出一个介于 0 与 1 之间的风险评分,并据此提出建议或辅助动作及其置信度。AI 不会无条件、也不会直接接管真实执行;对火警、进水检测这类法定安全系统,AI 的作用是减少误报、辅助定位、提高感知先验,而非取代。最终的确认与值守始终保留在人这一侧,系统的全部动作均可回放、可审计、可追溯。</w:t>
       </w:r>
     </w:p>
     <w:p>
@@ -2936,7 +3056,7 @@
         <w:rPr>
           <w:rFonts w:ascii="微软雅黑" w:hAnsi="微软雅黑" w:eastAsia="微软雅黑"/>
         </w:rPr>
-        <w:t>控制权限按风险高低分为四档,由风险评分、置信度、当前运行设计域以及关键传感器的健康状况共同决定。</w:t>
+        <w:t>控制权限按风险高低分为四档,由风险评分、置信度、当前运行设计域(ODD)以及关键传感器的健康状况共同决定。</w:t>
       </w:r>
     </w:p>
     <w:tbl>
@@ -3177,7 +3297,7 @@
                 <w:rFonts w:ascii="微软雅黑" w:hAnsi="微软雅黑" w:eastAsia="微软雅黑"/>
                 <w:sz w:val="19"/>
               </w:rPr>
-              <w:t>风险评分介于 0.75 至 0.90,且处于运行设计域内、关键传感器健康</w:t>
+              <w:t>风险评分介于 0.75 至 0.90,且处于 ODD 内、关键传感器健康</w:t>
             </w:r>
           </w:p>
         </w:tc>
@@ -3282,13 +3402,16 @@
     </w:p>
     <w:p>
       <w:pPr>
-        <w:jc w:val="both"/>
+        <w:spacing w:before="200" w:after="60"/>
       </w:pPr>
       <w:r>
         <w:rPr>
           <w:rFonts w:ascii="微软雅黑" w:hAnsi="微软雅黑" w:eastAsia="微软雅黑"/>
+          <w:b/>
+          <w:color w:val="0B7A6E"/>
+          <w:sz w:val="24"/>
         </w:rPr>
-        <w:t>任何一条最终写入执行机构——舵机、主机、侧推——的指令,都必须依次通过三道关卡。第一道是权限仲裁,确认下达者是否有权、当前时刻是否允许、是否处于既定的运行设计域之内;第二道是安全包线,对指令进行限幅,并拦截越界转向等危险动作;第三道是故障切换,一旦出现超时或异常,立即降级到安全状态。涉及岸基远程写入时,还需额外满足通信网关放行、链路健康、双方控制租约有效,以及指令签名与白名单校验等条件。</w:t>
+        <w:t>5.1  控制接口与安全独立性</w:t>
       </w:r>
     </w:p>
     <w:p>
@@ -3299,7 +3422,21 @@
         <w:rPr>
           <w:rFonts w:ascii="微软雅黑" w:hAnsi="微软雅黑" w:eastAsia="微软雅黑"/>
         </w:rPr>
-        <w:t>系统的整体设计原则,是在出现问题时始终向安全一侧倾斜。通信中断时,船端转入本地自治并停止接受新的远程写入,同时切换备用链路,待恢复后重新建立控制租约;关键传感器失效时,自动调整多源融合的权重;一旦判定卫星定位受到欺骗或失锁,则切换到惯性导航,禁止高等级自动航行,并要求人工确认定位;当算法自身的不确定度过高时,系统会主动退回到仅提供建议的状态,把判断权交还给人。</w:t>
+        <w:t>本系统对舵机、主机、侧推等执行机构的任何控制输出,均通过独立的、可获船级社认可的控制接口下达,并与船上既有的、已获认可的推进遥控、舵机控制与集成报警系统保持功能独立。其设计遵循三条原则。其一,本系统为辅助与叠加,不剥夺原控制系统的最终控制权与安全联锁,船员与原系统始终可在任意时刻接管。其二,本系统的任何故障——死机、误输出或断电——都不得降低原系统既有的安全等级,接口侧设置独立的限幅、互锁与故障弱化(fail-to-safe)。其三,控制写入通道与监测采集通道在物理与逻辑上分离,采集通道的异常不会传导到控制通道。控制接口的具体形式、隔离与互锁,将结合目标船的既有自动化系统,在详细设计阶段与船厂、船级社共同确认。</w:t>
+      </w:r>
+    </w:p>
+    <w:p>
+      <w:pPr>
+        <w:spacing w:before="200" w:after="60"/>
+      </w:pPr>
+      <w:r>
+        <w:rPr>
+          <w:rFonts w:ascii="微软雅黑" w:hAnsi="微软雅黑" w:eastAsia="微软雅黑"/>
+          <w:b/>
+          <w:color w:val="0B7A6E"/>
+          <w:sz w:val="24"/>
+        </w:rPr>
+        <w:t>5.2  危害分析与失效处置</w:t>
       </w:r>
     </w:p>
     <w:p>
@@ -3310,7 +3447,388 @@
         <w:rPr>
           <w:rFonts w:ascii="微软雅黑" w:hAnsi="微软雅黑" w:eastAsia="微软雅黑"/>
         </w:rPr>
-        <w:t>在自动化程度的演进上,系统遵循循序渐进的路线,从决策支持起步,经由有人监督的自动驾驶,逐步走向特定运行设计域下的远程接管与高等级自主,而不追求一步到位的"全场景自主"。落到本项目,务实的路径是先实现风险预测与辅助操控,并在港区、重复航线等受限工况下验证自动靠泊与自动避碰,再逐步向更高自动化扩展。这一思路与国际海事组织关于海上自主水面船舶的分级演进方向是一致的。</w:t>
+        <w:t>为支撑涉控功能的安全论证,系统在详细设计阶段开展危害识别(HAZID)与失效模式及影响分析(FMEA/FMECA),覆盖传感器失效、数据失真、误诊断、误控制、通信中断与网络入侵等场景,并为每类失效定义明确的安全终态。控制四档的风险阈值(0.55 / 0.75 / 0.90)为初始工程取值,将依据实船数据与危害分析结果标定,并支持现场按船型与航区调整。系统的整体设计原则,是在出现问题时始终向安全一侧倾斜,主要失效模式的处置策略如下。</w:t>
+      </w:r>
+    </w:p>
+    <w:tbl>
+      <w:tblPr>
+        <w:tblStyle w:val="LightGrid-Accent1"/>
+        <w:tblW w:type="auto" w:w="0"/>
+        <w:jc w:val="center"/>
+        <w:tblLook w:firstColumn="1" w:firstRow="1" w:lastColumn="0" w:lastRow="0" w:noHBand="0" w:noVBand="1" w:val="04A0"/>
+      </w:tblPr>
+      <w:tblGrid>
+        <w:gridCol w:w="3097"/>
+        <w:gridCol w:w="3097"/>
+        <w:gridCol w:w="3097"/>
+      </w:tblGrid>
+      <w:tr>
+        <w:tc>
+          <w:tcPr>
+            <w:tcW w:type="dxa" w:w="1928"/>
+            <w:shd w:val="clear" w:color="auto" w:fill="164E8C"/>
+          </w:tcPr>
+          <w:p>
+            <w:r/>
+            <w:r>
+              <w:rPr>
+                <w:rFonts w:ascii="微软雅黑" w:hAnsi="微软雅黑" w:eastAsia="微软雅黑"/>
+                <w:b/>
+                <w:color w:val="FFFFFF"/>
+                <w:sz w:val="20"/>
+              </w:rPr>
+              <w:t>失效模式</w:t>
+            </w:r>
+          </w:p>
+        </w:tc>
+        <w:tc>
+          <w:tcPr>
+            <w:tcW w:type="dxa" w:w="2608"/>
+            <w:shd w:val="clear" w:color="auto" w:fill="164E8C"/>
+          </w:tcPr>
+          <w:p>
+            <w:r/>
+            <w:r>
+              <w:rPr>
+                <w:rFonts w:ascii="微软雅黑" w:hAnsi="微软雅黑" w:eastAsia="微软雅黑"/>
+                <w:b/>
+                <w:color w:val="FFFFFF"/>
+                <w:sz w:val="20"/>
+              </w:rPr>
+              <w:t>检测信号</w:t>
+            </w:r>
+          </w:p>
+        </w:tc>
+        <w:tc>
+          <w:tcPr>
+            <w:tcW w:type="dxa" w:w="4252"/>
+            <w:shd w:val="clear" w:color="auto" w:fill="164E8C"/>
+          </w:tcPr>
+          <w:p>
+            <w:r/>
+            <w:r>
+              <w:rPr>
+                <w:rFonts w:ascii="微软雅黑" w:hAnsi="微软雅黑" w:eastAsia="微软雅黑"/>
+                <w:b/>
+                <w:color w:val="FFFFFF"/>
+                <w:sz w:val="20"/>
+              </w:rPr>
+              <w:t>安全终态/处置</w:t>
+            </w:r>
+          </w:p>
+        </w:tc>
+      </w:tr>
+      <w:tr>
+        <w:tc>
+          <w:tcPr>
+            <w:tcW w:type="dxa" w:w="1928"/>
+          </w:tcPr>
+          <w:p>
+            <w:r/>
+            <w:r>
+              <w:rPr>
+                <w:rFonts w:ascii="微软雅黑" w:hAnsi="微软雅黑" w:eastAsia="微软雅黑"/>
+                <w:sz w:val="19"/>
+              </w:rPr>
+              <w:t>通信中断</w:t>
+            </w:r>
+          </w:p>
+        </w:tc>
+        <w:tc>
+          <w:tcPr>
+            <w:tcW w:type="dxa" w:w="2608"/>
+          </w:tcPr>
+          <w:p>
+            <w:r/>
+            <w:r>
+              <w:rPr>
+                <w:rFonts w:ascii="微软雅黑" w:hAnsi="微软雅黑" w:eastAsia="微软雅黑"/>
+                <w:sz w:val="19"/>
+              </w:rPr>
+              <w:t>心跳丢失、链路超时</w:t>
+            </w:r>
+          </w:p>
+        </w:tc>
+        <w:tc>
+          <w:tcPr>
+            <w:tcW w:type="dxa" w:w="4252"/>
+          </w:tcPr>
+          <w:p>
+            <w:r/>
+            <w:r>
+              <w:rPr>
+                <w:rFonts w:ascii="微软雅黑" w:hAnsi="微软雅黑" w:eastAsia="微软雅黑"/>
+                <w:sz w:val="19"/>
+              </w:rPr>
+              <w:t>船端本地自治,禁止新的远控写入,切换备用链路,恢复后重建控制租约</w:t>
+            </w:r>
+          </w:p>
+        </w:tc>
+      </w:tr>
+      <w:tr>
+        <w:tc>
+          <w:tcPr>
+            <w:tcW w:type="dxa" w:w="1928"/>
+          </w:tcPr>
+          <w:p>
+            <w:r/>
+            <w:r>
+              <w:rPr>
+                <w:rFonts w:ascii="微软雅黑" w:hAnsi="微软雅黑" w:eastAsia="微软雅黑"/>
+                <w:sz w:val="19"/>
+              </w:rPr>
+              <w:t>关键传感器失效</w:t>
+            </w:r>
+          </w:p>
+        </w:tc>
+        <w:tc>
+          <w:tcPr>
+            <w:tcW w:type="dxa" w:w="2608"/>
+          </w:tcPr>
+          <w:p>
+            <w:r/>
+            <w:r>
+              <w:rPr>
+                <w:rFonts w:ascii="微软雅黑" w:hAnsi="微软雅黑" w:eastAsia="微软雅黑"/>
+                <w:sz w:val="19"/>
+              </w:rPr>
+              <w:t>连续超时、漂移、健康位异常</w:t>
+            </w:r>
+          </w:p>
+        </w:tc>
+        <w:tc>
+          <w:tcPr>
+            <w:tcW w:type="dxa" w:w="4252"/>
+          </w:tcPr>
+          <w:p>
+            <w:r/>
+            <w:r>
+              <w:rPr>
+                <w:rFonts w:ascii="微软雅黑" w:hAnsi="微软雅黑" w:eastAsia="微软雅黑"/>
+                <w:sz w:val="19"/>
+              </w:rPr>
+              <w:t>调整多源融合权重,降低自动化等级,必要时退回辅助</w:t>
+            </w:r>
+          </w:p>
+        </w:tc>
+      </w:tr>
+      <w:tr>
+        <w:tc>
+          <w:tcPr>
+            <w:tcW w:type="dxa" w:w="1928"/>
+          </w:tcPr>
+          <w:p>
+            <w:r/>
+            <w:r>
+              <w:rPr>
+                <w:rFonts w:ascii="微软雅黑" w:hAnsi="微软雅黑" w:eastAsia="微软雅黑"/>
+                <w:sz w:val="19"/>
+              </w:rPr>
+              <w:t>卫星定位欺骗/失锁</w:t>
+            </w:r>
+          </w:p>
+        </w:tc>
+        <w:tc>
+          <w:tcPr>
+            <w:tcW w:type="dxa" w:w="2608"/>
+          </w:tcPr>
+          <w:p>
+            <w:r/>
+            <w:r>
+              <w:rPr>
+                <w:rFonts w:ascii="微软雅黑" w:hAnsi="微软雅黑" w:eastAsia="微软雅黑"/>
+                <w:sz w:val="19"/>
+              </w:rPr>
+              <w:t>一致性检查、残差异常</w:t>
+            </w:r>
+          </w:p>
+        </w:tc>
+        <w:tc>
+          <w:tcPr>
+            <w:tcW w:type="dxa" w:w="4252"/>
+          </w:tcPr>
+          <w:p>
+            <w:r/>
+            <w:r>
+              <w:rPr>
+                <w:rFonts w:ascii="微软雅黑" w:hAnsi="微软雅黑" w:eastAsia="微软雅黑"/>
+                <w:sz w:val="19"/>
+              </w:rPr>
+              <w:t>切换惯性导航,禁止高等级自动航行,要求人工确认定位</w:t>
+            </w:r>
+          </w:p>
+        </w:tc>
+      </w:tr>
+      <w:tr>
+        <w:tc>
+          <w:tcPr>
+            <w:tcW w:type="dxa" w:w="1928"/>
+          </w:tcPr>
+          <w:p>
+            <w:r/>
+            <w:r>
+              <w:rPr>
+                <w:rFonts w:ascii="微软雅黑" w:hAnsi="微软雅黑" w:eastAsia="微软雅黑"/>
+                <w:sz w:val="19"/>
+              </w:rPr>
+              <w:t>误诊断/不确定度过高</w:t>
+            </w:r>
+          </w:p>
+        </w:tc>
+        <w:tc>
+          <w:tcPr>
+            <w:tcW w:type="dxa" w:w="2608"/>
+          </w:tcPr>
+          <w:p>
+            <w:r/>
+            <w:r>
+              <w:rPr>
+                <w:rFonts w:ascii="微软雅黑" w:hAnsi="微软雅黑" w:eastAsia="微软雅黑"/>
+                <w:sz w:val="19"/>
+              </w:rPr>
+              <w:t>置信度低、数据源冲突</w:t>
+            </w:r>
+          </w:p>
+        </w:tc>
+        <w:tc>
+          <w:tcPr>
+            <w:tcW w:type="dxa" w:w="4252"/>
+          </w:tcPr>
+          <w:p>
+            <w:r/>
+            <w:r>
+              <w:rPr>
+                <w:rFonts w:ascii="微软雅黑" w:hAnsi="微软雅黑" w:eastAsia="微软雅黑"/>
+                <w:sz w:val="19"/>
+              </w:rPr>
+              <w:t>降级为仅提供建议,保留原始视图供人判断</w:t>
+            </w:r>
+          </w:p>
+        </w:tc>
+      </w:tr>
+      <w:tr>
+        <w:tc>
+          <w:tcPr>
+            <w:tcW w:type="dxa" w:w="1928"/>
+          </w:tcPr>
+          <w:p>
+            <w:r/>
+            <w:r>
+              <w:rPr>
+                <w:rFonts w:ascii="微软雅黑" w:hAnsi="微软雅黑" w:eastAsia="微软雅黑"/>
+                <w:sz w:val="19"/>
+              </w:rPr>
+              <w:t>控制接口异常</w:t>
+            </w:r>
+          </w:p>
+        </w:tc>
+        <w:tc>
+          <w:tcPr>
+            <w:tcW w:type="dxa" w:w="2608"/>
+          </w:tcPr>
+          <w:p>
+            <w:r/>
+            <w:r>
+              <w:rPr>
+                <w:rFonts w:ascii="微软雅黑" w:hAnsi="微软雅黑" w:eastAsia="微软雅黑"/>
+                <w:sz w:val="19"/>
+              </w:rPr>
+              <w:t>写入超时、校验失败</w:t>
+            </w:r>
+          </w:p>
+        </w:tc>
+        <w:tc>
+          <w:tcPr>
+            <w:tcW w:type="dxa" w:w="4252"/>
+          </w:tcPr>
+          <w:p>
+            <w:r/>
+            <w:r>
+              <w:rPr>
+                <w:rFonts w:ascii="微软雅黑" w:hAnsi="微软雅黑" w:eastAsia="微软雅黑"/>
+                <w:sz w:val="19"/>
+              </w:rPr>
+              <w:t>接口侧故障弱化,交还原系统,进入安全态</w:t>
+            </w:r>
+          </w:p>
+        </w:tc>
+      </w:tr>
+      <w:tr>
+        <w:tc>
+          <w:tcPr>
+            <w:tcW w:type="dxa" w:w="1928"/>
+          </w:tcPr>
+          <w:p>
+            <w:r/>
+            <w:r>
+              <w:rPr>
+                <w:rFonts w:ascii="微软雅黑" w:hAnsi="微软雅黑" w:eastAsia="微软雅黑"/>
+                <w:sz w:val="19"/>
+              </w:rPr>
+              <w:t>网络入侵迹象</w:t>
+            </w:r>
+          </w:p>
+        </w:tc>
+        <w:tc>
+          <w:tcPr>
+            <w:tcW w:type="dxa" w:w="2608"/>
+          </w:tcPr>
+          <w:p>
+            <w:r/>
+            <w:r>
+              <w:rPr>
+                <w:rFonts w:ascii="微软雅黑" w:hAnsi="微软雅黑" w:eastAsia="微软雅黑"/>
+                <w:sz w:val="19"/>
+              </w:rPr>
+              <w:t>签名失效、异常流量、越权</w:t>
+            </w:r>
+          </w:p>
+        </w:tc>
+        <w:tc>
+          <w:tcPr>
+            <w:tcW w:type="dxa" w:w="4252"/>
+          </w:tcPr>
+          <w:p>
+            <w:r/>
+            <w:r>
+              <w:rPr>
+                <w:rFonts w:ascii="微软雅黑" w:hAnsi="微软雅黑" w:eastAsia="微软雅黑"/>
+                <w:sz w:val="19"/>
+              </w:rPr>
+              <w:t>锁定远控写入,告警并审计,切入本地自治</w:t>
+            </w:r>
+          </w:p>
+        </w:tc>
+      </w:tr>
+    </w:tbl>
+    <w:p>
+      <w:pPr>
+        <w:spacing w:after="40"/>
+      </w:pPr>
+    </w:p>
+    <w:p>
+      <w:pPr>
+        <w:spacing w:before="200" w:after="60"/>
+      </w:pPr>
+      <w:r>
+        <w:rPr>
+          <w:rFonts w:ascii="微软雅黑" w:hAnsi="微软雅黑" w:eastAsia="微软雅黑"/>
+          <w:b/>
+          <w:color w:val="0B7A6E"/>
+          <w:sz w:val="24"/>
+        </w:rPr>
+        <w:t>5.3  自动化的分级演进</w:t>
+      </w:r>
+    </w:p>
+    <w:p>
+      <w:pPr>
+        <w:jc w:val="both"/>
+      </w:pPr>
+      <w:r>
+        <w:rPr>
+          <w:rFonts w:ascii="微软雅黑" w:hAnsi="微软雅黑" w:eastAsia="微软雅黑"/>
+        </w:rPr>
+        <w:t>在自动化程度的演进上,系统遵循循序渐进的路线,从决策支持起步,经由有人监督的自动驾驶,逐步走向特定运行设计域下的远程接管与高等级自主,而不追求一步到位的"全场景自主"。落到本项目,务实的路径是先实现风险预测与辅助操控,并在港区、重复航线等受限工况下验证自动靠泊与自动避碰,再逐步向更高自动化扩展。这一思路与国际海事组织关于海上自主水面船舶(MASS)的分级演进方向一致,相关自动化等级的认可路径在第九节规范符合性中说明。</w:t>
       </w:r>
     </w:p>
     <w:p>
@@ -3327,7 +3845,7 @@
           <w:color w:val="164E8C"/>
           <w:sz w:val="30"/>
         </w:rPr>
-        <w:t>六、国产化与信创</w:t>
+        <w:t>六、可靠性、冗余与可用性</w:t>
       </w:r>
     </w:p>
     <w:p>
@@ -3338,7 +3856,7 @@
         <w:rPr>
           <w:rFonts w:ascii="微软雅黑" w:hAnsi="微软雅黑" w:eastAsia="微软雅黑"/>
         </w:rPr>
-        <w:t>面向央企、监管以及涉密场景,系统从底层起就按照国产化与安全可控的路线设计,支持本地化部署、内网运行、离线推理与数据不外传,核心运行数据、运维数据与控制反馈数据均保留在本地。在算力层面,核心算力的国产化已经落地——边缘主机实配纯血国产的灵汐类脑芯片,提供 INT8 48 TOPS、FP16 24 TFLOPS 的推理能力,而非停留在纸面的承诺。</w:t>
+        <w:t>本系统面向实船长期运行,可靠性从软件与硬件两个层面设计。软件层面,消息客户端支持自动重连,数据库、缓存与消息中间件支持容器级重启恢复,动态绑定与识别结果可经数据库或缓存恢复,采集日志滚动归档。硬件与系统层面,针对"单台边缘主机汇聚全船数据"可能形成的单点,采取以下措施:关键监控与告警通道在设计上不完全依赖单一主机,可按船型配置双机热备或主备切换,任一主机故障时由另一台接管核心监控;边缘主机配置硬件看门狗,异常时自动重启并告警;整机供电取自应急配电板或经 UPS 馈电,保证主电网失电期间监控与关键告警不中断。</w:t>
       </w:r>
     </w:p>
     <w:p>
@@ -3349,7 +3867,250 @@
         <w:rPr>
           <w:rFonts w:ascii="微软雅黑" w:hAnsi="微软雅黑" w:eastAsia="微软雅黑"/>
         </w:rPr>
-        <w:t>整体上,系统构建了边缘、本地服务器与 AI 推理三级算力:边缘侧负责多协议接入、数据缓存、边缘解析与轻量规则判断;本地服务器承担数据服务、历史存储、监管与多屏展示;AI 推理侧支撑异常识别、声学分析、虚拟感知与知识库问答。数据栈采用关系型数据库、时序数据库、向量数据库与对象存储的组合,与底座同栈,信创路线天然成立。涉及 AI 分析、知识库问答与故障研判的能力,优先采用本地私有化的大模型与检索增强方式,输出结果可追溯、可由人工确认,既满足智能化需求,又守住了数据安全的底线。</w:t>
+        <w:t>船岸通信采用双链路冗余与断链续传机制:断链期间船端转入本地自治、数据本地缓存,链路恢复后补传,确保岸端数据最终一致。系统设定可用度目标并给出平均无故障时间(MTBF)估算,作为验收依据,主要可用性指标如下。</w:t>
+      </w:r>
+    </w:p>
+    <w:tbl>
+      <w:tblPr>
+        <w:tblStyle w:val="LightGrid-Accent1"/>
+        <w:tblW w:type="auto" w:w="0"/>
+        <w:jc w:val="center"/>
+        <w:tblLook w:firstColumn="1" w:firstRow="1" w:lastColumn="0" w:lastRow="0" w:noHBand="0" w:noVBand="1" w:val="04A0"/>
+      </w:tblPr>
+      <w:tblGrid>
+        <w:gridCol w:w="4646"/>
+        <w:gridCol w:w="4646"/>
+      </w:tblGrid>
+      <w:tr>
+        <w:tc>
+          <w:tcPr>
+            <w:tcW w:type="dxa" w:w="2551"/>
+            <w:shd w:val="clear" w:color="auto" w:fill="164E8C"/>
+          </w:tcPr>
+          <w:p>
+            <w:r/>
+            <w:r>
+              <w:rPr>
+                <w:rFonts w:ascii="微软雅黑" w:hAnsi="微软雅黑" w:eastAsia="微软雅黑"/>
+                <w:b/>
+                <w:color w:val="FFFFFF"/>
+                <w:sz w:val="20"/>
+              </w:rPr>
+              <w:t>指标项</w:t>
+            </w:r>
+          </w:p>
+        </w:tc>
+        <w:tc>
+          <w:tcPr>
+            <w:tcW w:type="dxa" w:w="6236"/>
+            <w:shd w:val="clear" w:color="auto" w:fill="164E8C"/>
+          </w:tcPr>
+          <w:p>
+            <w:r/>
+            <w:r>
+              <w:rPr>
+                <w:rFonts w:ascii="微软雅黑" w:hAnsi="微软雅黑" w:eastAsia="微软雅黑"/>
+                <w:b/>
+                <w:color w:val="FFFFFF"/>
+                <w:sz w:val="20"/>
+              </w:rPr>
+              <w:t>目标(详细设计阶段最终确定)</w:t>
+            </w:r>
+          </w:p>
+        </w:tc>
+      </w:tr>
+      <w:tr>
+        <w:tc>
+          <w:tcPr>
+            <w:tcW w:type="dxa" w:w="2551"/>
+          </w:tcPr>
+          <w:p>
+            <w:r/>
+            <w:r>
+              <w:rPr>
+                <w:rFonts w:ascii="微软雅黑" w:hAnsi="微软雅黑" w:eastAsia="微软雅黑"/>
+                <w:sz w:val="19"/>
+              </w:rPr>
+              <w:t>监控系统可用度</w:t>
+            </w:r>
+          </w:p>
+        </w:tc>
+        <w:tc>
+          <w:tcPr>
+            <w:tcW w:type="dxa" w:w="6236"/>
+          </w:tcPr>
+          <w:p>
+            <w:r/>
+            <w:r>
+              <w:rPr>
+                <w:rFonts w:ascii="微软雅黑" w:hAnsi="微软雅黑" w:eastAsia="微软雅黑"/>
+                <w:sz w:val="19"/>
+              </w:rPr>
+              <w:t>≥ 99.x%(按船东要求确定)</w:t>
+            </w:r>
+          </w:p>
+        </w:tc>
+      </w:tr>
+      <w:tr>
+        <w:tc>
+          <w:tcPr>
+            <w:tcW w:type="dxa" w:w="2551"/>
+          </w:tcPr>
+          <w:p>
+            <w:r/>
+            <w:r>
+              <w:rPr>
+                <w:rFonts w:ascii="微软雅黑" w:hAnsi="微软雅黑" w:eastAsia="微软雅黑"/>
+                <w:sz w:val="19"/>
+              </w:rPr>
+              <w:t>关键告警通道</w:t>
+            </w:r>
+          </w:p>
+        </w:tc>
+        <w:tc>
+          <w:tcPr>
+            <w:tcW w:type="dxa" w:w="6236"/>
+          </w:tcPr>
+          <w:p>
+            <w:r/>
+            <w:r>
+              <w:rPr>
+                <w:rFonts w:ascii="微软雅黑" w:hAnsi="微软雅黑" w:eastAsia="微软雅黑"/>
+                <w:sz w:val="19"/>
+              </w:rPr>
+              <w:t>不依赖单点,支持双机/主备切换</w:t>
+            </w:r>
+          </w:p>
+        </w:tc>
+      </w:tr>
+      <w:tr>
+        <w:tc>
+          <w:tcPr>
+            <w:tcW w:type="dxa" w:w="2551"/>
+          </w:tcPr>
+          <w:p>
+            <w:r/>
+            <w:r>
+              <w:rPr>
+                <w:rFonts w:ascii="微软雅黑" w:hAnsi="微软雅黑" w:eastAsia="微软雅黑"/>
+                <w:sz w:val="19"/>
+              </w:rPr>
+              <w:t>供电保障</w:t>
+            </w:r>
+          </w:p>
+        </w:tc>
+        <w:tc>
+          <w:tcPr>
+            <w:tcW w:type="dxa" w:w="6236"/>
+          </w:tcPr>
+          <w:p>
+            <w:r/>
+            <w:r>
+              <w:rPr>
+                <w:rFonts w:ascii="微软雅黑" w:hAnsi="微软雅黑" w:eastAsia="微软雅黑"/>
+                <w:sz w:val="19"/>
+              </w:rPr>
+              <w:t>应急配电板或 UPS 馈电,断电保持时间满足关键告警需要</w:t>
+            </w:r>
+          </w:p>
+        </w:tc>
+      </w:tr>
+      <w:tr>
+        <w:tc>
+          <w:tcPr>
+            <w:tcW w:type="dxa" w:w="2551"/>
+          </w:tcPr>
+          <w:p>
+            <w:r/>
+            <w:r>
+              <w:rPr>
+                <w:rFonts w:ascii="微软雅黑" w:hAnsi="微软雅黑" w:eastAsia="微软雅黑"/>
+                <w:sz w:val="19"/>
+              </w:rPr>
+              <w:t>船岸数据一致性</w:t>
+            </w:r>
+          </w:p>
+        </w:tc>
+        <w:tc>
+          <w:tcPr>
+            <w:tcW w:type="dxa" w:w="6236"/>
+          </w:tcPr>
+          <w:p>
+            <w:r/>
+            <w:r>
+              <w:rPr>
+                <w:rFonts w:ascii="微软雅黑" w:hAnsi="微软雅黑" w:eastAsia="微软雅黑"/>
+                <w:sz w:val="19"/>
+              </w:rPr>
+              <w:t>断链续传,链路恢复后最终一致</w:t>
+            </w:r>
+          </w:p>
+        </w:tc>
+      </w:tr>
+      <w:tr>
+        <w:tc>
+          <w:tcPr>
+            <w:tcW w:type="dxa" w:w="2551"/>
+          </w:tcPr>
+          <w:p>
+            <w:r/>
+            <w:r>
+              <w:rPr>
+                <w:rFonts w:ascii="微软雅黑" w:hAnsi="微软雅黑" w:eastAsia="微软雅黑"/>
+                <w:sz w:val="19"/>
+              </w:rPr>
+              <w:t>平均修复时间(MTTR)</w:t>
+            </w:r>
+          </w:p>
+        </w:tc>
+        <w:tc>
+          <w:tcPr>
+            <w:tcW w:type="dxa" w:w="6236"/>
+          </w:tcPr>
+          <w:p>
+            <w:r/>
+            <w:r>
+              <w:rPr>
+                <w:rFonts w:ascii="微软雅黑" w:hAnsi="微软雅黑" w:eastAsia="微软雅黑"/>
+                <w:sz w:val="19"/>
+              </w:rPr>
+              <w:t>模块化可更换,关键部件现场可换,设定 MTTR 目标</w:t>
+            </w:r>
+          </w:p>
+        </w:tc>
+      </w:tr>
+    </w:tbl>
+    <w:p>
+      <w:pPr>
+        <w:spacing w:after="40"/>
+      </w:pPr>
+    </w:p>
+    <w:p>
+      <w:pPr>
+        <w:spacing w:before="320" w:after="120"/>
+        <w:pBdr>
+          <w:bottom w:val="single" w:sz="6" w:space="4" w:color="164E8C"/>
+        </w:pBdr>
+      </w:pPr>
+      <w:r>
+        <w:rPr>
+          <w:rFonts w:ascii="微软雅黑" w:hAnsi="微软雅黑" w:eastAsia="微软雅黑"/>
+          <w:b/>
+          <w:color w:val="164E8C"/>
+          <w:sz w:val="30"/>
+        </w:rPr>
+        <w:t>七、网络安全(对标 IACS UR E26 / E27)</w:t>
+      </w:r>
+    </w:p>
+    <w:p>
+      <w:pPr>
+        <w:jc w:val="both"/>
+      </w:pPr>
+      <w:r>
+        <w:rPr>
+          <w:rFonts w:ascii="微软雅黑" w:hAnsi="微软雅黑" w:eastAsia="微软雅黑"/>
+        </w:rPr>
+        <w:t>鉴于本系统涉及控制写入,网络安全被作为安全关键问题对待。设计对标 IACS 统一要求 UR E26(船舶网络安全韧性)与 UR E27(船载系统与设备网络安全韧性),并衔接国际海事组织海事网络风险管理要求与船级社相关规范。主要措施包括:在网络架构上划分 OT(控制与采集)与 IT(管理与对外)安全区,区间采用受控边界与单向数据隔离思路,控制区不直接暴露于对外网络;对远程控制链路实施命令签名、白名单主题与控制租约,只接受符合既定 schema 的指令,并对来源、时间与参数全程留痕;对账户与接口实施分级权限与访问控制,消息总线、数据库、缓存与服务端接口均配置强口令;对船岸通信补充传输加密、身份认证与访问白名单;限制容器运行时与宿主机设备权限暴露,避免高权限运行。系统在详细设计阶段提供专门的网络安全方案与威胁分析,并将安全测试纳入工厂验收与码头试验项目。网络分区与边界详见附录 A 拓扑图。</w:t>
       </w:r>
     </w:p>
     <w:p>
@@ -3366,7 +4127,539 @@
           <w:color w:val="164E8C"/>
           <w:sz w:val="30"/>
         </w:rPr>
-        <w:t>七、差异化优势</w:t>
+        <w:t>八、国产化与信创</w:t>
+      </w:r>
+    </w:p>
+    <w:p>
+      <w:pPr>
+        <w:jc w:val="both"/>
+      </w:pPr>
+      <w:r>
+        <w:rPr>
+          <w:rFonts w:ascii="微软雅黑" w:hAnsi="微软雅黑" w:eastAsia="微软雅黑"/>
+        </w:rPr>
+        <w:t>在算力与硬件层面,核心算力的国产化已经落地:边缘主机采用国产灵汐类脑 AI 芯片(INT8 48 TOPS / FP16 24 TFLOPS)与国产 8 核处理器。系统支持本地化部署、内网运行、离线推理与数据不外传,核心运行、运维与控制反馈数据均保留在本地;整体上构建了边缘、本地服务器与 AI 推理三级算力。</w:t>
+      </w:r>
+    </w:p>
+    <w:p>
+      <w:pPr>
+        <w:jc w:val="both"/>
+      </w:pPr>
+      <w:r>
+        <w:rPr>
+          <w:rFonts w:ascii="微软雅黑" w:hAnsi="微软雅黑" w:eastAsia="微软雅黑"/>
+        </w:rPr>
+        <w:t>在基础软件层面,系统遵循开放兼容与可替代的原则。当前实现采用成熟的开源数据与中间件组合(关系库、时序库、缓存、对象存储)。面向信创要求的项目,系统可在不改变上层接口契约的前提下,迁移至国产信创数据库(如 openGauss、达梦、人大金仓等)、国产操作系统与国产中间件。需要客观说明的是,开源组件本身并不等同于信创认证产品;本系统通过"接口契约稳定、底层组件可替换"的设计为信创适配预留了路径,具体的适配清单与认证以项目要求为准。涉及 AI 分析、知识库问答与故障研判的能力,优先采用本地私有化的大模型与检索增强方式,输出可追溯、可由人工确认。</w:t>
+      </w:r>
+    </w:p>
+    <w:p>
+      <w:pPr>
+        <w:spacing w:before="320" w:after="120"/>
+        <w:pBdr>
+          <w:bottom w:val="single" w:sz="6" w:space="4" w:color="164E8C"/>
+        </w:pBdr>
+      </w:pPr>
+      <w:r>
+        <w:rPr>
+          <w:rFonts w:ascii="微软雅黑" w:hAnsi="微软雅黑" w:eastAsia="微软雅黑"/>
+          <w:b/>
+          <w:color w:val="164E8C"/>
+          <w:sz w:val="30"/>
+        </w:rPr>
+        <w:t>九、规范符合性</w:t>
+      </w:r>
+    </w:p>
+    <w:p>
+      <w:pPr>
+        <w:jc w:val="both"/>
+      </w:pPr>
+      <w:r>
+        <w:rPr>
+          <w:rFonts w:ascii="微软雅黑" w:hAnsi="微软雅黑" w:eastAsia="微软雅黑"/>
+        </w:rPr>
+        <w:t>本系统以实船应用并申请船级社认证为目标,在设计阶段即对标相关规范。具体适用条款、附加标志与认可路径在项目立项后,与船东、船厂、船级社共同确定;下表为设计阶段的对标框架,而非已获认可的声明。</w:t>
+      </w:r>
+    </w:p>
+    <w:tbl>
+      <w:tblPr>
+        <w:tblStyle w:val="LightGrid-Accent1"/>
+        <w:tblW w:type="auto" w:w="0"/>
+        <w:jc w:val="center"/>
+        <w:tblLook w:firstColumn="1" w:firstRow="1" w:lastColumn="0" w:lastRow="0" w:noHBand="0" w:noVBand="1" w:val="04A0"/>
+      </w:tblPr>
+      <w:tblGrid>
+        <w:gridCol w:w="2323"/>
+        <w:gridCol w:w="2323"/>
+        <w:gridCol w:w="2323"/>
+        <w:gridCol w:w="2323"/>
+      </w:tblGrid>
+      <w:tr>
+        <w:tc>
+          <w:tcPr>
+            <w:tcW w:type="dxa" w:w="1474"/>
+            <w:shd w:val="clear" w:color="auto" w:fill="164E8C"/>
+          </w:tcPr>
+          <w:p>
+            <w:r/>
+            <w:r>
+              <w:rPr>
+                <w:rFonts w:ascii="微软雅黑" w:hAnsi="微软雅黑" w:eastAsia="微软雅黑"/>
+                <w:b/>
+                <w:color w:val="FFFFFF"/>
+                <w:sz w:val="20"/>
+              </w:rPr>
+              <w:t>领域</w:t>
+            </w:r>
+          </w:p>
+        </w:tc>
+        <w:tc>
+          <w:tcPr>
+            <w:tcW w:type="dxa" w:w="2608"/>
+            <w:shd w:val="clear" w:color="auto" w:fill="164E8C"/>
+          </w:tcPr>
+          <w:p>
+            <w:r/>
+            <w:r>
+              <w:rPr>
+                <w:rFonts w:ascii="微软雅黑" w:hAnsi="微软雅黑" w:eastAsia="微软雅黑"/>
+                <w:b/>
+                <w:color w:val="FFFFFF"/>
+                <w:sz w:val="20"/>
+              </w:rPr>
+              <w:t>主要规范 / 依据</w:t>
+            </w:r>
+          </w:p>
+        </w:tc>
+        <w:tc>
+          <w:tcPr>
+            <w:tcW w:type="dxa" w:w="3061"/>
+            <w:shd w:val="clear" w:color="auto" w:fill="164E8C"/>
+          </w:tcPr>
+          <w:p>
+            <w:r/>
+            <w:r>
+              <w:rPr>
+                <w:rFonts w:ascii="微软雅黑" w:hAnsi="微软雅黑" w:eastAsia="微软雅黑"/>
+                <w:b/>
+                <w:color w:val="FFFFFF"/>
+                <w:sz w:val="20"/>
+              </w:rPr>
+              <w:t>本系统对应措施</w:t>
+            </w:r>
+          </w:p>
+        </w:tc>
+        <w:tc>
+          <w:tcPr>
+            <w:tcW w:type="dxa" w:w="1644"/>
+            <w:shd w:val="clear" w:color="auto" w:fill="164E8C"/>
+          </w:tcPr>
+          <w:p>
+            <w:r/>
+            <w:r>
+              <w:rPr>
+                <w:rFonts w:ascii="微软雅黑" w:hAnsi="微软雅黑" w:eastAsia="微软雅黑"/>
+                <w:b/>
+                <w:color w:val="FFFFFF"/>
+                <w:sz w:val="20"/>
+              </w:rPr>
+              <w:t>验证方式</w:t>
+            </w:r>
+          </w:p>
+        </w:tc>
+      </w:tr>
+      <w:tr>
+        <w:tc>
+          <w:tcPr>
+            <w:tcW w:type="dxa" w:w="1474"/>
+          </w:tcPr>
+          <w:p>
+            <w:r/>
+            <w:r>
+              <w:rPr>
+                <w:rFonts w:ascii="微软雅黑" w:hAnsi="微软雅黑" w:eastAsia="微软雅黑"/>
+                <w:sz w:val="19"/>
+              </w:rPr>
+              <w:t>智能船舶</w:t>
+            </w:r>
+          </w:p>
+        </w:tc>
+        <w:tc>
+          <w:tcPr>
+            <w:tcW w:type="dxa" w:w="2608"/>
+          </w:tcPr>
+          <w:p>
+            <w:r/>
+            <w:r>
+              <w:rPr>
+                <w:rFonts w:ascii="微软雅黑" w:hAnsi="微软雅黑" w:eastAsia="微软雅黑"/>
+                <w:sz w:val="19"/>
+              </w:rPr>
+              <w:t>CCS《智能船舶规范》(智能航行/智能机舱/智能集成平台等附加标志)</w:t>
+            </w:r>
+          </w:p>
+        </w:tc>
+        <w:tc>
+          <w:tcPr>
+            <w:tcW w:type="dxa" w:w="3061"/>
+          </w:tcPr>
+          <w:p>
+            <w:r/>
+            <w:r>
+              <w:rPr>
+                <w:rFonts w:ascii="微软雅黑" w:hAnsi="微软雅黑" w:eastAsia="微软雅黑"/>
+                <w:sz w:val="19"/>
+              </w:rPr>
+              <w:t>设备接入、监控、健康评分、辅助决策与分级控制的功能与边界设计</w:t>
+            </w:r>
+          </w:p>
+        </w:tc>
+        <w:tc>
+          <w:tcPr>
+            <w:tcW w:type="dxa" w:w="1644"/>
+          </w:tcPr>
+          <w:p>
+            <w:r/>
+            <w:r>
+              <w:rPr>
+                <w:rFonts w:ascii="微软雅黑" w:hAnsi="微软雅黑" w:eastAsia="微软雅黑"/>
+                <w:sz w:val="19"/>
+              </w:rPr>
+              <w:t>图纸审查、设备认可、随船检验</w:t>
+            </w:r>
+          </w:p>
+        </w:tc>
+      </w:tr>
+      <w:tr>
+        <w:tc>
+          <w:tcPr>
+            <w:tcW w:type="dxa" w:w="1474"/>
+          </w:tcPr>
+          <w:p>
+            <w:r/>
+            <w:r>
+              <w:rPr>
+                <w:rFonts w:ascii="微软雅黑" w:hAnsi="微软雅黑" w:eastAsia="微软雅黑"/>
+                <w:sz w:val="19"/>
+              </w:rPr>
+              <w:t>设备环境与 EMC</w:t>
+            </w:r>
+          </w:p>
+        </w:tc>
+        <w:tc>
+          <w:tcPr>
+            <w:tcW w:type="dxa" w:w="2608"/>
+          </w:tcPr>
+          <w:p>
+            <w:r/>
+            <w:r>
+              <w:rPr>
+                <w:rFonts w:ascii="微软雅黑" w:hAnsi="微软雅黑" w:eastAsia="微软雅黑"/>
+                <w:sz w:val="19"/>
+              </w:rPr>
+              <w:t>IEC 60945、IACS UR E10、IEC 60533</w:t>
+            </w:r>
+          </w:p>
+        </w:tc>
+        <w:tc>
+          <w:tcPr>
+            <w:tcW w:type="dxa" w:w="3061"/>
+          </w:tcPr>
+          <w:p>
+            <w:r/>
+            <w:r>
+              <w:rPr>
+                <w:rFonts w:ascii="微软雅黑" w:hAnsi="微软雅黑" w:eastAsia="微软雅黑"/>
+                <w:sz w:val="19"/>
+              </w:rPr>
+              <w:t>工业级三防、按部位环境适配、供电与 EMC 设计</w:t>
+            </w:r>
+          </w:p>
+        </w:tc>
+        <w:tc>
+          <w:tcPr>
+            <w:tcW w:type="dxa" w:w="1644"/>
+          </w:tcPr>
+          <w:p>
+            <w:r/>
+            <w:r>
+              <w:rPr>
+                <w:rFonts w:ascii="微软雅黑" w:hAnsi="微软雅黑" w:eastAsia="微软雅黑"/>
+                <w:sz w:val="19"/>
+              </w:rPr>
+              <w:t>型式试验 / 产品认可</w:t>
+            </w:r>
+          </w:p>
+        </w:tc>
+      </w:tr>
+      <w:tr>
+        <w:tc>
+          <w:tcPr>
+            <w:tcW w:type="dxa" w:w="1474"/>
+          </w:tcPr>
+          <w:p>
+            <w:r/>
+            <w:r>
+              <w:rPr>
+                <w:rFonts w:ascii="微软雅黑" w:hAnsi="微软雅黑" w:eastAsia="微软雅黑"/>
+                <w:sz w:val="19"/>
+              </w:rPr>
+              <w:t>数字接口</w:t>
+            </w:r>
+          </w:p>
+        </w:tc>
+        <w:tc>
+          <w:tcPr>
+            <w:tcW w:type="dxa" w:w="2608"/>
+          </w:tcPr>
+          <w:p>
+            <w:r/>
+            <w:r>
+              <w:rPr>
+                <w:rFonts w:ascii="微软雅黑" w:hAnsi="微软雅黑" w:eastAsia="微软雅黑"/>
+                <w:sz w:val="19"/>
+              </w:rPr>
+              <w:t>IEC 61162(NMEA)系列</w:t>
+            </w:r>
+          </w:p>
+        </w:tc>
+        <w:tc>
+          <w:tcPr>
+            <w:tcW w:type="dxa" w:w="3061"/>
+          </w:tcPr>
+          <w:p>
+            <w:r/>
+            <w:r>
+              <w:rPr>
+                <w:rFonts w:ascii="微软雅黑" w:hAnsi="微软雅黑" w:eastAsia="微软雅黑"/>
+                <w:sz w:val="19"/>
+              </w:rPr>
+              <w:t>旁路、隔离、只读接入,不加载既有总线</w:t>
+            </w:r>
+          </w:p>
+        </w:tc>
+        <w:tc>
+          <w:tcPr>
+            <w:tcW w:type="dxa" w:w="1644"/>
+          </w:tcPr>
+          <w:p>
+            <w:r/>
+            <w:r>
+              <w:rPr>
+                <w:rFonts w:ascii="微软雅黑" w:hAnsi="微软雅黑" w:eastAsia="微软雅黑"/>
+                <w:sz w:val="19"/>
+              </w:rPr>
+              <w:t>接口测试</w:t>
+            </w:r>
+          </w:p>
+        </w:tc>
+      </w:tr>
+      <w:tr>
+        <w:tc>
+          <w:tcPr>
+            <w:tcW w:type="dxa" w:w="1474"/>
+          </w:tcPr>
+          <w:p>
+            <w:r/>
+            <w:r>
+              <w:rPr>
+                <w:rFonts w:ascii="微软雅黑" w:hAnsi="微软雅黑" w:eastAsia="微软雅黑"/>
+                <w:sz w:val="19"/>
+              </w:rPr>
+              <w:t>网络安全</w:t>
+            </w:r>
+          </w:p>
+        </w:tc>
+        <w:tc>
+          <w:tcPr>
+            <w:tcW w:type="dxa" w:w="2608"/>
+          </w:tcPr>
+          <w:p>
+            <w:r/>
+            <w:r>
+              <w:rPr>
+                <w:rFonts w:ascii="微软雅黑" w:hAnsi="微软雅黑" w:eastAsia="微软雅黑"/>
+                <w:sz w:val="19"/>
+              </w:rPr>
+              <w:t>IACS UR E26 / E27、IMO 海事网络风险管理</w:t>
+            </w:r>
+          </w:p>
+        </w:tc>
+        <w:tc>
+          <w:tcPr>
+            <w:tcW w:type="dxa" w:w="3061"/>
+          </w:tcPr>
+          <w:p>
+            <w:r/>
+            <w:r>
+              <w:rPr>
+                <w:rFonts w:ascii="微软雅黑" w:hAnsi="微软雅黑" w:eastAsia="微软雅黑"/>
+                <w:sz w:val="19"/>
+              </w:rPr>
+              <w:t>OT/IT 分区、远控命令签名与租约、留痕审计</w:t>
+            </w:r>
+          </w:p>
+        </w:tc>
+        <w:tc>
+          <w:tcPr>
+            <w:tcW w:type="dxa" w:w="1644"/>
+          </w:tcPr>
+          <w:p>
+            <w:r/>
+            <w:r>
+              <w:rPr>
+                <w:rFonts w:ascii="微软雅黑" w:hAnsi="微软雅黑" w:eastAsia="微软雅黑"/>
+                <w:sz w:val="19"/>
+              </w:rPr>
+              <w:t>安全方案审查 + 安全测试</w:t>
+            </w:r>
+          </w:p>
+        </w:tc>
+      </w:tr>
+      <w:tr>
+        <w:tc>
+          <w:tcPr>
+            <w:tcW w:type="dxa" w:w="1474"/>
+          </w:tcPr>
+          <w:p>
+            <w:r/>
+            <w:r>
+              <w:rPr>
+                <w:rFonts w:ascii="微软雅黑" w:hAnsi="微软雅黑" w:eastAsia="微软雅黑"/>
+                <w:sz w:val="19"/>
+              </w:rPr>
+              <w:t>自动化与远控</w:t>
+            </w:r>
+          </w:p>
+        </w:tc>
+        <w:tc>
+          <w:tcPr>
+            <w:tcW w:type="dxa" w:w="2608"/>
+          </w:tcPr>
+          <w:p>
+            <w:r/>
+            <w:r>
+              <w:rPr>
+                <w:rFonts w:ascii="微软雅黑" w:hAnsi="微软雅黑" w:eastAsia="微软雅黑"/>
+                <w:sz w:val="19"/>
+              </w:rPr>
+              <w:t>IMO MASS 渐进路线、船级社自动化/远控相关指南</w:t>
+            </w:r>
+          </w:p>
+        </w:tc>
+        <w:tc>
+          <w:tcPr>
+            <w:tcW w:type="dxa" w:w="3061"/>
+          </w:tcPr>
+          <w:p>
+            <w:r/>
+            <w:r>
+              <w:rPr>
+                <w:rFonts w:ascii="微软雅黑" w:hAnsi="微软雅黑" w:eastAsia="微软雅黑"/>
+                <w:sz w:val="19"/>
+              </w:rPr>
+              <w:t>四档分级控制、人始终可接管、fail-safe、安全独立性</w:t>
+            </w:r>
+          </w:p>
+        </w:tc>
+        <w:tc>
+          <w:tcPr>
+            <w:tcW w:type="dxa" w:w="1644"/>
+          </w:tcPr>
+          <w:p>
+            <w:r/>
+            <w:r>
+              <w:rPr>
+                <w:rFonts w:ascii="微软雅黑" w:hAnsi="微软雅黑" w:eastAsia="微软雅黑"/>
+                <w:sz w:val="19"/>
+              </w:rPr>
+              <w:t>危害分析 + 试验验证</w:t>
+            </w:r>
+          </w:p>
+        </w:tc>
+      </w:tr>
+      <w:tr>
+        <w:tc>
+          <w:tcPr>
+            <w:tcW w:type="dxa" w:w="1474"/>
+          </w:tcPr>
+          <w:p>
+            <w:r/>
+            <w:r>
+              <w:rPr>
+                <w:rFonts w:ascii="微软雅黑" w:hAnsi="微软雅黑" w:eastAsia="微软雅黑"/>
+                <w:sz w:val="19"/>
+              </w:rPr>
+              <w:t>法定安全系统</w:t>
+            </w:r>
+          </w:p>
+        </w:tc>
+        <w:tc>
+          <w:tcPr>
+            <w:tcW w:type="dxa" w:w="2608"/>
+          </w:tcPr>
+          <w:p>
+            <w:r/>
+            <w:r>
+              <w:rPr>
+                <w:rFonts w:ascii="微软雅黑" w:hAnsi="微软雅黑" w:eastAsia="微软雅黑"/>
+                <w:sz w:val="19"/>
+              </w:rPr>
+              <w:t>SOLAS II-1 / II-2 / V 及法定报警、火警与进水检测</w:t>
+            </w:r>
+          </w:p>
+        </w:tc>
+        <w:tc>
+          <w:tcPr>
+            <w:tcW w:type="dxa" w:w="3061"/>
+          </w:tcPr>
+          <w:p>
+            <w:r/>
+            <w:r>
+              <w:rPr>
+                <w:rFonts w:ascii="微软雅黑" w:hAnsi="微软雅黑" w:eastAsia="微软雅黑"/>
+                <w:sz w:val="19"/>
+              </w:rPr>
+              <w:t>告警为辅助层、AI 增强而非替代法定系统</w:t>
+            </w:r>
+          </w:p>
+        </w:tc>
+        <w:tc>
+          <w:tcPr>
+            <w:tcW w:type="dxa" w:w="1644"/>
+          </w:tcPr>
+          <w:p>
+            <w:r/>
+            <w:r>
+              <w:rPr>
+                <w:rFonts w:ascii="微软雅黑" w:hAnsi="微软雅黑" w:eastAsia="微软雅黑"/>
+                <w:sz w:val="19"/>
+              </w:rPr>
+              <w:t>符合性核查</w:t>
+            </w:r>
+          </w:p>
+        </w:tc>
+      </w:tr>
+    </w:tbl>
+    <w:p>
+      <w:pPr>
+        <w:spacing w:after="40"/>
+      </w:pPr>
+    </w:p>
+    <w:p>
+      <w:pPr>
+        <w:spacing w:before="320" w:after="120"/>
+        <w:pBdr>
+          <w:bottom w:val="single" w:sz="6" w:space="4" w:color="164E8C"/>
+        </w:pBdr>
+      </w:pPr>
+      <w:r>
+        <w:rPr>
+          <w:rFonts w:ascii="微软雅黑" w:hAnsi="微软雅黑" w:eastAsia="微软雅黑"/>
+          <w:b/>
+          <w:color w:val="164E8C"/>
+          <w:sz w:val="30"/>
+        </w:rPr>
+        <w:t>十、差异化优势</w:t>
       </w:r>
     </w:p>
     <w:p>
@@ -3522,7 +4815,7 @@
                 <w:rFonts w:ascii="微软雅黑" w:hAnsi="微软雅黑" w:eastAsia="微软雅黑"/>
                 <w:sz w:val="19"/>
               </w:rPr>
-              <w:t>站在不变底座的三套契约之上,低成本新增设备与场景</w:t>
+              <w:t>站在受控的接口契约之上,低成本新增设备与场景</w:t>
             </w:r>
           </w:p>
         </w:tc>
@@ -3616,7 +4909,7 @@
                 <w:rFonts w:ascii="微软雅黑" w:hAnsi="微软雅黑" w:eastAsia="微软雅黑"/>
                 <w:sz w:val="19"/>
               </w:rPr>
-              <w:t>纯血国产类脑芯片,本地化部署,数据不外传</w:t>
+              <w:t>核心算力国产化、本地化部署、数据不外传、涉控边界清晰</w:t>
             </w:r>
           </w:p>
         </w:tc>
@@ -3650,7 +4943,7 @@
         <w:rPr>
           <w:rFonts w:ascii="微软雅黑" w:hAnsi="微软雅黑" w:eastAsia="微软雅黑"/>
         </w:rPr>
-        <w:t>在这些之外,还有三点值得强调。其一,负责任的 AI 边界本身就是一种竞争力:对监管机构与安全责任主体而言,一套"看得清、却不越界,关键动作始终由人确认"的系统,反而更值得信赖。其二,人机交互是公司的长期积累——智能座舱与人机交互的设计能力被引入到船舶领域,使本系统在界面、操作与体验上具备天然的功底,这是单纯做设备集成的厂商难以追赶的。其三,系统按监管规则原生设计,而非事后适配,这为后续在实船基础上推进船级社认证创造了有利条件。</w:t>
+        <w:t>在这些之外,还有三点值得强调。其一,负责任的 AI 边界本身就是一种竞争力:对船级社与安全责任主体而言,一套"看得清、却不越界,关键动作始终由人确认、且与法定系统保持独立"的系统,反而更值得信赖。其二,人机交互是公司的长期积累——智能座舱与人机交互的设计能力被引入到船舶领域,使本系统在界面、操作与体验上具备天然功底。其三,系统按监管规则原生设计而非事后适配,这为后续在实船基础上推进船级社认证创造了有利条件。</w:t>
       </w:r>
     </w:p>
     <w:p>
@@ -3667,7 +4960,7 @@
           <w:color w:val="164E8C"/>
           <w:sz w:val="30"/>
         </w:rPr>
-        <w:t>八、实施路线与交付</w:t>
+        <w:t>十一、实施、交付与验收</w:t>
       </w:r>
     </w:p>
     <w:p>
@@ -3678,7 +4971,7 @@
         <w:rPr>
           <w:rFonts w:ascii="微软雅黑" w:hAnsi="微软雅黑" w:eastAsia="微软雅黑"/>
         </w:rPr>
-        <w:t>项目按照"先打通、再闭环、后增强"的思路分三步推进,每一步都有明确的交付内容与验收口径,且步步之间可独立验收。</w:t>
+        <w:t>项目按"先打通、再闭环、后增强"的思路分三步推进,每一步都有明确的交付内容与量化验收口径,且步步之间可独立验收。</w:t>
       </w:r>
     </w:p>
     <w:tbl>
@@ -3791,7 +5084,7 @@
                 <w:rFonts w:ascii="微软雅黑" w:hAnsi="微软雅黑" w:eastAsia="微软雅黑"/>
                 <w:sz w:val="19"/>
               </w:rPr>
-              <w:t>基础链路稳定运行不少于 30 天,数据联通率高于 90%</w:t>
+              <w:t>基础链路稳定运行不少于 30 天;关键设备数据采样完整率不低于 99%</w:t>
             </w:r>
           </w:p>
         </w:tc>
@@ -3838,7 +5131,7 @@
                 <w:rFonts w:ascii="微软雅黑" w:hAnsi="微软雅黑" w:eastAsia="微软雅黑"/>
                 <w:sz w:val="19"/>
               </w:rPr>
-              <w:t>客户可日常使用的监控与运维入口,满足相关报建与接口要求</w:t>
+              <w:t>客户可日常使用的监控与运维入口;告警确认闭环可用;满足相关报建与接口要求</w:t>
             </w:r>
           </w:p>
         </w:tc>
@@ -3885,7 +5178,7 @@
                 <w:rFonts w:ascii="微软雅黑" w:hAnsi="微软雅黑" w:eastAsia="微软雅黑"/>
                 <w:sz w:val="19"/>
               </w:rPr>
-              <w:t>完成标准化复制方案,具备向同型船推广与岸基中心联调的条件</w:t>
+              <w:t>完成标准化复制方案;具备向同型船推广与岸基中心联调的条件</w:t>
             </w:r>
           </w:p>
         </w:tc>
@@ -3904,7 +5197,7 @@
         <w:rPr>
           <w:rFonts w:ascii="微软雅黑" w:hAnsi="微软雅黑" w:eastAsia="微软雅黑"/>
         </w:rPr>
-        <w:t>为降低决策风险,各阶段之间设有清晰的退出机制:若某一步的验收结果不满意,可随时协商调整,而不影响已交付模块的使用。这种小步快跑的方式,既让客户在早期就能看到实际效果,也把一次性大额投入的风险分散到了可控的节奏中。</w:t>
+        <w:t>交付过程设置三级试验:工厂验收试验(FAT)验证功能、接口与网络安全测试;码头/系泊试验(HAT)验证实船接入、供电与电磁兼容共存、告警与监控;航行试验(SAT)在真实航况下验证监控、健康评分、辅助决策与在限定运行设计域内的控制功能。每级试验给出量化通过判据,试验大纲在详细设计阶段细化。各阶段之间设清晰的退出机制:若某一步验收不满意,可随时协商调整,而不影响已交付模块的使用,以小步快跑的方式分散一次性投入风险。</w:t>
       </w:r>
     </w:p>
     <w:p>
@@ -3915,7 +5208,18 @@
         <w:rPr>
           <w:rFonts w:ascii="微软雅黑" w:hAnsi="微软雅黑" w:eastAsia="微软雅黑"/>
         </w:rPr>
-        <w:t>整个实施以实船应用为牵引。系统在目标营运船舶上完成安装、联调与不少于 30 天的稳定运行后,即具备了真实、连续的运行数据与现场验证记录;在此基础上,按船级社相关规范推进 CCS 认证,使产品在实船验证与规范认证两条线上同步成熟。对船东而言,这意味着所采用的不是一套停留在实验室的方案,而是一套经过实船检验、并正走向规范认证的系统。</w:t>
+        <w:t>在可维护性方面,系统采用模块化、可现场更换的设计,提供备件策略、平均修复时间目标、远程运维通道(在网络安全边界内)以及船员操作培训与运维资料。上文提及的管理成本下降约 50%、交付周期缩短约 60%、运维成本下降约 55%,其对比基准为传统多厂家分散集成方式,测算口径与样本将随项目一并提供,作为可质询的依据。</w:t>
+      </w:r>
+    </w:p>
+    <w:p>
+      <w:pPr>
+        <w:jc w:val="both"/>
+      </w:pPr>
+      <w:r>
+        <w:rPr>
+          <w:rFonts w:ascii="微软雅黑" w:hAnsi="微软雅黑" w:eastAsia="微软雅黑"/>
+        </w:rPr>
+        <w:t>整个实施以实船应用为牵引:系统在目标营运船舶上完成安装、联调与不少于 30 天的稳定运行后,即具备真实、连续的运行数据与现场验证记录;在此基础上,按船级社相关规范推进 CCS 认证,使产品在实船验证与规范认证两条线上同步成熟。对船东而言,这意味着所采用的不是一套停留在实验室的方案,而是一套经过实船检验、并正走向规范认证的系统。</w:t>
       </w:r>
     </w:p>
     <w:p>
@@ -3932,7 +5236,7 @@
           <w:color w:val="164E8C"/>
           <w:sz w:val="30"/>
         </w:rPr>
-        <w:t>九、相关材料</w:t>
+        <w:t>十二、相关材料</w:t>
       </w:r>
     </w:p>
     <w:p>
@@ -3948,6 +5252,396 @@
     </w:p>
     <w:p>
       <w:pPr>
+        <w:spacing w:before="320" w:after="120"/>
+        <w:pBdr>
+          <w:bottom w:val="single" w:sz="6" w:space="4" w:color="164E8C"/>
+        </w:pBdr>
+      </w:pPr>
+      <w:r>
+        <w:rPr>
+          <w:rFonts w:ascii="微软雅黑" w:hAnsi="微软雅黑" w:eastAsia="微软雅黑"/>
+          <w:b/>
+          <w:color w:val="164E8C"/>
+          <w:sz w:val="30"/>
+        </w:rPr>
+        <w:t>附录</w:t>
+      </w:r>
+    </w:p>
+    <w:p>
+      <w:pPr>
+        <w:spacing w:before="200" w:after="60"/>
+      </w:pPr>
+      <w:r>
+        <w:rPr>
+          <w:rFonts w:ascii="微软雅黑" w:hAnsi="微软雅黑" w:eastAsia="微软雅黑"/>
+          <w:b/>
+          <w:color w:val="0B7A6E"/>
+          <w:sz w:val="24"/>
+        </w:rPr>
+        <w:t>附录 A  系统总体框图与网络拓扑图</w:t>
+      </w:r>
+    </w:p>
+    <w:tbl>
+      <w:tblPr>
+        <w:tblW w:type="auto" w:w="0"/>
+        <w:jc w:val="center"/>
+        <w:tblLook w:firstColumn="1" w:firstRow="1" w:lastColumn="0" w:lastRow="0" w:noHBand="0" w:noVBand="1" w:val="04A0"/>
+      </w:tblPr>
+      <w:tblGrid>
+        <w:gridCol w:w="9292"/>
+      </w:tblGrid>
+      <w:tr>
+        <w:tc>
+          <w:tcPr>
+            <w:tcW w:type="dxa" w:w="8787"/>
+            <w:shd w:val="clear" w:color="auto" w:fill="F2F5F9"/>
+          </w:tcPr>
+          <w:p>
+            <w:pPr>
+              <w:spacing w:before="520" w:after="520"/>
+              <w:jc w:val="center"/>
+            </w:pPr>
+            <w:r>
+              <w:rPr>
+                <w:rFonts w:ascii="微软雅黑" w:hAnsi="微软雅黑" w:eastAsia="微软雅黑"/>
+                <w:color w:val="AAAAAA"/>
+                <w:sz w:val="18"/>
+              </w:rPr>
+              <w:t>框图（待补）</w:t>
+            </w:r>
+          </w:p>
+        </w:tc>
+      </w:tr>
+    </w:tbl>
+    <w:p>
+      <w:pPr>
+        <w:spacing w:after="200"/>
+        <w:jc w:val="center"/>
+      </w:pPr>
+      <w:r>
+        <w:rPr>
+          <w:rFonts w:ascii="微软雅黑" w:hAnsi="微软雅黑" w:eastAsia="微软雅黑"/>
+          <w:i/>
+          <w:color w:val="666666"/>
+          <w:sz w:val="18"/>
+        </w:rPr>
+        <w:t>图 A-1  系统总体框图（采集端—消息总线—服务中台—存储—前端/AI—运维）与 OT/IT 网络分区拓扑</w:t>
+      </w:r>
+    </w:p>
+    <w:p>
+      <w:pPr>
+        <w:spacing w:before="200" w:after="60"/>
+      </w:pPr>
+      <w:r>
+        <w:rPr>
+          <w:rFonts w:ascii="微软雅黑" w:hAnsi="微软雅黑" w:eastAsia="微软雅黑"/>
+          <w:b/>
+          <w:color w:val="0B7A6E"/>
+          <w:sz w:val="24"/>
+        </w:rPr>
+        <w:t>附录 B  对外接口清单(ICD)</w:t>
+      </w:r>
+    </w:p>
+    <w:p>
+      <w:pPr>
+        <w:jc w:val="both"/>
+      </w:pPr>
+      <w:r>
+        <w:rPr>
+          <w:rFonts w:ascii="微软雅黑" w:hAnsi="微软雅黑" w:eastAsia="微软雅黑"/>
+        </w:rPr>
+        <w:t>对外物理与逻辑接口清单,逐项列明接口名称、类型、信号、隔离方式与协议,作为现场安装与船检的依据,随详细设计提供。</w:t>
+      </w:r>
+    </w:p>
+    <w:tbl>
+      <w:tblPr>
+        <w:tblStyle w:val="LightGrid-Accent1"/>
+        <w:tblW w:type="auto" w:w="0"/>
+        <w:jc w:val="center"/>
+        <w:tblLook w:firstColumn="1" w:firstRow="1" w:lastColumn="0" w:lastRow="0" w:noHBand="0" w:noVBand="1" w:val="04A0"/>
+      </w:tblPr>
+      <w:tblGrid>
+        <w:gridCol w:w="3097"/>
+        <w:gridCol w:w="3097"/>
+        <w:gridCol w:w="3097"/>
+      </w:tblGrid>
+      <w:tr>
+        <w:tc>
+          <w:tcPr>
+            <w:tcW w:type="dxa" w:w="1928"/>
+            <w:shd w:val="clear" w:color="auto" w:fill="164E8C"/>
+          </w:tcPr>
+          <w:p>
+            <w:r/>
+            <w:r>
+              <w:rPr>
+                <w:rFonts w:ascii="微软雅黑" w:hAnsi="微软雅黑" w:eastAsia="微软雅黑"/>
+                <w:b/>
+                <w:color w:val="FFFFFF"/>
+                <w:sz w:val="20"/>
+              </w:rPr>
+              <w:t>接口类别</w:t>
+            </w:r>
+          </w:p>
+        </w:tc>
+        <w:tc>
+          <w:tcPr>
+            <w:tcW w:type="dxa" w:w="4025"/>
+            <w:shd w:val="clear" w:color="auto" w:fill="164E8C"/>
+          </w:tcPr>
+          <w:p>
+            <w:r/>
+            <w:r>
+              <w:rPr>
+                <w:rFonts w:ascii="微软雅黑" w:hAnsi="微软雅黑" w:eastAsia="微软雅黑"/>
+                <w:b/>
+                <w:color w:val="FFFFFF"/>
+                <w:sz w:val="20"/>
+              </w:rPr>
+              <w:t>典型形式</w:t>
+            </w:r>
+          </w:p>
+        </w:tc>
+        <w:tc>
+          <w:tcPr>
+            <w:tcW w:type="dxa" w:w="2835"/>
+            <w:shd w:val="clear" w:color="auto" w:fill="164E8C"/>
+          </w:tcPr>
+          <w:p>
+            <w:r/>
+            <w:r>
+              <w:rPr>
+                <w:rFonts w:ascii="微软雅黑" w:hAnsi="微软雅黑" w:eastAsia="微软雅黑"/>
+                <w:b/>
+                <w:color w:val="FFFFFF"/>
+                <w:sz w:val="20"/>
+              </w:rPr>
+              <w:t>隔离 / 说明</w:t>
+            </w:r>
+          </w:p>
+        </w:tc>
+      </w:tr>
+      <w:tr>
+        <w:tc>
+          <w:tcPr>
+            <w:tcW w:type="dxa" w:w="1928"/>
+          </w:tcPr>
+          <w:p>
+            <w:r/>
+            <w:r>
+              <w:rPr>
+                <w:rFonts w:ascii="微软雅黑" w:hAnsi="微软雅黑" w:eastAsia="微软雅黑"/>
+                <w:sz w:val="19"/>
+              </w:rPr>
+              <w:t>现场设备接入</w:t>
+            </w:r>
+          </w:p>
+        </w:tc>
+        <w:tc>
+          <w:tcPr>
+            <w:tcW w:type="dxa" w:w="4025"/>
+          </w:tcPr>
+          <w:p>
+            <w:r/>
+            <w:r>
+              <w:rPr>
+                <w:rFonts w:ascii="微软雅黑" w:hAnsi="微软雅黑" w:eastAsia="微软雅黑"/>
+                <w:sz w:val="19"/>
+              </w:rPr>
+              <w:t>串口、网口、CAN、485、IO 等</w:t>
+            </w:r>
+          </w:p>
+        </w:tc>
+        <w:tc>
+          <w:tcPr>
+            <w:tcW w:type="dxa" w:w="2835"/>
+          </w:tcPr>
+          <w:p>
+            <w:r/>
+            <w:r>
+              <w:rPr>
+                <w:rFonts w:ascii="微软雅黑" w:hAnsi="微软雅黑" w:eastAsia="微软雅黑"/>
+                <w:sz w:val="19"/>
+              </w:rPr>
+              <w:t>旁路、隔离、只读,不加载既有总线</w:t>
+            </w:r>
+          </w:p>
+        </w:tc>
+      </w:tr>
+      <w:tr>
+        <w:tc>
+          <w:tcPr>
+            <w:tcW w:type="dxa" w:w="1928"/>
+          </w:tcPr>
+          <w:p>
+            <w:r/>
+            <w:r>
+              <w:rPr>
+                <w:rFonts w:ascii="微软雅黑" w:hAnsi="微软雅黑" w:eastAsia="微软雅黑"/>
+                <w:sz w:val="19"/>
+              </w:rPr>
+              <w:t>控制输出</w:t>
+            </w:r>
+          </w:p>
+        </w:tc>
+        <w:tc>
+          <w:tcPr>
+            <w:tcW w:type="dxa" w:w="4025"/>
+          </w:tcPr>
+          <w:p>
+            <w:r/>
+            <w:r>
+              <w:rPr>
+                <w:rFonts w:ascii="微软雅黑" w:hAnsi="微软雅黑" w:eastAsia="微软雅黑"/>
+                <w:sz w:val="19"/>
+              </w:rPr>
+              <w:t>至既有舵机/主机/侧推控制系统的独立接口</w:t>
+            </w:r>
+          </w:p>
+        </w:tc>
+        <w:tc>
+          <w:tcPr>
+            <w:tcW w:type="dxa" w:w="2835"/>
+          </w:tcPr>
+          <w:p>
+            <w:r/>
+            <w:r>
+              <w:rPr>
+                <w:rFonts w:ascii="微软雅黑" w:hAnsi="微软雅黑" w:eastAsia="微软雅黑"/>
+                <w:sz w:val="19"/>
+              </w:rPr>
+              <w:t>独立限幅、互锁、故障弱化;与采集通道分离</w:t>
+            </w:r>
+          </w:p>
+        </w:tc>
+      </w:tr>
+      <w:tr>
+        <w:tc>
+          <w:tcPr>
+            <w:tcW w:type="dxa" w:w="1928"/>
+          </w:tcPr>
+          <w:p>
+            <w:r/>
+            <w:r>
+              <w:rPr>
+                <w:rFonts w:ascii="微软雅黑" w:hAnsi="微软雅黑" w:eastAsia="微软雅黑"/>
+                <w:sz w:val="19"/>
+              </w:rPr>
+              <w:t>对外数据接口</w:t>
+            </w:r>
+          </w:p>
+        </w:tc>
+        <w:tc>
+          <w:tcPr>
+            <w:tcW w:type="dxa" w:w="4025"/>
+          </w:tcPr>
+          <w:p>
+            <w:r/>
+            <w:r>
+              <w:rPr>
+                <w:rFonts w:ascii="微软雅黑" w:hAnsi="微软雅黑" w:eastAsia="微软雅黑"/>
+                <w:sz w:val="19"/>
+              </w:rPr>
+              <w:t>REST / WebSocket / SSE / 在线文档</w:t>
+            </w:r>
+          </w:p>
+        </w:tc>
+        <w:tc>
+          <w:tcPr>
+            <w:tcW w:type="dxa" w:w="2835"/>
+          </w:tcPr>
+          <w:p>
+            <w:r/>
+            <w:r>
+              <w:rPr>
+                <w:rFonts w:ascii="微软雅黑" w:hAnsi="微软雅黑" w:eastAsia="微软雅黑"/>
+                <w:sz w:val="19"/>
+              </w:rPr>
+              <w:t>分级鉴权、访问控制</w:t>
+            </w:r>
+          </w:p>
+        </w:tc>
+      </w:tr>
+      <w:tr>
+        <w:tc>
+          <w:tcPr>
+            <w:tcW w:type="dxa" w:w="1928"/>
+          </w:tcPr>
+          <w:p>
+            <w:r/>
+            <w:r>
+              <w:rPr>
+                <w:rFonts w:ascii="微软雅黑" w:hAnsi="微软雅黑" w:eastAsia="微软雅黑"/>
+                <w:sz w:val="19"/>
+              </w:rPr>
+              <w:t>船岸通信</w:t>
+            </w:r>
+          </w:p>
+        </w:tc>
+        <w:tc>
+          <w:tcPr>
+            <w:tcW w:type="dxa" w:w="4025"/>
+          </w:tcPr>
+          <w:p>
+            <w:r/>
+            <w:r>
+              <w:rPr>
+                <w:rFonts w:ascii="微软雅黑" w:hAnsi="微软雅黑" w:eastAsia="微软雅黑"/>
+                <w:sz w:val="19"/>
+              </w:rPr>
+              <w:t>卫通 / 4G / 5G(双链路冗余)</w:t>
+            </w:r>
+          </w:p>
+        </w:tc>
+        <w:tc>
+          <w:tcPr>
+            <w:tcW w:type="dxa" w:w="2835"/>
+          </w:tcPr>
+          <w:p>
+            <w:r/>
+            <w:r>
+              <w:rPr>
+                <w:rFonts w:ascii="微软雅黑" w:hAnsi="微软雅黑" w:eastAsia="微软雅黑"/>
+                <w:sz w:val="19"/>
+              </w:rPr>
+              <w:t>传输加密、身份认证、白名单</w:t>
+            </w:r>
+          </w:p>
+        </w:tc>
+      </w:tr>
+    </w:tbl>
+    <w:p>
+      <w:pPr>
+        <w:spacing w:after="40"/>
+      </w:pPr>
+    </w:p>
+    <w:p>
+      <w:pPr>
+        <w:spacing w:before="200" w:after="60"/>
+      </w:pPr>
+      <w:r>
+        <w:rPr>
+          <w:rFonts w:ascii="微软雅黑" w:hAnsi="微软雅黑" w:eastAsia="微软雅黑"/>
+          <w:b/>
+          <w:color w:val="0B7A6E"/>
+          <w:sz w:val="24"/>
+        </w:rPr>
+        <w:t>附录 C  设备配置清单与供电、功耗汇总</w:t>
+      </w:r>
+    </w:p>
+    <w:p>
+      <w:pPr>
+        <w:jc w:val="both"/>
+      </w:pPr>
+      <w:r>
+        <w:rPr>
+          <w:rFonts w:ascii="微软雅黑" w:hAnsi="微软雅黑" w:eastAsia="微软雅黑"/>
+        </w:rPr>
+        <w:t>设备配置清单(BOM)、各设备供电方式与功耗汇总、电缆与安装要求,随详细设计与现场复勘确定后提供。</w:t>
+      </w:r>
+    </w:p>
+    <w:p>
+      <w:pPr>
         <w:spacing w:before="280"/>
         <w:jc w:val="center"/>
       </w:pPr>
@@ -3957,7 +5651,7 @@
           <w:color w:val="666666"/>
           <w:sz w:val="17"/>
         </w:rPr>
-        <w:t>本文为产品级技术方案,具体参数与配置以合同约定及现场复勘为准。</w:t>
+        <w:t>本文为产品级技术方案,具体参数、接口与配置以详细设计、合同约定及现场复勘为准。</w:t>
       </w:r>
     </w:p>
     <w:sectPr>
